--- a/ExcelMacroAdd/Template/Паспорт_НКУ.docx
+++ b/ExcelMacroAdd/Template/Паспорт_НКУ.docx
@@ -1,23 +1,7 @@
 
 <file path=word/document.xml><?xml version="1.0" encoding="utf-8"?>
-<w:document xmlns:wpc="http://schemas.microsoft.com/office/word/2010/wordprocessingCanvas" xmlns:cx="http://schemas.microsoft.com/office/drawing/2014/chartex" xmlns:cx1="http://schemas.microsoft.com/office/drawing/2015/9/8/chartex" xmlns:cx2="http://schemas.microsoft.com/office/drawing/2015/10/21/chartex" xmlns:cx3="http://schemas.microsoft.com/office/drawing/2016/5/9/chartex" xmlns:cx4="http://schemas.microsoft.com/office/drawing/2016/5/10/chartex" xmlns:cx5="http://schemas.microsoft.com/office/drawing/2016/5/11/chartex" xmlns:cx6="http://schemas.microsoft.com/office/drawing/2016/5/12/chartex" xmlns:cx7="http://schemas.microsoft.com/office/drawing/2016/5/13/chartex" xmlns:cx8="http://schemas.microsoft.com/office/drawing/2016/5/14/chartex" xmlns:mc="http://schemas.openxmlformats.org/markup-compatibility/2006" xmlns:aink="http://schemas.microsoft.com/office/drawing/2016/ink" xmlns:am3d="http://schemas.microsoft.com/office/drawing/2017/model3d" xmlns:o="urn:schemas-microsoft-com:office:office" xmlns:r="http://schemas.openxmlformats.org/officeDocument/2006/relationships" xmlns:m="http://schemas.openxmlformats.org/officeDocument/2006/math" xmlns:v="urn:schemas-microsoft-com:vml" xmlns:wp14="http://schemas.microsoft.com/office/word/2010/wordprocessingDrawing" xmlns:wp="http://schemas.openxmlformats.org/drawingml/2006/wordprocessingDrawing" xmlns:w10="urn:schemas-microsoft-com:office:word" xmlns:w="http://schemas.openxmlformats.org/wordprocessingml/2006/main" xmlns:w14="http://schemas.microsoft.com/office/word/2010/wordml" xmlns:w15="http://schemas.microsoft.com/office/word/2012/wordml" xmlns:w16cex="http://schemas.microsoft.com/office/word/2018/wordml/cex" xmlns:w16cid="http://schemas.microsoft.com/office/word/2016/wordml/cid" xmlns:w16="http://schemas.microsoft.com/office/word/2018/wordml" xmlns:w16sdtdh="http://schemas.microsoft.com/office/word/2020/wordml/sdtdatahash" xmlns:w16se="http://schemas.microsoft.com/office/word/2015/wordml/symex" xmlns:wpg="http://schemas.microsoft.com/office/word/2010/wordprocessingGroup" xmlns:wpi="http://schemas.microsoft.com/office/word/2010/wordprocessingInk" xmlns:wne="http://schemas.microsoft.com/office/word/2006/wordml" xmlns:wps="http://schemas.microsoft.com/office/word/2010/wordprocessingShape" mc:Ignorable="w14 w15 w16se w16cid w16 w16cex w16sdtdh wp14">
+<w:document xmlns:wpc="http://schemas.microsoft.com/office/word/2010/wordprocessingCanvas" xmlns:cx="http://schemas.microsoft.com/office/drawing/2014/chartex" xmlns:cx1="http://schemas.microsoft.com/office/drawing/2015/9/8/chartex" xmlns:cx2="http://schemas.microsoft.com/office/drawing/2015/10/21/chartex" xmlns:cx3="http://schemas.microsoft.com/office/drawing/2016/5/9/chartex" xmlns:cx4="http://schemas.microsoft.com/office/drawing/2016/5/10/chartex" xmlns:cx5="http://schemas.microsoft.com/office/drawing/2016/5/11/chartex" xmlns:cx6="http://schemas.microsoft.com/office/drawing/2016/5/12/chartex" xmlns:cx7="http://schemas.microsoft.com/office/drawing/2016/5/13/chartex" xmlns:cx8="http://schemas.microsoft.com/office/drawing/2016/5/14/chartex" xmlns:mc="http://schemas.openxmlformats.org/markup-compatibility/2006" xmlns:aink="http://schemas.microsoft.com/office/drawing/2016/ink" xmlns:am3d="http://schemas.microsoft.com/office/drawing/2017/model3d" xmlns:o="urn:schemas-microsoft-com:office:office" xmlns:oel="http://schemas.microsoft.com/office/2019/extlst" xmlns:r="http://schemas.openxmlformats.org/officeDocument/2006/relationships" xmlns:m="http://schemas.openxmlformats.org/officeDocument/2006/math" xmlns:v="urn:schemas-microsoft-com:vml" xmlns:wp14="http://schemas.microsoft.com/office/word/2010/wordprocessingDrawing" xmlns:wp="http://schemas.openxmlformats.org/drawingml/2006/wordprocessingDrawing" xmlns:w10="urn:schemas-microsoft-com:office:word" xmlns:w="http://schemas.openxmlformats.org/wordprocessingml/2006/main" xmlns:w14="http://schemas.microsoft.com/office/word/2010/wordml" xmlns:w15="http://schemas.microsoft.com/office/word/2012/wordml" xmlns:w16cex="http://schemas.microsoft.com/office/word/2018/wordml/cex" xmlns:w16cid="http://schemas.microsoft.com/office/word/2016/wordml/cid" xmlns:w16="http://schemas.microsoft.com/office/word/2018/wordml" xmlns:w16du="http://schemas.microsoft.com/office/word/2023/wordml/word16du" xmlns:w16sdtdh="http://schemas.microsoft.com/office/word/2020/wordml/sdtdatahash" xmlns:w16sdtfl="http://schemas.microsoft.com/office/word/2024/wordml/sdtformatlock" xmlns:w16se="http://schemas.microsoft.com/office/word/2015/wordml/symex" xmlns:wpg="http://schemas.microsoft.com/office/word/2010/wordprocessingGroup" xmlns:wpi="http://schemas.microsoft.com/office/word/2010/wordprocessingInk" xmlns:wne="http://schemas.microsoft.com/office/word/2006/wordml" xmlns:wps="http://schemas.microsoft.com/office/word/2010/wordprocessingShape" mc:Ignorable="w14 w15 w16se w16cid w16 w16cex w16sdtdh w16sdtfl w16du wp14">
   <w:body>
-    <w:p>
-      <w:pPr>
-        <w:shd w:val="clear" w:color="auto" w:fill="FFFFFF"/>
-        <w:jc w:val="center"/>
-        <w:outlineLvl w:val="0"/>
-        <w:rPr>
-          <w:rFonts w:asciiTheme="minorHAnsi" w:hAnsiTheme="minorHAnsi" w:cstheme="minorHAnsi"/>
-          <w:color w:val="333333"/>
-          <w:kern w:val="36"/>
-          <w:sz w:val="41"/>
-          <w:szCs w:val="41"/>
-        </w:rPr>
-      </w:pPr>
-      <w:bookmarkStart w:id="0" w:name="_Hlk228883550"/>
-      <w:bookmarkEnd w:id="0"/>
-    </w:p>
     <w:p>
       <w:pPr>
         <w:shd w:val="clear" w:color="auto" w:fill="FFFFFF"/>
@@ -89,6 +73,20 @@
     </w:p>
     <w:p>
       <w:pPr>
+        <w:shd w:val="clear" w:color="auto" w:fill="FFFFFF"/>
+        <w:jc w:val="center"/>
+        <w:outlineLvl w:val="0"/>
+        <w:rPr>
+          <w:rFonts w:asciiTheme="minorHAnsi" w:hAnsiTheme="minorHAnsi" w:cstheme="minorHAnsi"/>
+          <w:color w:val="333333"/>
+          <w:kern w:val="36"/>
+          <w:sz w:val="20"/>
+          <w:szCs w:val="20"/>
+        </w:rPr>
+      </w:pPr>
+    </w:p>
+    <w:p>
+      <w:pPr>
         <w:tabs>
           <w:tab w:val="left" w:pos="0"/>
         </w:tabs>
@@ -97,42 +95,16 @@
           <w:rFonts w:ascii="Verdana" w:hAnsi="Verdana" w:cstheme="minorHAnsi"/>
           <w:b/>
           <w:bCs/>
-          <w:sz w:val="22"/>
-          <w:szCs w:val="22"/>
-        </w:rPr>
-      </w:pPr>
-      <w:bookmarkStart w:id="1" w:name="_Hlk227918448"/>
+        </w:rPr>
+      </w:pPr>
+      <w:bookmarkStart w:id="0" w:name="_Hlk227918448"/>
       <w:r>
         <w:rPr>
           <w:rFonts w:ascii="Verdana" w:hAnsi="Verdana" w:cstheme="minorHAnsi"/>
           <w:b/>
           <w:bCs/>
-          <w:sz w:val="22"/>
-          <w:szCs w:val="22"/>
-        </w:rPr>
-        <w:t>ООО «</w:t>
-      </w:r>
-      <w:proofErr w:type="spellStart"/>
-      <w:r>
-        <w:rPr>
-          <w:rFonts w:ascii="Verdana" w:hAnsi="Verdana" w:cstheme="minorHAnsi"/>
-          <w:b/>
-          <w:bCs/>
-          <w:sz w:val="22"/>
-          <w:szCs w:val="22"/>
-        </w:rPr>
-        <w:t>ДжейДжи</w:t>
-      </w:r>
-      <w:proofErr w:type="spellEnd"/>
-      <w:r>
-        <w:rPr>
-          <w:rFonts w:ascii="Verdana" w:hAnsi="Verdana" w:cstheme="minorHAnsi"/>
-          <w:b/>
-          <w:bCs/>
-          <w:sz w:val="22"/>
-          <w:szCs w:val="22"/>
-        </w:rPr>
-        <w:t xml:space="preserve"> Групп»</w:t>
+        </w:rPr>
+        <w:t>ООО «ДжейДжи Групп»</w:t>
       </w:r>
     </w:p>
     <w:p>
@@ -158,8 +130,8 @@
           <w:rStyle w:val="a4"/>
           <w:rFonts w:ascii="Verdana" w:hAnsi="Verdana" w:cstheme="minorHAnsi"/>
           <w:color w:val="000000"/>
-          <w:sz w:val="18"/>
-          <w:szCs w:val="18"/>
+          <w:sz w:val="16"/>
+          <w:szCs w:val="16"/>
           <w:shd w:val="clear" w:color="auto" w:fill="FFFFFF"/>
         </w:rPr>
       </w:pPr>
@@ -168,38 +140,14 @@
           <w:rStyle w:val="a4"/>
           <w:rFonts w:ascii="Verdana" w:hAnsi="Verdana" w:cstheme="minorHAnsi"/>
           <w:color w:val="000000"/>
-          <w:sz w:val="18"/>
-          <w:szCs w:val="18"/>
+          <w:sz w:val="16"/>
+          <w:szCs w:val="16"/>
           <w:shd w:val="clear" w:color="auto" w:fill="FFFFFF"/>
         </w:rPr>
-        <w:t xml:space="preserve">125319, г. Москва, Большой Коптевский </w:t>
-      </w:r>
-      <w:proofErr w:type="spellStart"/>
-      <w:r>
-        <w:rPr>
-          <w:rStyle w:val="a4"/>
-          <w:rFonts w:ascii="Verdana" w:hAnsi="Verdana" w:cstheme="minorHAnsi"/>
-          <w:color w:val="000000"/>
-          <w:sz w:val="18"/>
-          <w:szCs w:val="18"/>
-          <w:shd w:val="clear" w:color="auto" w:fill="FFFFFF"/>
-        </w:rPr>
-        <w:t>пр</w:t>
-      </w:r>
-      <w:proofErr w:type="spellEnd"/>
-      <w:r>
-        <w:rPr>
-          <w:rStyle w:val="a4"/>
-          <w:rFonts w:ascii="Verdana" w:hAnsi="Verdana" w:cstheme="minorHAnsi"/>
-          <w:color w:val="000000"/>
-          <w:sz w:val="18"/>
-          <w:szCs w:val="18"/>
-          <w:shd w:val="clear" w:color="auto" w:fill="FFFFFF"/>
-        </w:rPr>
-        <w:t>-д, дом № 10, корпус 2, помещение XVI, ком. 13,13А.</w:t>
+        <w:t>125319, г. Москва, Большой Коптевский пр-д, дом № 10, корпус 2, помещение XVI, ком. 13,13А.</w:t>
       </w:r>
     </w:p>
-    <w:bookmarkEnd w:id="1"/>
+    <w:bookmarkEnd w:id="0"/>
     <w:p>
       <w:pPr>
         <w:jc w:val="center"/>
@@ -220,17 +168,17 @@
         <w:jc w:val="center"/>
         <w:rPr>
           <w:rFonts w:ascii="Verdana" w:eastAsiaTheme="minorHAnsi" w:hAnsi="Verdana" w:cs="TimesNewRomanPSMT"/>
-          <w:sz w:val="22"/>
-          <w:szCs w:val="22"/>
+          <w:sz w:val="28"/>
+          <w:szCs w:val="28"/>
           <w:lang w:eastAsia="en-US"/>
         </w:rPr>
       </w:pPr>
-      <w:bookmarkStart w:id="2" w:name="_Hlk527553274"/>
+      <w:bookmarkStart w:id="1" w:name="_Hlk527553274"/>
       <w:r>
         <w:rPr>
           <w:rFonts w:ascii="Verdana" w:eastAsiaTheme="minorHAnsi" w:hAnsi="Verdana" w:cs="TimesNewRomanPSMT"/>
-          <w:sz w:val="42"/>
-          <w:szCs w:val="42"/>
+          <w:sz w:val="28"/>
+          <w:szCs w:val="28"/>
           <w:lang w:eastAsia="en-US"/>
         </w:rPr>
         <w:t>#Название</w:t>
@@ -238,50 +186,11 @@
       <w:r>
         <w:rPr>
           <w:rFonts w:ascii="Verdana" w:eastAsiaTheme="minorHAnsi" w:hAnsi="Verdana" w:cs="TimesNewRomanPSMT"/>
-          <w:sz w:val="42"/>
-          <w:szCs w:val="42"/>
+          <w:sz w:val="28"/>
+          <w:szCs w:val="28"/>
           <w:lang w:eastAsia="en-US"/>
         </w:rPr>
         <w:t>,</w:t>
-      </w:r>
-      <w:r>
-        <w:rPr>
-          <w:rFonts w:ascii="Verdana" w:eastAsiaTheme="minorHAnsi" w:hAnsi="Verdana" w:cs="TimesNewRomanPSMT"/>
-          <w:sz w:val="42"/>
-          <w:szCs w:val="42"/>
-          <w:lang w:eastAsia="en-US"/>
-        </w:rPr>
-        <w:t xml:space="preserve"> #Марка</w:t>
-      </w:r>
-    </w:p>
-    <w:bookmarkEnd w:id="2"/>
-    <w:p>
-      <w:pPr>
-        <w:jc w:val="center"/>
-        <w:rPr>
-          <w:rFonts w:ascii="Verdana" w:hAnsi="Verdana" w:cstheme="minorHAnsi"/>
-          <w:b/>
-          <w:sz w:val="22"/>
-          <w:szCs w:val="22"/>
-        </w:rPr>
-      </w:pPr>
-      <w:r>
-        <w:rPr>
-          <w:rFonts w:ascii="Verdana" w:hAnsi="Verdana" w:cstheme="minorHAnsi"/>
-          <w:b/>
-          <w:sz w:val="22"/>
-          <w:szCs w:val="22"/>
-        </w:rPr>
-        <w:t>#ТУ</w:t>
-      </w:r>
-      <w:r>
-        <w:rPr>
-          <w:rFonts w:ascii="Verdana" w:hAnsi="Verdana" w:cstheme="minorHAnsi"/>
-          <w:b/>
-          <w:sz w:val="22"/>
-          <w:szCs w:val="22"/>
-        </w:rPr>
-        <w:t xml:space="preserve">. </w:t>
       </w:r>
     </w:p>
     <w:p>
@@ -291,20 +200,44 @@
         <w:adjustRightInd w:val="0"/>
         <w:jc w:val="center"/>
         <w:rPr>
-          <w:rFonts w:ascii="Verdana" w:eastAsiaTheme="minorHAnsi" w:hAnsi="Verdana" w:cstheme="minorHAnsi"/>
-          <w:sz w:val="29"/>
-          <w:szCs w:val="29"/>
+          <w:rFonts w:ascii="Verdana" w:eastAsiaTheme="minorHAnsi" w:hAnsi="Verdana" w:cs="TimesNewRomanPSMT"/>
+          <w:sz w:val="28"/>
+          <w:szCs w:val="28"/>
           <w:lang w:eastAsia="en-US"/>
         </w:rPr>
       </w:pPr>
       <w:r>
         <w:rPr>
-          <w:rFonts w:ascii="Verdana" w:eastAsiaTheme="minorHAnsi" w:hAnsi="Verdana" w:cstheme="minorHAnsi"/>
-          <w:sz w:val="29"/>
-          <w:szCs w:val="29"/>
+          <w:rFonts w:ascii="Verdana" w:eastAsiaTheme="minorHAnsi" w:hAnsi="Verdana" w:cs="TimesNewRomanPSMT"/>
+          <w:sz w:val="28"/>
+          <w:szCs w:val="28"/>
           <w:lang w:eastAsia="en-US"/>
         </w:rPr>
-        <w:t>Паспорт и руководство по эксплуатации</w:t>
+        <w:t>#Марка</w:t>
+      </w:r>
+    </w:p>
+    <w:bookmarkEnd w:id="1"/>
+    <w:p>
+      <w:pPr>
+        <w:jc w:val="center"/>
+        <w:rPr>
+          <w:rFonts w:ascii="Verdana" w:hAnsi="Verdana" w:cstheme="minorHAnsi"/>
+          <w:b/>
+        </w:rPr>
+      </w:pPr>
+      <w:r>
+        <w:rPr>
+          <w:rFonts w:ascii="Verdana" w:hAnsi="Verdana" w:cstheme="minorHAnsi"/>
+          <w:b/>
+        </w:rPr>
+        <w:t>#ТУ</w:t>
+      </w:r>
+      <w:r>
+        <w:rPr>
+          <w:rFonts w:ascii="Verdana" w:hAnsi="Verdana" w:cstheme="minorHAnsi"/>
+          <w:b/>
+        </w:rPr>
+        <w:t xml:space="preserve">. </w:t>
       </w:r>
     </w:p>
     <w:p>
@@ -318,20 +251,47 @@
           <w:lang w:eastAsia="en-US"/>
         </w:rPr>
       </w:pPr>
+      <w:r>
+        <w:rPr>
+          <w:rFonts w:ascii="Verdana" w:eastAsiaTheme="minorHAnsi" w:hAnsi="Verdana" w:cstheme="minorHAnsi"/>
+          <w:lang w:eastAsia="en-US"/>
+        </w:rPr>
+        <w:t>Паспорт и руководство по эксплуатации</w:t>
+      </w:r>
     </w:p>
     <w:p>
       <w:pPr>
+        <w:autoSpaceDE w:val="0"/>
+        <w:autoSpaceDN w:val="0"/>
+        <w:adjustRightInd w:val="0"/>
+        <w:jc w:val="center"/>
+        <w:rPr>
+          <w:rFonts w:ascii="Verdana" w:eastAsiaTheme="minorHAnsi" w:hAnsi="Verdana" w:cstheme="minorHAnsi"/>
+          <w:lang w:eastAsia="en-US"/>
+        </w:rPr>
+      </w:pPr>
+    </w:p>
+    <w:p>
+      <w:pPr>
         <w:pStyle w:val="1"/>
+        <w:tabs>
+          <w:tab w:val="clear" w:pos="227"/>
+          <w:tab w:val="num" w:pos="426"/>
+        </w:tabs>
         <w:jc w:val="both"/>
         <w:rPr>
           <w:rFonts w:ascii="Verdana" w:hAnsi="Verdana"/>
+          <w:sz w:val="20"/>
+          <w:szCs w:val="20"/>
         </w:rPr>
       </w:pPr>
       <w:r>
         <w:rPr>
           <w:rFonts w:ascii="Verdana" w:hAnsi="Verdana"/>
-        </w:rPr>
-        <w:t xml:space="preserve"> Назначение.</w:t>
+          <w:sz w:val="20"/>
+          <w:szCs w:val="20"/>
+        </w:rPr>
+        <w:t>Назначение.</w:t>
       </w:r>
     </w:p>
     <w:p>
@@ -341,6 +301,9 @@
           <w:ilvl w:val="1"/>
           <w:numId w:val="11"/>
         </w:numPr>
+        <w:tabs>
+          <w:tab w:val="left" w:pos="851"/>
+        </w:tabs>
         <w:autoSpaceDE w:val="0"/>
         <w:autoSpaceDN w:val="0"/>
         <w:adjustRightInd w:val="0"/>
@@ -348,81 +311,143 @@
         <w:jc w:val="both"/>
         <w:rPr>
           <w:rFonts w:ascii="Verdana" w:eastAsiaTheme="minorHAnsi" w:hAnsi="Verdana" w:cstheme="minorHAnsi"/>
+          <w:sz w:val="20"/>
+          <w:szCs w:val="20"/>
           <w:lang w:eastAsia="en-US"/>
         </w:rPr>
       </w:pPr>
       <w:r>
         <w:rPr>
           <w:rFonts w:ascii="Verdana" w:hAnsi="Verdana" w:cstheme="minorHAnsi"/>
+          <w:sz w:val="20"/>
+          <w:szCs w:val="20"/>
         </w:rPr>
         <w:t>#Название</w:t>
       </w:r>
       <w:r>
         <w:rPr>
           <w:rFonts w:ascii="Verdana" w:hAnsi="Verdana" w:cstheme="minorHAnsi"/>
+          <w:sz w:val="20"/>
+          <w:szCs w:val="20"/>
         </w:rPr>
         <w:t>,</w:t>
       </w:r>
       <w:r>
         <w:rPr>
           <w:rFonts w:ascii="Verdana" w:hAnsi="Verdana" w:cstheme="minorHAnsi"/>
+          <w:sz w:val="20"/>
+          <w:szCs w:val="20"/>
         </w:rPr>
         <w:t xml:space="preserve"> #Марка (далее #З</w:t>
       </w:r>
       <w:r>
         <w:rPr>
           <w:rFonts w:ascii="Verdana" w:hAnsi="Verdana" w:cstheme="minorHAnsi"/>
+          <w:sz w:val="20"/>
+          <w:szCs w:val="20"/>
         </w:rPr>
         <w:t>апол</w:t>
       </w:r>
       <w:r>
         <w:rPr>
           <w:rFonts w:ascii="Verdana" w:hAnsi="Verdana" w:cstheme="minorHAnsi"/>
+          <w:sz w:val="20"/>
+          <w:szCs w:val="20"/>
         </w:rPr>
         <w:t>не</w:t>
       </w:r>
       <w:r>
         <w:rPr>
           <w:rFonts w:ascii="Verdana" w:hAnsi="Verdana" w:cstheme="minorHAnsi"/>
+          <w:sz w:val="20"/>
+          <w:szCs w:val="20"/>
         </w:rPr>
         <w:t>ние</w:t>
       </w:r>
       <w:r>
         <w:rPr>
           <w:rFonts w:ascii="Verdana" w:hAnsi="Verdana" w:cstheme="minorHAnsi"/>
+          <w:sz w:val="20"/>
+          <w:szCs w:val="20"/>
         </w:rPr>
         <w:t xml:space="preserve">) </w:t>
       </w:r>
       <w:r>
         <w:rPr>
           <w:rFonts w:ascii="Verdana" w:hAnsi="Verdana" w:cstheme="minorHAnsi"/>
-        </w:rPr>
-        <w:t>предназначена для комплектования щитов распределительных устройств трехфазного переменного тока напряжением 380/220 В частотой 50 Гц в сетях с глухозаземленной или изолированной нейтралью. Издели</w:t>
-      </w:r>
-      <w:r>
-        <w:rPr>
-          <w:rFonts w:ascii="Verdana" w:hAnsi="Verdana" w:cstheme="minorHAnsi"/>
-        </w:rPr>
-        <w:t>я</w:t>
-      </w:r>
-      <w:r>
-        <w:rPr>
-          <w:rFonts w:ascii="Verdana" w:hAnsi="Verdana" w:cstheme="minorHAnsi"/>
-        </w:rPr>
-        <w:t xml:space="preserve"> служат для приема, распределения электроэнергии и защиты от перегрузки и токов короткого замыкания отходящих линий.</w:t>
+          <w:sz w:val="20"/>
+          <w:szCs w:val="20"/>
+        </w:rPr>
+        <w:t>предназначен</w:t>
+      </w:r>
+      <w:r>
+        <w:rPr>
+          <w:rFonts w:ascii="Verdana" w:hAnsi="Verdana" w:cstheme="minorHAnsi"/>
+          <w:sz w:val="20"/>
+          <w:szCs w:val="20"/>
+        </w:rPr>
+        <w:t>(а/о)</w:t>
+      </w:r>
+      <w:r>
+        <w:rPr>
+          <w:rFonts w:ascii="Verdana" w:hAnsi="Verdana" w:cstheme="minorHAnsi"/>
+          <w:sz w:val="20"/>
+          <w:szCs w:val="20"/>
+        </w:rPr>
+        <w:t xml:space="preserve"> для комплектования щитов распределительных устройств трехфазного переменного тока напряжением 380/220 В частотой 50 Гц в сетях с глухозаземленной или изолированной нейтралью. Издели</w:t>
+      </w:r>
+      <w:r>
+        <w:rPr>
+          <w:rFonts w:ascii="Verdana" w:hAnsi="Verdana" w:cstheme="minorHAnsi"/>
+          <w:sz w:val="20"/>
+          <w:szCs w:val="20"/>
+        </w:rPr>
+        <w:t>е</w:t>
+      </w:r>
+      <w:r>
+        <w:rPr>
+          <w:rFonts w:ascii="Verdana" w:hAnsi="Verdana" w:cstheme="minorHAnsi"/>
+          <w:sz w:val="20"/>
+          <w:szCs w:val="20"/>
+        </w:rPr>
+        <w:t xml:space="preserve"> служ</w:t>
+      </w:r>
+      <w:r>
+        <w:rPr>
+          <w:rFonts w:ascii="Verdana" w:hAnsi="Verdana" w:cstheme="minorHAnsi"/>
+          <w:sz w:val="20"/>
+          <w:szCs w:val="20"/>
+        </w:rPr>
+        <w:t>и</w:t>
+      </w:r>
+      <w:r>
+        <w:rPr>
+          <w:rFonts w:ascii="Verdana" w:hAnsi="Verdana" w:cstheme="minorHAnsi"/>
+          <w:sz w:val="20"/>
+          <w:szCs w:val="20"/>
+        </w:rPr>
+        <w:t>т для приема, распределения электроэнергии и защиты от перегрузки и токов короткого замыкания отходящих линий.</w:t>
       </w:r>
     </w:p>
     <w:p>
       <w:pPr>
         <w:pStyle w:val="1"/>
+        <w:tabs>
+          <w:tab w:val="clear" w:pos="227"/>
+          <w:tab w:val="num" w:pos="426"/>
+        </w:tabs>
         <w:jc w:val="both"/>
         <w:rPr>
           <w:rFonts w:ascii="Verdana" w:hAnsi="Verdana"/>
+          <w:sz w:val="20"/>
+          <w:szCs w:val="20"/>
         </w:rPr>
       </w:pPr>
       <w:r>
         <w:rPr>
           <w:rFonts w:ascii="Verdana" w:hAnsi="Verdana"/>
+          <w:sz w:val="20"/>
+          <w:szCs w:val="20"/>
         </w:rPr>
         <w:t>Технические данные</w:t>
       </w:r>
@@ -434,6 +459,9 @@
           <w:ilvl w:val="1"/>
           <w:numId w:val="11"/>
         </w:numPr>
+        <w:tabs>
+          <w:tab w:val="left" w:pos="851"/>
+        </w:tabs>
         <w:autoSpaceDE w:val="0"/>
         <w:autoSpaceDN w:val="0"/>
         <w:adjustRightInd w:val="0"/>
@@ -441,35 +469,25 @@
         <w:jc w:val="both"/>
         <w:rPr>
           <w:rFonts w:ascii="Verdana" w:eastAsiaTheme="minorHAnsi" w:hAnsi="Verdana" w:cstheme="minorHAnsi"/>
+          <w:sz w:val="20"/>
+          <w:szCs w:val="20"/>
           <w:lang w:eastAsia="en-US"/>
         </w:rPr>
       </w:pPr>
       <w:r>
         <w:rPr>
           <w:rFonts w:ascii="Verdana" w:eastAsiaTheme="minorHAnsi" w:hAnsi="Verdana" w:cstheme="minorHAnsi"/>
+          <w:sz w:val="20"/>
+          <w:szCs w:val="20"/>
           <w:lang w:eastAsia="en-US"/>
         </w:rPr>
-        <w:t>Номинальное рабочее напряжение (</w:t>
-      </w:r>
-      <w:proofErr w:type="spellStart"/>
+        <w:t xml:space="preserve">Номинальное рабочее напряжение (Uе): </w:t>
+      </w:r>
       <w:r>
         <w:rPr>
           <w:rFonts w:ascii="Verdana" w:eastAsiaTheme="minorHAnsi" w:hAnsi="Verdana" w:cstheme="minorHAnsi"/>
-          <w:lang w:eastAsia="en-US"/>
-        </w:rPr>
-        <w:t>Uе</w:t>
-      </w:r>
-      <w:proofErr w:type="spellEnd"/>
-      <w:r>
-        <w:rPr>
-          <w:rFonts w:ascii="Verdana" w:eastAsiaTheme="minorHAnsi" w:hAnsi="Verdana" w:cstheme="minorHAnsi"/>
-          <w:lang w:eastAsia="en-US"/>
-        </w:rPr>
-        <w:t xml:space="preserve">): </w:t>
-      </w:r>
-      <w:r>
-        <w:rPr>
-          <w:rFonts w:ascii="Verdana" w:eastAsiaTheme="minorHAnsi" w:hAnsi="Verdana" w:cstheme="minorHAnsi"/>
+          <w:sz w:val="20"/>
+          <w:szCs w:val="20"/>
           <w:lang w:eastAsia="en-US"/>
         </w:rPr>
         <w:t>#Напряжение</w:t>
@@ -482,6 +500,9 @@
           <w:ilvl w:val="1"/>
           <w:numId w:val="11"/>
         </w:numPr>
+        <w:tabs>
+          <w:tab w:val="left" w:pos="851"/>
+        </w:tabs>
         <w:autoSpaceDE w:val="0"/>
         <w:autoSpaceDN w:val="0"/>
         <w:adjustRightInd w:val="0"/>
@@ -489,12 +510,16 @@
         <w:jc w:val="both"/>
         <w:rPr>
           <w:rFonts w:ascii="Verdana" w:eastAsiaTheme="minorHAnsi" w:hAnsi="Verdana" w:cstheme="minorHAnsi"/>
+          <w:sz w:val="20"/>
+          <w:szCs w:val="20"/>
           <w:lang w:eastAsia="en-US"/>
         </w:rPr>
       </w:pPr>
       <w:r>
         <w:rPr>
           <w:rFonts w:ascii="Verdana" w:eastAsiaTheme="minorHAnsi" w:hAnsi="Verdana" w:cstheme="minorHAnsi"/>
+          <w:sz w:val="20"/>
+          <w:szCs w:val="20"/>
           <w:lang w:eastAsia="en-US"/>
         </w:rPr>
         <w:t>Частота питающей цепи: 50Гц</w:t>
@@ -507,6 +532,9 @@
           <w:ilvl w:val="1"/>
           <w:numId w:val="11"/>
         </w:numPr>
+        <w:tabs>
+          <w:tab w:val="left" w:pos="851"/>
+        </w:tabs>
         <w:autoSpaceDE w:val="0"/>
         <w:autoSpaceDN w:val="0"/>
         <w:adjustRightInd w:val="0"/>
@@ -514,12 +542,16 @@
         <w:jc w:val="both"/>
         <w:rPr>
           <w:rFonts w:ascii="Verdana" w:eastAsiaTheme="minorHAnsi" w:hAnsi="Verdana" w:cstheme="minorHAnsi"/>
+          <w:sz w:val="20"/>
+          <w:szCs w:val="20"/>
           <w:lang w:eastAsia="en-US"/>
         </w:rPr>
       </w:pPr>
       <w:r>
         <w:rPr>
           <w:rFonts w:ascii="Verdana" w:eastAsiaTheme="minorHAnsi" w:hAnsi="Verdana" w:cstheme="minorHAnsi"/>
+          <w:sz w:val="20"/>
+          <w:szCs w:val="20"/>
           <w:lang w:eastAsia="en-US"/>
         </w:rPr>
         <w:t xml:space="preserve">Номинальный ток (In): </w:t>
@@ -527,6 +559,8 @@
       <w:r>
         <w:rPr>
           <w:rFonts w:ascii="Verdana" w:eastAsiaTheme="minorHAnsi" w:hAnsi="Verdana" w:cstheme="minorHAnsi"/>
+          <w:sz w:val="20"/>
+          <w:szCs w:val="20"/>
           <w:lang w:eastAsia="en-US"/>
         </w:rPr>
         <w:t>#Ток А.</w:t>
@@ -539,6 +573,9 @@
           <w:ilvl w:val="1"/>
           <w:numId w:val="11"/>
         </w:numPr>
+        <w:tabs>
+          <w:tab w:val="left" w:pos="851"/>
+        </w:tabs>
         <w:autoSpaceDE w:val="0"/>
         <w:autoSpaceDN w:val="0"/>
         <w:adjustRightInd w:val="0"/>
@@ -546,12 +583,16 @@
         <w:jc w:val="both"/>
         <w:rPr>
           <w:rFonts w:ascii="Verdana" w:eastAsiaTheme="minorHAnsi" w:hAnsi="Verdana" w:cstheme="minorHAnsi"/>
+          <w:sz w:val="20"/>
+          <w:szCs w:val="20"/>
           <w:lang w:eastAsia="en-US"/>
         </w:rPr>
       </w:pPr>
       <w:r>
         <w:rPr>
           <w:rFonts w:ascii="Verdana" w:eastAsiaTheme="minorHAnsi" w:hAnsi="Verdana" w:cstheme="minorHAnsi"/>
+          <w:sz w:val="20"/>
+          <w:szCs w:val="20"/>
           <w:lang w:eastAsia="en-US"/>
         </w:rPr>
         <w:t>Степен</w:t>
@@ -559,6 +600,8 @@
       <w:r>
         <w:rPr>
           <w:rFonts w:ascii="Verdana" w:eastAsiaTheme="minorHAnsi" w:hAnsi="Verdana" w:cstheme="minorHAnsi"/>
+          <w:sz w:val="20"/>
+          <w:szCs w:val="20"/>
           <w:lang w:eastAsia="en-US"/>
         </w:rPr>
         <w:t>ь защиты по ГОСТ 14254-</w:t>
@@ -566,6 +609,8 @@
       <w:r>
         <w:rPr>
           <w:rFonts w:ascii="Verdana" w:eastAsiaTheme="minorHAnsi" w:hAnsi="Verdana" w:cstheme="minorHAnsi"/>
+          <w:sz w:val="20"/>
+          <w:szCs w:val="20"/>
           <w:lang w:eastAsia="en-US"/>
         </w:rPr>
         <w:t>2015</w:t>
@@ -573,6 +618,8 @@
       <w:r>
         <w:rPr>
           <w:rFonts w:ascii="Verdana" w:eastAsiaTheme="minorHAnsi" w:hAnsi="Verdana" w:cstheme="minorHAnsi"/>
+          <w:sz w:val="20"/>
+          <w:szCs w:val="20"/>
           <w:lang w:eastAsia="en-US"/>
         </w:rPr>
         <w:t xml:space="preserve">: </w:t>
@@ -580,6 +627,8 @@
       <w:r>
         <w:rPr>
           <w:rFonts w:ascii="Verdana" w:eastAsiaTheme="minorHAnsi" w:hAnsi="Verdana" w:cstheme="minorHAnsi"/>
+          <w:sz w:val="20"/>
+          <w:szCs w:val="20"/>
           <w:lang w:eastAsia="en-US"/>
         </w:rPr>
         <w:t>IP#IP.</w:t>
@@ -592,6 +641,9 @@
           <w:ilvl w:val="1"/>
           <w:numId w:val="11"/>
         </w:numPr>
+        <w:tabs>
+          <w:tab w:val="left" w:pos="851"/>
+        </w:tabs>
         <w:autoSpaceDE w:val="0"/>
         <w:autoSpaceDN w:val="0"/>
         <w:adjustRightInd w:val="0"/>
@@ -599,12 +651,16 @@
         <w:jc w:val="both"/>
         <w:rPr>
           <w:rFonts w:ascii="Verdana" w:eastAsiaTheme="minorHAnsi" w:hAnsi="Verdana" w:cstheme="minorHAnsi"/>
+          <w:sz w:val="20"/>
+          <w:szCs w:val="20"/>
           <w:lang w:eastAsia="en-US"/>
         </w:rPr>
       </w:pPr>
       <w:r>
         <w:rPr>
           <w:rFonts w:ascii="Verdana" w:eastAsiaTheme="minorHAnsi" w:hAnsi="Verdana" w:cstheme="minorHAnsi"/>
+          <w:sz w:val="20"/>
+          <w:szCs w:val="20"/>
           <w:lang w:eastAsia="en-US"/>
         </w:rPr>
         <w:t xml:space="preserve">Вид системы заземления: </w:t>
@@ -612,6 +668,8 @@
       <w:r>
         <w:rPr>
           <w:rFonts w:ascii="Verdana" w:eastAsiaTheme="minorHAnsi" w:hAnsi="Verdana" w:cstheme="minorHAnsi"/>
+          <w:sz w:val="20"/>
+          <w:szCs w:val="20"/>
           <w:lang w:eastAsia="en-US"/>
         </w:rPr>
         <w:t>#Заземление.</w:t>
@@ -624,38 +682,31 @@
           <w:ilvl w:val="1"/>
           <w:numId w:val="11"/>
         </w:numPr>
+        <w:tabs>
+          <w:tab w:val="left" w:pos="851"/>
+        </w:tabs>
         <w:jc w:val="both"/>
         <w:rPr>
           <w:rFonts w:ascii="Verdana" w:eastAsiaTheme="minorHAnsi" w:hAnsi="Verdana" w:cstheme="minorHAnsi"/>
+          <w:sz w:val="20"/>
+          <w:szCs w:val="20"/>
           <w:lang w:eastAsia="en-US"/>
         </w:rPr>
       </w:pPr>
       <w:r>
         <w:rPr>
           <w:rFonts w:ascii="Verdana" w:eastAsiaTheme="minorHAnsi" w:hAnsi="Verdana" w:cstheme="minorHAnsi"/>
+          <w:sz w:val="20"/>
+          <w:szCs w:val="20"/>
           <w:lang w:eastAsia="en-US"/>
         </w:rPr>
-        <w:t xml:space="preserve">Габариты корпуса, </w:t>
-      </w:r>
-      <w:proofErr w:type="spellStart"/>
+        <w:t xml:space="preserve">Габариты корпуса, ВхШхГ, мм: </w:t>
+      </w:r>
       <w:r>
         <w:rPr>
           <w:rFonts w:ascii="Verdana" w:eastAsiaTheme="minorHAnsi" w:hAnsi="Verdana" w:cstheme="minorHAnsi"/>
-          <w:lang w:eastAsia="en-US"/>
-        </w:rPr>
-        <w:t>ВхШхГ</w:t>
-      </w:r>
-      <w:proofErr w:type="spellEnd"/>
-      <w:r>
-        <w:rPr>
-          <w:rFonts w:ascii="Verdana" w:eastAsiaTheme="minorHAnsi" w:hAnsi="Verdana" w:cstheme="minorHAnsi"/>
-          <w:lang w:eastAsia="en-US"/>
-        </w:rPr>
-        <w:t xml:space="preserve">, мм: </w:t>
-      </w:r>
-      <w:r>
-        <w:rPr>
-          <w:rFonts w:ascii="Verdana" w:eastAsiaTheme="minorHAnsi" w:hAnsi="Verdana" w:cstheme="minorHAnsi"/>
+          <w:sz w:val="20"/>
+          <w:szCs w:val="20"/>
           <w:lang w:eastAsia="en-US"/>
         </w:rPr>
         <w:t>#Габарит.</w:t>
@@ -668,6 +719,9 @@
           <w:ilvl w:val="1"/>
           <w:numId w:val="11"/>
         </w:numPr>
+        <w:tabs>
+          <w:tab w:val="left" w:pos="851"/>
+        </w:tabs>
         <w:autoSpaceDE w:val="0"/>
         <w:autoSpaceDN w:val="0"/>
         <w:adjustRightInd w:val="0"/>
@@ -675,12 +729,16 @@
         <w:jc w:val="both"/>
         <w:rPr>
           <w:rFonts w:ascii="Verdana" w:eastAsiaTheme="minorHAnsi" w:hAnsi="Verdana" w:cstheme="minorHAnsi"/>
+          <w:sz w:val="20"/>
+          <w:szCs w:val="20"/>
           <w:lang w:eastAsia="en-US"/>
         </w:rPr>
       </w:pPr>
       <w:r>
         <w:rPr>
           <w:rFonts w:ascii="Verdana" w:eastAsiaTheme="minorHAnsi" w:hAnsi="Verdana" w:cstheme="minorHAnsi"/>
+          <w:sz w:val="20"/>
+          <w:szCs w:val="20"/>
           <w:lang w:eastAsia="en-US"/>
         </w:rPr>
         <w:t xml:space="preserve">Масса: </w:t>
@@ -688,6 +746,8 @@
       <w:r>
         <w:rPr>
           <w:rFonts w:ascii="Verdana" w:eastAsiaTheme="minorHAnsi" w:hAnsi="Verdana" w:cstheme="minorHAnsi"/>
+          <w:sz w:val="20"/>
+          <w:szCs w:val="20"/>
           <w:lang w:val="en-US" w:eastAsia="en-US"/>
         </w:rPr>
         <w:t>#</w:t>
@@ -695,6 +755,8 @@
       <w:r>
         <w:rPr>
           <w:rFonts w:ascii="Verdana" w:eastAsiaTheme="minorHAnsi" w:hAnsi="Verdana" w:cstheme="minorHAnsi"/>
+          <w:sz w:val="20"/>
+          <w:szCs w:val="20"/>
           <w:lang w:eastAsia="en-US"/>
         </w:rPr>
         <w:t>Масса</w:t>
@@ -702,13 +764,17 @@
       <w:r>
         <w:rPr>
           <w:rFonts w:ascii="Verdana" w:eastAsiaTheme="minorHAnsi" w:hAnsi="Verdana" w:cstheme="minorHAnsi"/>
-          <w:lang w:val="en-US" w:eastAsia="en-US"/>
+          <w:sz w:val="20"/>
+          <w:szCs w:val="20"/>
+          <w:lang w:eastAsia="en-US"/>
         </w:rPr>
         <w:t xml:space="preserve"> </w:t>
       </w:r>
       <w:r>
         <w:rPr>
           <w:rFonts w:ascii="Verdana" w:eastAsiaTheme="minorHAnsi" w:hAnsi="Verdana" w:cstheme="minorHAnsi"/>
+          <w:sz w:val="20"/>
+          <w:szCs w:val="20"/>
           <w:lang w:eastAsia="en-US"/>
         </w:rPr>
         <w:t>кг.</w:t>
@@ -721,6 +787,10 @@
           <w:ilvl w:val="0"/>
           <w:numId w:val="11"/>
         </w:numPr>
+        <w:tabs>
+          <w:tab w:val="clear" w:pos="227"/>
+          <w:tab w:val="num" w:pos="426"/>
+        </w:tabs>
         <w:autoSpaceDE w:val="0"/>
         <w:autoSpaceDN w:val="0"/>
         <w:adjustRightInd w:val="0"/>
@@ -730,6 +800,8 @@
           <w:rFonts w:ascii="Verdana" w:eastAsiaTheme="minorHAnsi" w:hAnsi="Verdana" w:cstheme="minorHAnsi"/>
           <w:b/>
           <w:bCs/>
+          <w:sz w:val="20"/>
+          <w:szCs w:val="20"/>
           <w:lang w:eastAsia="en-US"/>
         </w:rPr>
       </w:pPr>
@@ -738,6 +810,8 @@
           <w:rFonts w:ascii="Verdana" w:eastAsiaTheme="minorHAnsi" w:hAnsi="Verdana" w:cstheme="minorHAnsi"/>
           <w:b/>
           <w:bCs/>
+          <w:sz w:val="20"/>
+          <w:szCs w:val="20"/>
           <w:lang w:eastAsia="en-US"/>
         </w:rPr>
         <w:t>Конструктивное исполнение.</w:t>
@@ -750,6 +824,9 @@
           <w:ilvl w:val="1"/>
           <w:numId w:val="11"/>
         </w:numPr>
+        <w:tabs>
+          <w:tab w:val="left" w:pos="851"/>
+        </w:tabs>
         <w:autoSpaceDE w:val="0"/>
         <w:autoSpaceDN w:val="0"/>
         <w:adjustRightInd w:val="0"/>
@@ -757,12 +834,16 @@
         <w:jc w:val="both"/>
         <w:rPr>
           <w:rFonts w:ascii="Verdana" w:eastAsiaTheme="minorHAnsi" w:hAnsi="Verdana" w:cstheme="minorHAnsi"/>
+          <w:sz w:val="20"/>
+          <w:szCs w:val="20"/>
           <w:lang w:eastAsia="en-US"/>
         </w:rPr>
       </w:pPr>
       <w:r>
         <w:rPr>
           <w:rFonts w:ascii="Verdana" w:eastAsiaTheme="minorHAnsi" w:hAnsi="Verdana" w:cstheme="minorHAnsi"/>
+          <w:sz w:val="20"/>
+          <w:szCs w:val="20"/>
           <w:lang w:eastAsia="en-US"/>
         </w:rPr>
         <w:t>#</w:t>
@@ -770,20 +851,43 @@
       <w:r>
         <w:rPr>
           <w:rFonts w:ascii="Verdana" w:eastAsiaTheme="minorHAnsi" w:hAnsi="Verdana" w:cstheme="minorHAnsi"/>
+          <w:sz w:val="20"/>
+          <w:szCs w:val="20"/>
           <w:lang w:eastAsia="en-US"/>
         </w:rPr>
-        <w:t>Заполнение выполнен в #Корпус корпусе, коммутационное оборудование установлено на #Установк</w:t>
+        <w:t>Заполнение выполнен</w:t>
+      </w:r>
+      <w:r>
+        <w:rPr>
+          <w:rFonts w:ascii="Verdana" w:hAnsi="Verdana" w:cstheme="minorHAnsi"/>
+          <w:sz w:val="20"/>
+          <w:szCs w:val="20"/>
+        </w:rPr>
+        <w:t>(а/о)</w:t>
       </w:r>
       <w:r>
         <w:rPr>
           <w:rFonts w:ascii="Verdana" w:eastAsiaTheme="minorHAnsi" w:hAnsi="Verdana" w:cstheme="minorHAnsi"/>
+          <w:sz w:val="20"/>
+          <w:szCs w:val="20"/>
           <w:lang w:eastAsia="en-US"/>
         </w:rPr>
+        <w:t xml:space="preserve"> в #Корпус корпусе, коммутационное оборудование установлено на #Установк</w:t>
+      </w:r>
+      <w:r>
+        <w:rPr>
+          <w:rFonts w:ascii="Verdana" w:eastAsiaTheme="minorHAnsi" w:hAnsi="Verdana" w:cstheme="minorHAnsi"/>
+          <w:sz w:val="20"/>
+          <w:szCs w:val="20"/>
+          <w:lang w:eastAsia="en-US"/>
+        </w:rPr>
         <w:t>а</w:t>
       </w:r>
       <w:r>
         <w:rPr>
           <w:rFonts w:ascii="Verdana" w:eastAsiaTheme="minorHAnsi" w:hAnsi="Verdana" w:cstheme="minorHAnsi"/>
+          <w:sz w:val="20"/>
+          <w:szCs w:val="20"/>
           <w:lang w:eastAsia="en-US"/>
         </w:rPr>
         <w:t>.</w:t>
@@ -796,6 +900,9 @@
           <w:ilvl w:val="1"/>
           <w:numId w:val="11"/>
         </w:numPr>
+        <w:tabs>
+          <w:tab w:val="left" w:pos="851"/>
+        </w:tabs>
         <w:autoSpaceDE w:val="0"/>
         <w:autoSpaceDN w:val="0"/>
         <w:adjustRightInd w:val="0"/>
@@ -803,12 +910,16 @@
         <w:jc w:val="both"/>
         <w:rPr>
           <w:rFonts w:ascii="Verdana" w:eastAsiaTheme="minorHAnsi" w:hAnsi="Verdana" w:cstheme="minorHAnsi"/>
+          <w:sz w:val="20"/>
+          <w:szCs w:val="20"/>
           <w:lang w:eastAsia="en-US"/>
         </w:rPr>
       </w:pPr>
       <w:r>
         <w:rPr>
           <w:rFonts w:ascii="Verdana" w:eastAsiaTheme="minorHAnsi" w:hAnsi="Verdana" w:cstheme="minorHAnsi"/>
+          <w:sz w:val="20"/>
+          <w:szCs w:val="20"/>
           <w:lang w:eastAsia="en-US"/>
         </w:rPr>
         <w:t>Конструктивное исполнение по виду установки – #</w:t>
@@ -816,6 +927,8 @@
       <w:r>
         <w:rPr>
           <w:rFonts w:ascii="Verdana" w:eastAsiaTheme="minorHAnsi" w:hAnsi="Verdana" w:cstheme="minorHAnsi"/>
+          <w:sz w:val="20"/>
+          <w:szCs w:val="20"/>
           <w:lang w:eastAsia="en-US"/>
         </w:rPr>
         <w:t>Исполнение</w:t>
@@ -823,6 +936,8 @@
       <w:r>
         <w:rPr>
           <w:rFonts w:ascii="Verdana" w:eastAsiaTheme="minorHAnsi" w:hAnsi="Verdana" w:cstheme="minorHAnsi"/>
+          <w:sz w:val="20"/>
+          <w:szCs w:val="20"/>
           <w:lang w:eastAsia="en-US"/>
         </w:rPr>
         <w:t>.</w:t>
@@ -831,14 +946,22 @@
     <w:p>
       <w:pPr>
         <w:pStyle w:val="1"/>
+        <w:tabs>
+          <w:tab w:val="clear" w:pos="227"/>
+          <w:tab w:val="left" w:pos="426"/>
+        </w:tabs>
         <w:jc w:val="both"/>
         <w:rPr>
           <w:rFonts w:ascii="Verdana" w:hAnsi="Verdana"/>
+          <w:sz w:val="20"/>
+          <w:szCs w:val="20"/>
         </w:rPr>
       </w:pPr>
       <w:r>
         <w:rPr>
           <w:rFonts w:ascii="Verdana" w:hAnsi="Verdana"/>
+          <w:sz w:val="20"/>
+          <w:szCs w:val="20"/>
         </w:rPr>
         <w:t>Комплект поставки.</w:t>
       </w:r>
@@ -850,6 +973,9 @@
           <w:ilvl w:val="1"/>
           <w:numId w:val="11"/>
         </w:numPr>
+        <w:tabs>
+          <w:tab w:val="left" w:pos="851"/>
+        </w:tabs>
         <w:autoSpaceDE w:val="0"/>
         <w:autoSpaceDN w:val="0"/>
         <w:adjustRightInd w:val="0"/>
@@ -857,12 +983,16 @@
         <w:jc w:val="both"/>
         <w:rPr>
           <w:rFonts w:ascii="Verdana" w:eastAsiaTheme="minorHAnsi" w:hAnsi="Verdana" w:cstheme="minorHAnsi"/>
+          <w:sz w:val="20"/>
+          <w:szCs w:val="20"/>
           <w:lang w:eastAsia="en-US"/>
         </w:rPr>
       </w:pPr>
       <w:r>
         <w:rPr>
           <w:rFonts w:ascii="Verdana" w:eastAsiaTheme="minorHAnsi" w:hAnsi="Verdana" w:cstheme="minorHAnsi"/>
+          <w:sz w:val="20"/>
+          <w:szCs w:val="20"/>
           <w:lang w:eastAsia="en-US"/>
         </w:rPr>
         <w:t>В комплект поставки входят:</w:t>
@@ -882,12 +1012,16 @@
         <w:jc w:val="both"/>
         <w:rPr>
           <w:rFonts w:ascii="Verdana" w:eastAsiaTheme="minorHAnsi" w:hAnsi="Verdana" w:cstheme="minorHAnsi"/>
+          <w:sz w:val="20"/>
+          <w:szCs w:val="20"/>
           <w:lang w:eastAsia="en-US"/>
         </w:rPr>
       </w:pPr>
       <w:r>
         <w:rPr>
           <w:rFonts w:ascii="Verdana" w:eastAsiaTheme="minorHAnsi" w:hAnsi="Verdana" w:cstheme="minorHAnsi"/>
+          <w:sz w:val="20"/>
+          <w:szCs w:val="20"/>
           <w:lang w:eastAsia="en-US"/>
         </w:rPr>
         <w:t>#Заполнение</w:t>
@@ -895,6 +1029,8 @@
       <w:r>
         <w:rPr>
           <w:rFonts w:ascii="Verdana" w:eastAsiaTheme="minorHAnsi" w:hAnsi="Verdana" w:cstheme="minorHAnsi"/>
+          <w:sz w:val="20"/>
+          <w:szCs w:val="20"/>
           <w:lang w:eastAsia="en-US"/>
         </w:rPr>
         <w:t>, в комплектации согласно техническому заданию;</w:t>
@@ -914,12 +1050,16 @@
         <w:jc w:val="both"/>
         <w:rPr>
           <w:rFonts w:ascii="Verdana" w:eastAsiaTheme="minorHAnsi" w:hAnsi="Verdana" w:cstheme="minorHAnsi"/>
+          <w:sz w:val="20"/>
+          <w:szCs w:val="20"/>
           <w:lang w:eastAsia="en-US"/>
         </w:rPr>
       </w:pPr>
       <w:r>
         <w:rPr>
           <w:rFonts w:ascii="Verdana" w:eastAsiaTheme="minorHAnsi" w:hAnsi="Verdana" w:cstheme="minorHAnsi"/>
+          <w:sz w:val="20"/>
+          <w:szCs w:val="20"/>
           <w:lang w:eastAsia="en-US"/>
         </w:rPr>
         <w:t>паспорт и руководство по эксплуатации – 1 шт.;</w:t>
@@ -939,12 +1079,16 @@
         <w:jc w:val="both"/>
         <w:rPr>
           <w:rFonts w:ascii="Verdana" w:eastAsiaTheme="minorHAnsi" w:hAnsi="Verdana" w:cstheme="minorHAnsi"/>
+          <w:sz w:val="20"/>
+          <w:szCs w:val="20"/>
           <w:lang w:eastAsia="en-US"/>
         </w:rPr>
       </w:pPr>
       <w:r>
         <w:rPr>
           <w:rFonts w:ascii="Verdana" w:eastAsiaTheme="minorHAnsi" w:hAnsi="Verdana" w:cstheme="minorHAnsi"/>
+          <w:sz w:val="20"/>
+          <w:szCs w:val="20"/>
           <w:lang w:eastAsia="en-US"/>
         </w:rPr>
         <w:t>схемы электрические принципиальные – 1 компл</w:t>
@@ -952,6 +1096,8 @@
       <w:r>
         <w:rPr>
           <w:rFonts w:ascii="Verdana" w:eastAsiaTheme="minorHAnsi" w:hAnsi="Verdana" w:cstheme="minorHAnsi"/>
+          <w:sz w:val="20"/>
+          <w:szCs w:val="20"/>
           <w:lang w:eastAsia="en-US"/>
         </w:rPr>
         <w:t>ект</w:t>
@@ -959,6 +1105,8 @@
       <w:r>
         <w:rPr>
           <w:rFonts w:ascii="Verdana" w:eastAsiaTheme="minorHAnsi" w:hAnsi="Verdana" w:cstheme="minorHAnsi"/>
+          <w:sz w:val="20"/>
+          <w:szCs w:val="20"/>
           <w:lang w:eastAsia="en-US"/>
         </w:rPr>
         <w:t>;</w:t>
@@ -978,12 +1126,16 @@
         <w:jc w:val="both"/>
         <w:rPr>
           <w:rFonts w:ascii="Verdana" w:eastAsiaTheme="minorHAnsi" w:hAnsi="Verdana" w:cstheme="minorHAnsi"/>
+          <w:sz w:val="20"/>
+          <w:szCs w:val="20"/>
           <w:lang w:eastAsia="en-US"/>
         </w:rPr>
       </w:pPr>
       <w:r>
         <w:rPr>
           <w:rFonts w:ascii="Verdana" w:eastAsiaTheme="minorHAnsi" w:hAnsi="Verdana" w:cstheme="minorHAnsi"/>
+          <w:sz w:val="20"/>
+          <w:szCs w:val="20"/>
           <w:lang w:eastAsia="en-US"/>
         </w:rPr>
         <w:t>ключи от дверей – 1 комплект.</w:t>
@@ -996,6 +1148,9 @@
           <w:ilvl w:val="1"/>
           <w:numId w:val="11"/>
         </w:numPr>
+        <w:tabs>
+          <w:tab w:val="left" w:pos="851"/>
+        </w:tabs>
         <w:autoSpaceDE w:val="0"/>
         <w:autoSpaceDN w:val="0"/>
         <w:adjustRightInd w:val="0"/>
@@ -1003,12 +1158,16 @@
         <w:jc w:val="both"/>
         <w:rPr>
           <w:rFonts w:ascii="Verdana" w:eastAsiaTheme="minorHAnsi" w:hAnsi="Verdana" w:cstheme="minorHAnsi"/>
+          <w:sz w:val="20"/>
+          <w:szCs w:val="20"/>
           <w:lang w:eastAsia="en-US"/>
         </w:rPr>
       </w:pPr>
       <w:r>
         <w:rPr>
           <w:rFonts w:ascii="Verdana" w:eastAsiaTheme="minorHAnsi" w:hAnsi="Verdana" w:cstheme="minorHAnsi"/>
+          <w:sz w:val="20"/>
+          <w:szCs w:val="20"/>
           <w:lang w:eastAsia="en-US"/>
         </w:rPr>
         <w:t>Вводные сальники в комплект поставки не входят, если не предусмотрено при заказе.</w:t>
@@ -1017,14 +1176,22 @@
     <w:p>
       <w:pPr>
         <w:pStyle w:val="1"/>
+        <w:tabs>
+          <w:tab w:val="clear" w:pos="227"/>
+          <w:tab w:val="num" w:pos="426"/>
+        </w:tabs>
         <w:jc w:val="both"/>
         <w:rPr>
           <w:rFonts w:ascii="Verdana" w:hAnsi="Verdana"/>
+          <w:sz w:val="20"/>
+          <w:szCs w:val="20"/>
         </w:rPr>
       </w:pPr>
       <w:r>
         <w:rPr>
           <w:rFonts w:ascii="Verdana" w:hAnsi="Verdana"/>
+          <w:sz w:val="20"/>
+          <w:szCs w:val="20"/>
         </w:rPr>
         <w:t>Руководство по эксплуатации.</w:t>
       </w:r>
@@ -1036,6 +1203,9 @@
           <w:ilvl w:val="1"/>
           <w:numId w:val="18"/>
         </w:numPr>
+        <w:tabs>
+          <w:tab w:val="left" w:pos="851"/>
+        </w:tabs>
         <w:autoSpaceDE w:val="0"/>
         <w:autoSpaceDN w:val="0"/>
         <w:adjustRightInd w:val="0"/>
@@ -1043,12 +1213,16 @@
         <w:jc w:val="both"/>
         <w:rPr>
           <w:rFonts w:ascii="Verdana" w:eastAsiaTheme="minorHAnsi" w:hAnsi="Verdana" w:cstheme="minorHAnsi"/>
+          <w:sz w:val="20"/>
+          <w:szCs w:val="20"/>
           <w:lang w:eastAsia="en-US"/>
         </w:rPr>
       </w:pPr>
       <w:r>
         <w:rPr>
           <w:rFonts w:ascii="Verdana" w:eastAsiaTheme="minorHAnsi" w:hAnsi="Verdana" w:cstheme="minorHAnsi"/>
+          <w:sz w:val="20"/>
+          <w:szCs w:val="20"/>
           <w:lang w:eastAsia="en-US"/>
         </w:rPr>
         <w:t>Меры безопасности.</w:t>
@@ -1061,6 +1235,9 @@
           <w:ilvl w:val="2"/>
           <w:numId w:val="18"/>
         </w:numPr>
+        <w:tabs>
+          <w:tab w:val="left" w:pos="1560"/>
+        </w:tabs>
         <w:autoSpaceDE w:val="0"/>
         <w:autoSpaceDN w:val="0"/>
         <w:adjustRightInd w:val="0"/>
@@ -1068,12 +1245,16 @@
         <w:jc w:val="both"/>
         <w:rPr>
           <w:rFonts w:ascii="Verdana" w:eastAsiaTheme="minorHAnsi" w:hAnsi="Verdana" w:cstheme="minorHAnsi"/>
+          <w:sz w:val="20"/>
+          <w:szCs w:val="20"/>
           <w:lang w:eastAsia="en-US"/>
         </w:rPr>
       </w:pPr>
       <w:r>
         <w:rPr>
           <w:rFonts w:ascii="Verdana" w:eastAsiaTheme="minorHAnsi" w:hAnsi="Verdana" w:cstheme="minorHAnsi"/>
+          <w:sz w:val="20"/>
+          <w:szCs w:val="20"/>
           <w:lang w:eastAsia="en-US"/>
         </w:rPr>
         <w:t xml:space="preserve">К монтажу и обслуживанию </w:t>
@@ -1081,6 +1262,8 @@
       <w:r>
         <w:rPr>
           <w:rFonts w:ascii="Verdana" w:eastAsiaTheme="minorHAnsi" w:hAnsi="Verdana" w:cstheme="minorHAnsi"/>
+          <w:sz w:val="20"/>
+          <w:szCs w:val="20"/>
           <w:lang w:eastAsia="en-US"/>
         </w:rPr>
         <w:t xml:space="preserve">#Склонение </w:t>
@@ -1088,6 +1271,8 @@
       <w:r>
         <w:rPr>
           <w:rFonts w:ascii="Verdana" w:eastAsiaTheme="minorHAnsi" w:hAnsi="Verdana" w:cstheme="minorHAnsi"/>
+          <w:sz w:val="20"/>
+          <w:szCs w:val="20"/>
           <w:lang w:eastAsia="en-US"/>
         </w:rPr>
         <w:t>допускается персонал, прошедший подготовку и имеющий</w:t>
@@ -1095,17 +1280,11 @@
       <w:r>
         <w:rPr>
           <w:rFonts w:ascii="Verdana" w:eastAsiaTheme="minorHAnsi" w:hAnsi="Verdana" w:cstheme="minorHAnsi"/>
+          <w:sz w:val="20"/>
+          <w:szCs w:val="20"/>
           <w:lang w:eastAsia="en-US"/>
         </w:rPr>
-        <w:t xml:space="preserve"> разрешение в соответствии </w:t>
-      </w:r>
-      <w:r>
-        <w:rPr>
-          <w:rFonts w:ascii="Verdana" w:eastAsiaTheme="minorHAnsi" w:hAnsi="Verdana" w:cstheme="minorHAnsi"/>
-          <w:lang w:eastAsia="en-US"/>
-        </w:rPr>
-        <w:lastRenderedPageBreak/>
-        <w:t>с «Правилами технической эксплуатации электроустановок потребителей» и «Правилами по охране труда при эксплуатации электроустановок» и имеющих квалификационную группу по электробезопасности не ниже III.</w:t>
+        <w:t xml:space="preserve"> разрешение в соответствии с «Правилами технической эксплуатации электроустановок потребителей» и «Правилами по охране труда при эксплуатации электроустановок» и имеющих квалификационную группу по электробезопасности не ниже III.</w:t>
       </w:r>
     </w:p>
     <w:p>
@@ -1115,6 +1294,9 @@
           <w:ilvl w:val="2"/>
           <w:numId w:val="18"/>
         </w:numPr>
+        <w:tabs>
+          <w:tab w:val="left" w:pos="1560"/>
+        </w:tabs>
         <w:autoSpaceDE w:val="0"/>
         <w:autoSpaceDN w:val="0"/>
         <w:adjustRightInd w:val="0"/>
@@ -1122,12 +1304,16 @@
         <w:jc w:val="both"/>
         <w:rPr>
           <w:rFonts w:ascii="Verdana" w:eastAsiaTheme="minorHAnsi" w:hAnsi="Verdana" w:cstheme="minorHAnsi"/>
+          <w:sz w:val="20"/>
+          <w:szCs w:val="20"/>
           <w:lang w:eastAsia="en-US"/>
         </w:rPr>
       </w:pPr>
       <w:r>
         <w:rPr>
           <w:rFonts w:ascii="Verdana" w:eastAsiaTheme="minorHAnsi" w:hAnsi="Verdana" w:cstheme="minorHAnsi"/>
+          <w:sz w:val="20"/>
+          <w:szCs w:val="20"/>
           <w:lang w:eastAsia="en-US"/>
         </w:rPr>
         <w:t xml:space="preserve">Корпус </w:t>
@@ -1135,6 +1321,8 @@
       <w:r>
         <w:rPr>
           <w:rFonts w:ascii="Verdana" w:eastAsiaTheme="minorHAnsi" w:hAnsi="Verdana" w:cstheme="minorHAnsi"/>
+          <w:sz w:val="20"/>
+          <w:szCs w:val="20"/>
           <w:lang w:eastAsia="en-US"/>
         </w:rPr>
         <w:t>#Склонение</w:t>
@@ -1142,6 +1330,8 @@
       <w:r>
         <w:rPr>
           <w:rFonts w:ascii="Verdana" w:eastAsiaTheme="minorHAnsi" w:hAnsi="Verdana" w:cstheme="minorHAnsi"/>
+          <w:sz w:val="20"/>
+          <w:szCs w:val="20"/>
           <w:lang w:eastAsia="en-US"/>
         </w:rPr>
         <w:t xml:space="preserve"> </w:t>
@@ -1149,6 +1339,8 @@
       <w:r>
         <w:rPr>
           <w:rFonts w:ascii="Verdana" w:eastAsiaTheme="minorHAnsi" w:hAnsi="Verdana" w:cstheme="minorHAnsi"/>
+          <w:sz w:val="20"/>
+          <w:szCs w:val="20"/>
           <w:lang w:eastAsia="en-US"/>
         </w:rPr>
         <w:t>должен быть заземлен в соответствии с требованиями главы 1.7 ПУЭ.</w:t>
@@ -1164,11 +1356,15 @@
         <w:jc w:val="both"/>
         <w:rPr>
           <w:rFonts w:ascii="Verdana" w:hAnsi="Verdana" w:cstheme="minorHAnsi"/>
-        </w:rPr>
-      </w:pPr>
-      <w:r>
-        <w:rPr>
-          <w:rFonts w:ascii="Verdana" w:hAnsi="Verdana" w:cstheme="minorHAnsi"/>
+          <w:sz w:val="20"/>
+          <w:szCs w:val="20"/>
+        </w:rPr>
+      </w:pPr>
+      <w:r>
+        <w:rPr>
+          <w:rFonts w:ascii="Verdana" w:hAnsi="Verdana" w:cstheme="minorHAnsi"/>
+          <w:sz w:val="20"/>
+          <w:szCs w:val="20"/>
         </w:rPr>
         <w:t>Подготовка к работе</w:t>
       </w:r>
@@ -1179,16 +1375,24 @@
           <w:ilvl w:val="2"/>
           <w:numId w:val="18"/>
         </w:numPr>
+        <w:tabs>
+          <w:tab w:val="left" w:pos="1560"/>
+        </w:tabs>
         <w:spacing w:line="300" w:lineRule="exact"/>
         <w:jc w:val="both"/>
         <w:rPr>
           <w:rFonts w:ascii="Verdana" w:hAnsi="Verdana" w:cstheme="minorHAnsi"/>
-        </w:rPr>
-      </w:pPr>
-      <w:r>
-        <w:rPr>
-          <w:rFonts w:ascii="Verdana" w:hAnsi="Verdana" w:cstheme="minorHAnsi"/>
-        </w:rPr>
+          <w:sz w:val="20"/>
+          <w:szCs w:val="20"/>
+        </w:rPr>
+      </w:pPr>
+      <w:r>
+        <w:rPr>
+          <w:rFonts w:ascii="Verdana" w:hAnsi="Verdana" w:cstheme="minorHAnsi"/>
+          <w:sz w:val="20"/>
+          <w:szCs w:val="20"/>
+        </w:rPr>
+        <w:lastRenderedPageBreak/>
         <w:t xml:space="preserve">Перед установкой изделия необходимо ознакомиться с настоящим руководством по эксплуатации, убедиться и проверить: </w:t>
       </w:r>
     </w:p>
@@ -1202,11 +1406,15 @@
         <w:jc w:val="both"/>
         <w:rPr>
           <w:rFonts w:ascii="Verdana" w:hAnsi="Verdana" w:cstheme="minorHAnsi"/>
-        </w:rPr>
-      </w:pPr>
-      <w:r>
-        <w:rPr>
-          <w:rFonts w:ascii="Verdana" w:hAnsi="Verdana" w:cstheme="minorHAnsi"/>
+          <w:sz w:val="20"/>
+          <w:szCs w:val="20"/>
+        </w:rPr>
+      </w:pPr>
+      <w:r>
+        <w:rPr>
+          <w:rFonts w:ascii="Verdana" w:hAnsi="Verdana" w:cstheme="minorHAnsi"/>
+          <w:sz w:val="20"/>
+          <w:szCs w:val="20"/>
         </w:rPr>
         <w:t>целостность оболочки, рукоятки, шпилек заземления;</w:t>
       </w:r>
@@ -1221,11 +1429,15 @@
         <w:jc w:val="both"/>
         <w:rPr>
           <w:rFonts w:ascii="Verdana" w:hAnsi="Verdana" w:cstheme="minorHAnsi"/>
-        </w:rPr>
-      </w:pPr>
-      <w:r>
-        <w:rPr>
-          <w:rFonts w:ascii="Verdana" w:hAnsi="Verdana" w:cstheme="minorHAnsi"/>
+          <w:sz w:val="20"/>
+          <w:szCs w:val="20"/>
+        </w:rPr>
+      </w:pPr>
+      <w:r>
+        <w:rPr>
+          <w:rFonts w:ascii="Verdana" w:hAnsi="Verdana" w:cstheme="minorHAnsi"/>
+          <w:sz w:val="20"/>
+          <w:szCs w:val="20"/>
         </w:rPr>
         <w:t xml:space="preserve">надёжность винтовых и болтовых соединений; </w:t>
       </w:r>
@@ -1240,11 +1452,15 @@
         <w:jc w:val="both"/>
         <w:rPr>
           <w:rFonts w:ascii="Verdana" w:hAnsi="Verdana" w:cstheme="minorHAnsi"/>
-        </w:rPr>
-      </w:pPr>
-      <w:r>
-        <w:rPr>
-          <w:rFonts w:ascii="Verdana" w:hAnsi="Verdana" w:cstheme="minorHAnsi"/>
+          <w:sz w:val="20"/>
+          <w:szCs w:val="20"/>
+        </w:rPr>
+      </w:pPr>
+      <w:r>
+        <w:rPr>
+          <w:rFonts w:ascii="Verdana" w:hAnsi="Verdana" w:cstheme="minorHAnsi"/>
+          <w:sz w:val="20"/>
+          <w:szCs w:val="20"/>
         </w:rPr>
         <w:t>наличие оперативных надписей;</w:t>
       </w:r>
@@ -1259,11 +1475,15 @@
         <w:jc w:val="both"/>
         <w:rPr>
           <w:rFonts w:ascii="Verdana" w:hAnsi="Verdana" w:cstheme="minorHAnsi"/>
-        </w:rPr>
-      </w:pPr>
-      <w:r>
-        <w:rPr>
-          <w:rFonts w:ascii="Verdana" w:hAnsi="Verdana" w:cstheme="minorHAnsi"/>
+          <w:sz w:val="20"/>
+          <w:szCs w:val="20"/>
+        </w:rPr>
+      </w:pPr>
+      <w:r>
+        <w:rPr>
+          <w:rFonts w:ascii="Verdana" w:hAnsi="Verdana" w:cstheme="minorHAnsi"/>
+          <w:sz w:val="20"/>
+          <w:szCs w:val="20"/>
         </w:rPr>
         <w:t>работоспособность ручного привода вводного выключателя-разъединителя и/или автоматического выключателя;</w:t>
       </w:r>
@@ -1278,11 +1498,15 @@
         <w:jc w:val="both"/>
         <w:rPr>
           <w:rFonts w:ascii="Verdana" w:hAnsi="Verdana" w:cstheme="minorHAnsi"/>
-        </w:rPr>
-      </w:pPr>
-      <w:r>
-        <w:rPr>
-          <w:rFonts w:ascii="Verdana" w:hAnsi="Verdana" w:cstheme="minorHAnsi"/>
+          <w:sz w:val="20"/>
+          <w:szCs w:val="20"/>
+        </w:rPr>
+      </w:pPr>
+      <w:r>
+        <w:rPr>
+          <w:rFonts w:ascii="Verdana" w:hAnsi="Verdana" w:cstheme="minorHAnsi"/>
+          <w:sz w:val="20"/>
+          <w:szCs w:val="20"/>
         </w:rPr>
         <w:t>работоспособность ручного привода фидерных выключателя-разъединителя и/или автоматического выключателя</w:t>
       </w:r>
@@ -1297,11 +1521,15 @@
         <w:jc w:val="both"/>
         <w:rPr>
           <w:rFonts w:ascii="Verdana" w:hAnsi="Verdana" w:cstheme="minorHAnsi"/>
-        </w:rPr>
-      </w:pPr>
-      <w:r>
-        <w:rPr>
-          <w:rFonts w:ascii="Verdana" w:hAnsi="Verdana" w:cstheme="minorHAnsi"/>
+          <w:sz w:val="20"/>
+          <w:szCs w:val="20"/>
+        </w:rPr>
+      </w:pPr>
+      <w:r>
+        <w:rPr>
+          <w:rFonts w:ascii="Verdana" w:hAnsi="Verdana" w:cstheme="minorHAnsi"/>
+          <w:sz w:val="20"/>
+          <w:szCs w:val="20"/>
         </w:rPr>
         <w:t>сопротивление изоляции токоведущих частей изделий, проверенное мегомметром на 500 В не менее 20 МОм.</w:t>
       </w:r>
@@ -1312,15 +1540,22 @@
           <w:ilvl w:val="1"/>
           <w:numId w:val="18"/>
         </w:numPr>
+        <w:tabs>
+          <w:tab w:val="left" w:pos="851"/>
+        </w:tabs>
         <w:spacing w:line="300" w:lineRule="exact"/>
         <w:jc w:val="both"/>
         <w:rPr>
           <w:rFonts w:ascii="Verdana" w:hAnsi="Verdana" w:cstheme="minorHAnsi"/>
-        </w:rPr>
-      </w:pPr>
-      <w:r>
-        <w:rPr>
-          <w:rFonts w:ascii="Verdana" w:hAnsi="Verdana" w:cstheme="minorHAnsi"/>
+          <w:sz w:val="20"/>
+          <w:szCs w:val="20"/>
+        </w:rPr>
+      </w:pPr>
+      <w:r>
+        <w:rPr>
+          <w:rFonts w:ascii="Verdana" w:hAnsi="Verdana" w:cstheme="minorHAnsi"/>
+          <w:sz w:val="20"/>
+          <w:szCs w:val="20"/>
         </w:rPr>
         <w:t>Монтаж.</w:t>
       </w:r>
@@ -1331,39 +1566,54 @@
           <w:ilvl w:val="2"/>
           <w:numId w:val="18"/>
         </w:numPr>
+        <w:tabs>
+          <w:tab w:val="left" w:pos="1560"/>
+        </w:tabs>
         <w:spacing w:line="300" w:lineRule="exact"/>
         <w:jc w:val="both"/>
         <w:rPr>
           <w:rFonts w:ascii="Verdana" w:hAnsi="Verdana" w:cstheme="minorHAnsi"/>
-        </w:rPr>
-      </w:pPr>
-      <w:r>
-        <w:rPr>
-          <w:rFonts w:ascii="Verdana" w:hAnsi="Verdana" w:cstheme="minorHAnsi"/>
+          <w:sz w:val="20"/>
+          <w:szCs w:val="20"/>
+        </w:rPr>
+      </w:pPr>
+      <w:r>
+        <w:rPr>
+          <w:rFonts w:ascii="Verdana" w:hAnsi="Verdana" w:cstheme="minorHAnsi"/>
+          <w:sz w:val="20"/>
+          <w:szCs w:val="20"/>
         </w:rPr>
         <w:t>Перед</w:t>
       </w:r>
       <w:r>
         <w:rPr>
           <w:rFonts w:ascii="Verdana" w:hAnsi="Verdana" w:cstheme="minorHAnsi"/>
+          <w:sz w:val="20"/>
+          <w:szCs w:val="20"/>
         </w:rPr>
         <w:t xml:space="preserve"> установкой</w:t>
       </w:r>
       <w:r>
         <w:rPr>
           <w:rFonts w:ascii="Verdana" w:hAnsi="Verdana" w:cstheme="minorHAnsi"/>
+          <w:sz w:val="20"/>
+          <w:szCs w:val="20"/>
         </w:rPr>
         <w:t xml:space="preserve"> </w:t>
       </w:r>
       <w:r>
         <w:rPr>
           <w:rFonts w:ascii="Verdana" w:hAnsi="Verdana" w:cstheme="minorHAnsi"/>
+          <w:sz w:val="20"/>
+          <w:szCs w:val="20"/>
         </w:rPr>
         <w:t xml:space="preserve">#Склонение </w:t>
       </w:r>
       <w:r>
         <w:rPr>
           <w:rFonts w:ascii="Verdana" w:hAnsi="Verdana" w:cstheme="minorHAnsi"/>
+          <w:sz w:val="20"/>
+          <w:szCs w:val="20"/>
         </w:rPr>
         <w:t>необходимо проверить соответствие технических данных, которые указаны в проектной документации.</w:t>
       </w:r>
@@ -1374,33 +1624,38 @@
           <w:ilvl w:val="2"/>
           <w:numId w:val="18"/>
         </w:numPr>
+        <w:tabs>
+          <w:tab w:val="left" w:pos="1560"/>
+        </w:tabs>
         <w:spacing w:line="300" w:lineRule="exact"/>
         <w:jc w:val="both"/>
         <w:rPr>
           <w:rFonts w:ascii="Verdana" w:hAnsi="Verdana" w:cstheme="minorHAnsi"/>
-        </w:rPr>
-      </w:pPr>
-      <w:r>
-        <w:rPr>
-          <w:rFonts w:ascii="Verdana" w:hAnsi="Verdana" w:cstheme="minorHAnsi"/>
+          <w:sz w:val="20"/>
+          <w:szCs w:val="20"/>
+        </w:rPr>
+      </w:pPr>
+      <w:r>
+        <w:rPr>
+          <w:rFonts w:ascii="Verdana" w:hAnsi="Verdana" w:cstheme="minorHAnsi"/>
+          <w:sz w:val="20"/>
+          <w:szCs w:val="20"/>
         </w:rPr>
         <w:t>Произвести затяжку всех электрических соединений</w:t>
       </w:r>
       <w:r>
         <w:rPr>
           <w:rFonts w:ascii="Verdana" w:hAnsi="Verdana" w:cstheme="minorHAnsi"/>
-        </w:rPr>
-        <w:t xml:space="preserve"> </w:t>
-      </w:r>
-      <w:r>
-        <w:rPr>
-          <w:rFonts w:ascii="Verdana" w:hAnsi="Verdana" w:cstheme="minorHAnsi"/>
-        </w:rPr>
-        <w:t>согласно ГОСТ 10434-82 «Соединения контактные электрические. Классификация. Общие технические условия» и руководствам по эксплуатации к установленным аппаратам</w:t>
-      </w:r>
-      <w:r>
-        <w:rPr>
-          <w:rFonts w:ascii="Verdana" w:hAnsi="Verdana" w:cstheme="minorHAnsi"/>
+          <w:sz w:val="20"/>
+          <w:szCs w:val="20"/>
+        </w:rPr>
+        <w:t xml:space="preserve"> согласно ГОСТ 10434-82 «Соединения контактные электрические. Классификация. Общие технические условия» и руководствам по эксплуатации к установленным аппаратам</w:t>
+      </w:r>
+      <w:r>
+        <w:rPr>
+          <w:rFonts w:ascii="Verdana" w:hAnsi="Verdana" w:cstheme="minorHAnsi"/>
+          <w:sz w:val="20"/>
+          <w:szCs w:val="20"/>
         </w:rPr>
         <w:t>, проверить целостность узлов, аппаратов, изоляции электрических цепей.</w:t>
       </w:r>
@@ -1411,27 +1666,38 @@
           <w:ilvl w:val="2"/>
           <w:numId w:val="18"/>
         </w:numPr>
+        <w:tabs>
+          <w:tab w:val="left" w:pos="1560"/>
+        </w:tabs>
         <w:spacing w:line="300" w:lineRule="exact"/>
         <w:jc w:val="both"/>
         <w:rPr>
           <w:rFonts w:ascii="Verdana" w:hAnsi="Verdana" w:cstheme="minorHAnsi"/>
-        </w:rPr>
-      </w:pPr>
-      <w:r>
-        <w:rPr>
-          <w:rFonts w:ascii="Verdana" w:hAnsi="Verdana" w:cstheme="minorHAnsi"/>
+          <w:sz w:val="20"/>
+          <w:szCs w:val="20"/>
+        </w:rPr>
+      </w:pPr>
+      <w:r>
+        <w:rPr>
+          <w:rFonts w:ascii="Verdana" w:hAnsi="Verdana" w:cstheme="minorHAnsi"/>
+          <w:sz w:val="20"/>
+          <w:szCs w:val="20"/>
         </w:rPr>
         <w:t xml:space="preserve">Установить </w:t>
       </w:r>
       <w:r>
         <w:rPr>
           <w:rFonts w:ascii="Verdana" w:hAnsi="Verdana" w:cstheme="minorHAnsi"/>
+          <w:sz w:val="20"/>
+          <w:szCs w:val="20"/>
         </w:rPr>
         <w:t xml:space="preserve">#Заполнение </w:t>
       </w:r>
       <w:r>
         <w:rPr>
           <w:rFonts w:ascii="Verdana" w:hAnsi="Verdana" w:cstheme="minorHAnsi"/>
+          <w:sz w:val="20"/>
+          <w:szCs w:val="20"/>
         </w:rPr>
         <w:t>на месте эксплуатации и закрепить.</w:t>
       </w:r>
@@ -1442,15 +1708,22 @@
           <w:ilvl w:val="2"/>
           <w:numId w:val="18"/>
         </w:numPr>
+        <w:tabs>
+          <w:tab w:val="left" w:pos="1560"/>
+        </w:tabs>
         <w:spacing w:line="300" w:lineRule="exact"/>
         <w:jc w:val="both"/>
         <w:rPr>
           <w:rFonts w:ascii="Verdana" w:hAnsi="Verdana" w:cstheme="minorHAnsi"/>
-        </w:rPr>
-      </w:pPr>
-      <w:r>
-        <w:rPr>
-          <w:rFonts w:ascii="Verdana" w:hAnsi="Verdana" w:cstheme="minorHAnsi"/>
+          <w:sz w:val="20"/>
+          <w:szCs w:val="20"/>
+        </w:rPr>
+      </w:pPr>
+      <w:r>
+        <w:rPr>
+          <w:rFonts w:ascii="Verdana" w:hAnsi="Verdana" w:cstheme="minorHAnsi"/>
+          <w:sz w:val="20"/>
+          <w:szCs w:val="20"/>
         </w:rPr>
         <w:t>Произвести подключение внешних кабелей и проводов к зажимам соответствующих аппаратов.</w:t>
       </w:r>
@@ -1461,27 +1734,38 @@
           <w:ilvl w:val="2"/>
           <w:numId w:val="18"/>
         </w:numPr>
+        <w:tabs>
+          <w:tab w:val="left" w:pos="1560"/>
+        </w:tabs>
         <w:spacing w:line="300" w:lineRule="exact"/>
         <w:jc w:val="both"/>
         <w:rPr>
           <w:rFonts w:ascii="Verdana" w:hAnsi="Verdana" w:cstheme="minorHAnsi"/>
-        </w:rPr>
-      </w:pPr>
-      <w:r>
-        <w:rPr>
-          <w:rFonts w:ascii="Verdana" w:hAnsi="Verdana" w:cstheme="minorHAnsi"/>
+          <w:sz w:val="20"/>
+          <w:szCs w:val="20"/>
+        </w:rPr>
+      </w:pPr>
+      <w:r>
+        <w:rPr>
+          <w:rFonts w:ascii="Verdana" w:hAnsi="Verdana" w:cstheme="minorHAnsi"/>
+          <w:sz w:val="20"/>
+          <w:szCs w:val="20"/>
         </w:rPr>
         <w:t xml:space="preserve">Произвести заземление корпуса </w:t>
       </w:r>
       <w:r>
         <w:rPr>
           <w:rFonts w:ascii="Verdana" w:hAnsi="Verdana" w:cstheme="minorHAnsi"/>
+          <w:sz w:val="20"/>
+          <w:szCs w:val="20"/>
         </w:rPr>
         <w:t>#Склонение</w:t>
       </w:r>
       <w:r>
         <w:rPr>
           <w:rFonts w:ascii="Verdana" w:hAnsi="Verdana" w:cstheme="minorHAnsi"/>
+          <w:sz w:val="20"/>
+          <w:szCs w:val="20"/>
         </w:rPr>
         <w:t>, используя при этом заземляющие устройства.</w:t>
       </w:r>
@@ -1492,15 +1776,22 @@
           <w:ilvl w:val="1"/>
           <w:numId w:val="18"/>
         </w:numPr>
+        <w:tabs>
+          <w:tab w:val="left" w:pos="851"/>
+        </w:tabs>
         <w:spacing w:line="300" w:lineRule="exact"/>
         <w:jc w:val="both"/>
         <w:rPr>
           <w:rFonts w:ascii="Verdana" w:hAnsi="Verdana" w:cstheme="minorHAnsi"/>
-        </w:rPr>
-      </w:pPr>
-      <w:r>
-        <w:rPr>
-          <w:rFonts w:ascii="Verdana" w:hAnsi="Verdana" w:cstheme="minorHAnsi"/>
+          <w:sz w:val="20"/>
+          <w:szCs w:val="20"/>
+        </w:rPr>
+      </w:pPr>
+      <w:r>
+        <w:rPr>
+          <w:rFonts w:ascii="Verdana" w:hAnsi="Verdana" w:cstheme="minorHAnsi"/>
+          <w:sz w:val="20"/>
+          <w:szCs w:val="20"/>
         </w:rPr>
         <w:t>Техническое обслуживание.</w:t>
       </w:r>
@@ -1511,15 +1802,22 @@
           <w:ilvl w:val="2"/>
           <w:numId w:val="18"/>
         </w:numPr>
+        <w:tabs>
+          <w:tab w:val="left" w:pos="1560"/>
+        </w:tabs>
         <w:spacing w:line="300" w:lineRule="exact"/>
         <w:jc w:val="both"/>
         <w:rPr>
           <w:rFonts w:ascii="Verdana" w:hAnsi="Verdana" w:cstheme="minorHAnsi"/>
-        </w:rPr>
-      </w:pPr>
-      <w:r>
-        <w:rPr>
-          <w:rFonts w:ascii="Verdana" w:hAnsi="Verdana" w:cstheme="minorHAnsi"/>
+          <w:sz w:val="20"/>
+          <w:szCs w:val="20"/>
+        </w:rPr>
+      </w:pPr>
+      <w:r>
+        <w:rPr>
+          <w:rFonts w:ascii="Verdana" w:hAnsi="Verdana" w:cstheme="minorHAnsi"/>
+          <w:sz w:val="20"/>
+          <w:szCs w:val="20"/>
         </w:rPr>
         <w:t>Периодическое обслуживание производится в соответствии с инструкциями эксплуатирующих организаций, но не реже одного раза в шесть месяцев, при этом необходимо проверить:</w:t>
       </w:r>
@@ -1540,12 +1838,16 @@
         <w:jc w:val="both"/>
         <w:rPr>
           <w:rFonts w:ascii="Verdana" w:eastAsiaTheme="minorHAnsi" w:hAnsi="Verdana" w:cstheme="minorHAnsi"/>
+          <w:sz w:val="20"/>
+          <w:szCs w:val="20"/>
           <w:lang w:eastAsia="en-US"/>
         </w:rPr>
       </w:pPr>
       <w:r>
         <w:rPr>
           <w:rFonts w:ascii="Verdana" w:eastAsiaTheme="minorHAnsi" w:hAnsi="Verdana" w:cstheme="minorHAnsi"/>
+          <w:sz w:val="20"/>
+          <w:szCs w:val="20"/>
           <w:lang w:eastAsia="en-US"/>
         </w:rPr>
         <w:t>состояние контактных зажимов и крепежа;</w:t>
@@ -1567,12 +1869,16 @@
         <w:jc w:val="both"/>
         <w:rPr>
           <w:rFonts w:ascii="Verdana" w:eastAsiaTheme="minorHAnsi" w:hAnsi="Verdana" w:cstheme="minorHAnsi"/>
+          <w:sz w:val="20"/>
+          <w:szCs w:val="20"/>
           <w:lang w:eastAsia="en-US"/>
         </w:rPr>
       </w:pPr>
       <w:r>
         <w:rPr>
           <w:rFonts w:ascii="Verdana" w:eastAsiaTheme="minorHAnsi" w:hAnsi="Verdana" w:cstheme="minorHAnsi"/>
+          <w:sz w:val="20"/>
+          <w:szCs w:val="20"/>
           <w:lang w:eastAsia="en-US"/>
         </w:rPr>
         <w:t>состояние заземления;</w:t>
@@ -1591,11 +1897,15 @@
         <w:jc w:val="both"/>
         <w:rPr>
           <w:rFonts w:ascii="Verdana" w:hAnsi="Verdana" w:cstheme="minorHAnsi"/>
+          <w:sz w:val="20"/>
+          <w:szCs w:val="20"/>
         </w:rPr>
       </w:pPr>
       <w:r>
         <w:rPr>
           <w:rFonts w:ascii="Verdana" w:eastAsiaTheme="minorHAnsi" w:hAnsi="Verdana" w:cstheme="minorHAnsi"/>
+          <w:sz w:val="20"/>
+          <w:szCs w:val="20"/>
           <w:lang w:eastAsia="en-US"/>
         </w:rPr>
         <w:t>целостность корпуса.</w:t>
@@ -1608,28 +1918,39 @@
           <w:ilvl w:val="2"/>
           <w:numId w:val="18"/>
         </w:numPr>
+        <w:tabs>
+          <w:tab w:val="left" w:pos="1560"/>
+        </w:tabs>
         <w:spacing w:line="300" w:lineRule="exact"/>
         <w:contextualSpacing w:val="0"/>
         <w:jc w:val="both"/>
         <w:rPr>
           <w:rFonts w:ascii="Verdana" w:hAnsi="Verdana" w:cstheme="minorHAnsi"/>
-        </w:rPr>
-      </w:pPr>
-      <w:r>
-        <w:rPr>
-          <w:rFonts w:ascii="Verdana" w:hAnsi="Verdana" w:cstheme="minorHAnsi"/>
+          <w:sz w:val="20"/>
+          <w:szCs w:val="20"/>
+        </w:rPr>
+      </w:pPr>
+      <w:r>
+        <w:rPr>
+          <w:rFonts w:ascii="Verdana" w:hAnsi="Verdana" w:cstheme="minorHAnsi"/>
+          <w:sz w:val="20"/>
+          <w:szCs w:val="20"/>
         </w:rPr>
         <w:t xml:space="preserve">Полный осмотр </w:t>
       </w:r>
       <w:r>
         <w:rPr>
           <w:rFonts w:ascii="Verdana" w:hAnsi="Verdana" w:cstheme="minorHAnsi"/>
+          <w:sz w:val="20"/>
+          <w:szCs w:val="20"/>
         </w:rPr>
         <w:t xml:space="preserve">#Склонение </w:t>
       </w:r>
       <w:r>
         <w:rPr>
           <w:rFonts w:ascii="Verdana" w:hAnsi="Verdana" w:cstheme="minorHAnsi"/>
+          <w:sz w:val="20"/>
+          <w:szCs w:val="20"/>
         </w:rPr>
         <w:t>производить при выключенном напряжении не реже одного раза в год. При этом, кроме перечисленного в п. 5.3.1:</w:t>
       </w:r>
@@ -1645,11 +1966,15 @@
         <w:jc w:val="both"/>
         <w:rPr>
           <w:rFonts w:ascii="Verdana" w:hAnsi="Verdana" w:cstheme="minorHAnsi"/>
-        </w:rPr>
-      </w:pPr>
-      <w:r>
-        <w:rPr>
-          <w:rFonts w:ascii="Verdana" w:hAnsi="Verdana" w:cstheme="minorHAnsi"/>
+          <w:sz w:val="20"/>
+          <w:szCs w:val="20"/>
+        </w:rPr>
+      </w:pPr>
+      <w:r>
+        <w:rPr>
+          <w:rFonts w:ascii="Verdana" w:hAnsi="Verdana" w:cstheme="minorHAnsi"/>
+          <w:sz w:val="20"/>
+          <w:szCs w:val="20"/>
         </w:rPr>
         <w:t>убедиться в исправности всех элементов изделия;</w:t>
       </w:r>
@@ -1665,11 +1990,15 @@
         <w:jc w:val="both"/>
         <w:rPr>
           <w:rFonts w:ascii="Verdana" w:hAnsi="Verdana" w:cstheme="minorHAnsi"/>
-        </w:rPr>
-      </w:pPr>
-      <w:r>
-        <w:rPr>
-          <w:rFonts w:ascii="Verdana" w:hAnsi="Verdana" w:cstheme="minorHAnsi"/>
+          <w:sz w:val="20"/>
+          <w:szCs w:val="20"/>
+        </w:rPr>
+      </w:pPr>
+      <w:r>
+        <w:rPr>
+          <w:rFonts w:ascii="Verdana" w:hAnsi="Verdana" w:cstheme="minorHAnsi"/>
+          <w:sz w:val="20"/>
+          <w:szCs w:val="20"/>
         </w:rPr>
         <w:t>проверить исправность, отсутствие загрязнения и подгорания контактных систем;</w:t>
       </w:r>
@@ -1685,11 +2014,15 @@
         <w:jc w:val="both"/>
         <w:rPr>
           <w:rFonts w:ascii="Verdana" w:hAnsi="Verdana" w:cstheme="minorHAnsi"/>
-        </w:rPr>
-      </w:pPr>
-      <w:r>
-        <w:rPr>
-          <w:rFonts w:ascii="Verdana" w:hAnsi="Verdana" w:cstheme="minorHAnsi"/>
+          <w:sz w:val="20"/>
+          <w:szCs w:val="20"/>
+        </w:rPr>
+      </w:pPr>
+      <w:r>
+        <w:rPr>
+          <w:rFonts w:ascii="Verdana" w:hAnsi="Verdana" w:cstheme="minorHAnsi"/>
+          <w:sz w:val="20"/>
+          <w:szCs w:val="20"/>
         </w:rPr>
         <w:t>заменить сильно изношенные детали новыми.</w:t>
       </w:r>
@@ -1697,14 +2030,22 @@
     <w:p>
       <w:pPr>
         <w:pStyle w:val="1"/>
+        <w:tabs>
+          <w:tab w:val="clear" w:pos="227"/>
+          <w:tab w:val="num" w:pos="426"/>
+        </w:tabs>
         <w:jc w:val="both"/>
         <w:rPr>
           <w:rFonts w:ascii="Verdana" w:hAnsi="Verdana"/>
+          <w:sz w:val="20"/>
+          <w:szCs w:val="20"/>
         </w:rPr>
       </w:pPr>
       <w:r>
         <w:rPr>
           <w:rFonts w:ascii="Verdana" w:hAnsi="Verdana"/>
+          <w:sz w:val="20"/>
+          <w:szCs w:val="20"/>
         </w:rPr>
         <w:t>Меры при обнаружении неисправности</w:t>
       </w:r>
@@ -1716,28 +2057,38 @@
           <w:ilvl w:val="1"/>
           <w:numId w:val="18"/>
         </w:numPr>
+        <w:tabs>
+          <w:tab w:val="left" w:pos="851"/>
+        </w:tabs>
         <w:spacing w:line="300" w:lineRule="exact"/>
         <w:jc w:val="both"/>
         <w:rPr>
           <w:rFonts w:ascii="Verdana" w:hAnsi="Verdana" w:cstheme="minorHAnsi"/>
-        </w:rPr>
-      </w:pPr>
-      <w:r>
-        <w:rPr>
-          <w:rFonts w:ascii="Verdana" w:hAnsi="Verdana" w:cstheme="minorHAnsi"/>
-        </w:rPr>
-        <w:lastRenderedPageBreak/>
+          <w:sz w:val="20"/>
+          <w:szCs w:val="20"/>
+        </w:rPr>
+      </w:pPr>
+      <w:r>
+        <w:rPr>
+          <w:rFonts w:ascii="Verdana" w:hAnsi="Verdana" w:cstheme="minorHAnsi"/>
+          <w:sz w:val="20"/>
+          <w:szCs w:val="20"/>
+        </w:rPr>
         <w:t xml:space="preserve">При обнаружении признаков неисправности </w:t>
       </w:r>
       <w:r>
         <w:rPr>
           <w:rFonts w:ascii="Verdana" w:hAnsi="Verdana" w:cstheme="minorHAnsi"/>
+          <w:sz w:val="20"/>
+          <w:szCs w:val="20"/>
         </w:rPr>
         <w:t>#Склонение</w:t>
       </w:r>
       <w:r>
         <w:rPr>
           <w:rFonts w:ascii="Verdana" w:hAnsi="Verdana" w:cstheme="minorHAnsi"/>
+          <w:sz w:val="20"/>
+          <w:szCs w:val="20"/>
         </w:rPr>
         <w:t xml:space="preserve"> (запах гари, дым, искрение, посторонний шум, нагрев корпуса сверх нормы, срабатывание защиты без видимой причины, видимые повреждения изоляции или контактов) необходимо:</w:t>
       </w:r>
@@ -1753,35 +2104,47 @@
         <w:jc w:val="both"/>
         <w:rPr>
           <w:rFonts w:ascii="Verdana" w:hAnsi="Verdana" w:cstheme="minorHAnsi"/>
-        </w:rPr>
-      </w:pPr>
-      <w:r>
-        <w:rPr>
-          <w:rFonts w:ascii="Verdana" w:hAnsi="Verdana" w:cstheme="minorHAnsi"/>
+          <w:sz w:val="20"/>
+          <w:szCs w:val="20"/>
+        </w:rPr>
+      </w:pPr>
+      <w:r>
+        <w:rPr>
+          <w:rFonts w:ascii="Verdana" w:hAnsi="Verdana" w:cstheme="minorHAnsi"/>
+          <w:sz w:val="20"/>
+          <w:szCs w:val="20"/>
         </w:rPr>
         <w:t>н</w:t>
       </w:r>
       <w:r>
         <w:rPr>
           <w:rFonts w:ascii="Verdana" w:hAnsi="Verdana" w:cstheme="minorHAnsi"/>
+          <w:sz w:val="20"/>
+          <w:szCs w:val="20"/>
         </w:rPr>
         <w:t xml:space="preserve">емедленно отключить </w:t>
       </w:r>
       <w:r>
         <w:rPr>
           <w:rFonts w:ascii="Verdana" w:hAnsi="Verdana" w:cstheme="minorHAnsi"/>
+          <w:sz w:val="20"/>
+          <w:szCs w:val="20"/>
         </w:rPr>
         <w:t>изделие</w:t>
       </w:r>
       <w:r>
         <w:rPr>
           <w:rFonts w:ascii="Verdana" w:hAnsi="Verdana" w:cstheme="minorHAnsi"/>
+          <w:sz w:val="20"/>
+          <w:szCs w:val="20"/>
         </w:rPr>
         <w:t xml:space="preserve"> от питающей сети (отключить вводной выключатель-разъединитель)</w:t>
       </w:r>
       <w:r>
         <w:rPr>
           <w:rFonts w:ascii="Verdana" w:hAnsi="Verdana" w:cstheme="minorHAnsi"/>
+          <w:sz w:val="20"/>
+          <w:szCs w:val="20"/>
         </w:rPr>
         <w:t>;</w:t>
       </w:r>
@@ -1797,23 +2160,31 @@
         <w:jc w:val="both"/>
         <w:rPr>
           <w:rFonts w:ascii="Verdana" w:hAnsi="Verdana" w:cstheme="minorHAnsi"/>
-        </w:rPr>
-      </w:pPr>
-      <w:r>
-        <w:rPr>
-          <w:rFonts w:ascii="Verdana" w:hAnsi="Verdana" w:cstheme="minorHAnsi"/>
+          <w:sz w:val="20"/>
+          <w:szCs w:val="20"/>
+        </w:rPr>
+      </w:pPr>
+      <w:r>
+        <w:rPr>
+          <w:rFonts w:ascii="Verdana" w:hAnsi="Verdana" w:cstheme="minorHAnsi"/>
+          <w:sz w:val="20"/>
+          <w:szCs w:val="20"/>
         </w:rPr>
         <w:t>о</w:t>
       </w:r>
       <w:r>
         <w:rPr>
           <w:rFonts w:ascii="Verdana" w:hAnsi="Verdana" w:cstheme="minorHAnsi"/>
+          <w:sz w:val="20"/>
+          <w:szCs w:val="20"/>
         </w:rPr>
         <w:t>тключить все отходящие линии</w:t>
       </w:r>
       <w:r>
         <w:rPr>
           <w:rFonts w:ascii="Verdana" w:hAnsi="Verdana" w:cstheme="minorHAnsi"/>
+          <w:sz w:val="20"/>
+          <w:szCs w:val="20"/>
         </w:rPr>
         <w:t>;</w:t>
       </w:r>
@@ -1829,17 +2200,23 @@
         <w:jc w:val="both"/>
         <w:rPr>
           <w:rFonts w:ascii="Verdana" w:hAnsi="Verdana" w:cstheme="minorHAnsi"/>
-        </w:rPr>
-      </w:pPr>
-      <w:r>
-        <w:rPr>
-          <w:rFonts w:ascii="Verdana" w:hAnsi="Verdana" w:cstheme="minorHAnsi"/>
+          <w:sz w:val="20"/>
+          <w:szCs w:val="20"/>
+        </w:rPr>
+      </w:pPr>
+      <w:r>
+        <w:rPr>
+          <w:rFonts w:ascii="Verdana" w:hAnsi="Verdana" w:cstheme="minorHAnsi"/>
+          <w:sz w:val="20"/>
+          <w:szCs w:val="20"/>
         </w:rPr>
         <w:t>п</w:t>
       </w:r>
       <w:r>
         <w:rPr>
           <w:rFonts w:ascii="Verdana" w:hAnsi="Verdana" w:cstheme="minorHAnsi"/>
+          <w:sz w:val="20"/>
+          <w:szCs w:val="20"/>
         </w:rPr>
         <w:t>ринять меры по недопущению доступа посторонних лиц к оборудованию.</w:t>
       </w:r>
@@ -1851,33 +2228,46 @@
           <w:ilvl w:val="1"/>
           <w:numId w:val="18"/>
         </w:numPr>
+        <w:tabs>
+          <w:tab w:val="left" w:pos="851"/>
+        </w:tabs>
         <w:spacing w:line="300" w:lineRule="exact"/>
         <w:jc w:val="both"/>
         <w:rPr>
           <w:rFonts w:ascii="Verdana" w:hAnsi="Verdana" w:cstheme="minorHAnsi"/>
-        </w:rPr>
-      </w:pPr>
-      <w:r>
-        <w:rPr>
-          <w:rFonts w:ascii="Verdana" w:hAnsi="Verdana" w:cstheme="minorHAnsi"/>
+          <w:sz w:val="20"/>
+          <w:szCs w:val="20"/>
+        </w:rPr>
+      </w:pPr>
+      <w:r>
+        <w:rPr>
+          <w:rFonts w:ascii="Verdana" w:hAnsi="Verdana" w:cstheme="minorHAnsi"/>
+          <w:sz w:val="20"/>
+          <w:szCs w:val="20"/>
         </w:rPr>
         <w:t>П</w:t>
       </w:r>
       <w:r>
         <w:rPr>
           <w:rFonts w:ascii="Verdana" w:hAnsi="Verdana" w:cstheme="minorHAnsi"/>
+          <w:sz w:val="20"/>
+          <w:szCs w:val="20"/>
         </w:rPr>
         <w:t xml:space="preserve">осле отключения выполнить внешний осмотр без вскрытия </w:t>
       </w:r>
       <w:r>
         <w:rPr>
           <w:rFonts w:ascii="Verdana" w:hAnsi="Verdana" w:cstheme="minorHAnsi"/>
+          <w:sz w:val="20"/>
+          <w:szCs w:val="20"/>
         </w:rPr>
         <w:t>изделия</w:t>
       </w:r>
       <w:r>
         <w:rPr>
           <w:rFonts w:ascii="Verdana" w:hAnsi="Verdana" w:cstheme="minorHAnsi"/>
+          <w:sz w:val="20"/>
+          <w:szCs w:val="20"/>
         </w:rPr>
         <w:t xml:space="preserve">. Если внешние повреждения отсутствуют, а причины неисправности не очевидны – дальнейшие работы проводить только электротехническому персоналу с группой по электробезопасности не ниже III. </w:t>
       </w:r>
@@ -1889,15 +2279,22 @@
           <w:ilvl w:val="1"/>
           <w:numId w:val="18"/>
         </w:numPr>
+        <w:tabs>
+          <w:tab w:val="left" w:pos="851"/>
+        </w:tabs>
         <w:spacing w:line="300" w:lineRule="exact"/>
         <w:jc w:val="both"/>
         <w:rPr>
           <w:rFonts w:ascii="Verdana" w:hAnsi="Verdana" w:cstheme="minorHAnsi"/>
-        </w:rPr>
-      </w:pPr>
-      <w:r>
-        <w:rPr>
-          <w:rFonts w:ascii="Verdana" w:hAnsi="Verdana" w:cstheme="minorHAnsi"/>
+          <w:sz w:val="20"/>
+          <w:szCs w:val="20"/>
+        </w:rPr>
+      </w:pPr>
+      <w:r>
+        <w:rPr>
+          <w:rFonts w:ascii="Verdana" w:hAnsi="Verdana" w:cstheme="minorHAnsi"/>
+          <w:sz w:val="20"/>
+          <w:szCs w:val="20"/>
         </w:rPr>
         <w:t>Персонал, проводящий осмотр, должен:</w:t>
       </w:r>
@@ -1913,11 +2310,15 @@
         <w:jc w:val="both"/>
         <w:rPr>
           <w:rFonts w:ascii="Verdana" w:hAnsi="Verdana" w:cstheme="minorHAnsi"/>
-        </w:rPr>
-      </w:pPr>
-      <w:r>
-        <w:rPr>
-          <w:rFonts w:ascii="Verdana" w:hAnsi="Verdana" w:cstheme="minorHAnsi"/>
+          <w:sz w:val="20"/>
+          <w:szCs w:val="20"/>
+        </w:rPr>
+      </w:pPr>
+      <w:r>
+        <w:rPr>
+          <w:rFonts w:ascii="Verdana" w:hAnsi="Verdana" w:cstheme="minorHAnsi"/>
+          <w:sz w:val="20"/>
+          <w:szCs w:val="20"/>
         </w:rPr>
         <w:t>проверить состояние заземления корпуса и целостность подходящих кабелей;</w:t>
       </w:r>
@@ -1933,12 +2334,17 @@
         <w:jc w:val="both"/>
         <w:rPr>
           <w:rFonts w:ascii="Verdana" w:hAnsi="Verdana" w:cstheme="minorHAnsi"/>
-        </w:rPr>
-      </w:pPr>
-      <w:r>
-        <w:rPr>
-          <w:rFonts w:ascii="Verdana" w:hAnsi="Verdana" w:cstheme="minorHAnsi"/>
-        </w:rPr>
+          <w:sz w:val="20"/>
+          <w:szCs w:val="20"/>
+        </w:rPr>
+      </w:pPr>
+      <w:r>
+        <w:rPr>
+          <w:rFonts w:ascii="Verdana" w:hAnsi="Verdana" w:cstheme="minorHAnsi"/>
+          <w:sz w:val="20"/>
+          <w:szCs w:val="20"/>
+        </w:rPr>
+        <w:lastRenderedPageBreak/>
         <w:t>убедиться в отсутствии механических повреждений оболочки, рукояток приводов, замков;</w:t>
       </w:r>
     </w:p>
@@ -1953,35 +2359,31 @@
         <w:jc w:val="both"/>
         <w:rPr>
           <w:rFonts w:ascii="Verdana" w:hAnsi="Verdana" w:cstheme="minorHAnsi"/>
-        </w:rPr>
-      </w:pPr>
-      <w:r>
-        <w:rPr>
-          <w:rFonts w:ascii="Verdana" w:hAnsi="Verdana" w:cstheme="minorHAnsi"/>
+          <w:sz w:val="20"/>
+          <w:szCs w:val="20"/>
+        </w:rPr>
+      </w:pPr>
+      <w:r>
+        <w:rPr>
+          <w:rFonts w:ascii="Verdana" w:hAnsi="Verdana" w:cstheme="minorHAnsi"/>
+          <w:sz w:val="20"/>
+          <w:szCs w:val="20"/>
         </w:rPr>
         <w:t xml:space="preserve">проверить надежность контактных соединений </w:t>
       </w:r>
       <w:r>
         <w:rPr>
           <w:rFonts w:ascii="Verdana" w:hAnsi="Verdana" w:cstheme="minorHAnsi"/>
-        </w:rPr>
-        <w:t xml:space="preserve">согласно ГОСТ </w:t>
-      </w:r>
-      <w:r>
-        <w:rPr>
-          <w:rFonts w:ascii="Verdana" w:hAnsi="Verdana" w:cstheme="minorHAnsi"/>
-        </w:rPr>
-        <w:t>10434-82 «Соединения контактные электрические. Классификация. Общие технические условия»</w:t>
-      </w:r>
-      <w:r>
-        <w:rPr>
-          <w:rFonts w:ascii="Verdana" w:hAnsi="Verdana" w:cstheme="minorHAnsi"/>
-        </w:rPr>
-        <w:t xml:space="preserve"> и руководствам по эксплуатации к установленным аппаратам </w:t>
-      </w:r>
-      <w:r>
-        <w:rPr>
-          <w:rFonts w:ascii="Verdana" w:hAnsi="Verdana" w:cstheme="minorHAnsi"/>
+          <w:sz w:val="20"/>
+          <w:szCs w:val="20"/>
+        </w:rPr>
+        <w:t xml:space="preserve">согласно ГОСТ 10434-82 «Соединения контактные электрические. Классификация. Общие технические условия» и руководствам по эксплуатации к установленным аппаратам </w:t>
+      </w:r>
+      <w:r>
+        <w:rPr>
+          <w:rFonts w:ascii="Verdana" w:hAnsi="Verdana" w:cstheme="minorHAnsi"/>
+          <w:sz w:val="20"/>
+          <w:szCs w:val="20"/>
         </w:rPr>
         <w:t>(затяжку производить только после полного снятия напряжения и проверки отсутствия напряжения);</w:t>
       </w:r>
@@ -1997,27 +2399,17 @@
         <w:jc w:val="both"/>
         <w:rPr>
           <w:rFonts w:ascii="Verdana" w:hAnsi="Verdana" w:cstheme="minorHAnsi"/>
-        </w:rPr>
-      </w:pPr>
-      <w:r>
-        <w:rPr>
-          <w:rFonts w:ascii="Verdana" w:hAnsi="Verdana" w:cstheme="minorHAnsi"/>
-        </w:rPr>
-        <w:t xml:space="preserve">измерить сопротивление изоляции </w:t>
-      </w:r>
-      <w:proofErr w:type="spellStart"/>
-      <w:r>
-        <w:rPr>
-          <w:rFonts w:ascii="Verdana" w:hAnsi="Verdana" w:cstheme="minorHAnsi"/>
-        </w:rPr>
-        <w:t>мегаомметром</w:t>
-      </w:r>
-      <w:proofErr w:type="spellEnd"/>
-      <w:r>
-        <w:rPr>
-          <w:rFonts w:ascii="Verdana" w:hAnsi="Verdana" w:cstheme="minorHAnsi"/>
-        </w:rPr>
-        <w:t xml:space="preserve"> на 500 В (норма – не менее 20 МОм);</w:t>
+          <w:sz w:val="20"/>
+          <w:szCs w:val="20"/>
+        </w:rPr>
+      </w:pPr>
+      <w:r>
+        <w:rPr>
+          <w:rFonts w:ascii="Verdana" w:hAnsi="Verdana" w:cstheme="minorHAnsi"/>
+          <w:sz w:val="20"/>
+          <w:szCs w:val="20"/>
+        </w:rPr>
+        <w:t>измерить сопротивление изоляции мегаомметром на 500 В (норма – не менее 20 МОм);</w:t>
       </w:r>
     </w:p>
     <w:p>
@@ -2031,17 +2423,23 @@
         <w:jc w:val="both"/>
         <w:rPr>
           <w:rFonts w:ascii="Verdana" w:hAnsi="Verdana" w:cstheme="minorHAnsi"/>
-        </w:rPr>
-      </w:pPr>
-      <w:r>
-        <w:rPr>
-          <w:rFonts w:ascii="Verdana" w:hAnsi="Verdana" w:cstheme="minorHAnsi"/>
+          <w:sz w:val="20"/>
+          <w:szCs w:val="20"/>
+        </w:rPr>
+      </w:pPr>
+      <w:r>
+        <w:rPr>
+          <w:rFonts w:ascii="Verdana" w:hAnsi="Verdana" w:cstheme="minorHAnsi"/>
+          <w:sz w:val="20"/>
+          <w:szCs w:val="20"/>
         </w:rPr>
         <w:t>осмотреть коммутационные аппараты на предмет подгорания контактов, оплавления корпусов</w:t>
       </w:r>
       <w:r>
         <w:rPr>
           <w:rFonts w:ascii="Verdana" w:hAnsi="Verdana" w:cstheme="minorHAnsi"/>
+          <w:sz w:val="20"/>
+          <w:szCs w:val="20"/>
         </w:rPr>
         <w:t>.</w:t>
       </w:r>
@@ -2053,15 +2451,23 @@
           <w:ilvl w:val="1"/>
           <w:numId w:val="18"/>
         </w:numPr>
+        <w:tabs>
+          <w:tab w:val="clear" w:pos="227"/>
+          <w:tab w:val="left" w:pos="851"/>
+        </w:tabs>
         <w:spacing w:line="300" w:lineRule="exact"/>
         <w:jc w:val="both"/>
         <w:rPr>
           <w:rFonts w:ascii="Verdana" w:hAnsi="Verdana" w:cstheme="minorHAnsi"/>
-        </w:rPr>
-      </w:pPr>
-      <w:r>
-        <w:rPr>
-          <w:rFonts w:ascii="Verdana" w:hAnsi="Verdana" w:cstheme="minorHAnsi"/>
+          <w:sz w:val="20"/>
+          <w:szCs w:val="20"/>
+        </w:rPr>
+      </w:pPr>
+      <w:r>
+        <w:rPr>
+          <w:rFonts w:ascii="Verdana" w:hAnsi="Verdana" w:cstheme="minorHAnsi"/>
+          <w:sz w:val="20"/>
+          <w:szCs w:val="20"/>
         </w:rPr>
         <w:t>Если неисправность устранена силами эксплуатирующей организации (например, подтянут ослабленный контакт, заменен явно поврежденный автоматический выключатель той же модели), необходимо:</w:t>
       </w:r>
@@ -2077,11 +2483,15 @@
         <w:jc w:val="both"/>
         <w:rPr>
           <w:rFonts w:ascii="Verdana" w:hAnsi="Verdana" w:cstheme="minorHAnsi"/>
-        </w:rPr>
-      </w:pPr>
-      <w:r>
-        <w:rPr>
-          <w:rFonts w:ascii="Verdana" w:hAnsi="Verdana" w:cstheme="minorHAnsi"/>
+          <w:sz w:val="20"/>
+          <w:szCs w:val="20"/>
+        </w:rPr>
+      </w:pPr>
+      <w:r>
+        <w:rPr>
+          <w:rFonts w:ascii="Verdana" w:hAnsi="Verdana" w:cstheme="minorHAnsi"/>
+          <w:sz w:val="20"/>
+          <w:szCs w:val="20"/>
         </w:rPr>
         <w:t>составить акт о выполненных работах;</w:t>
       </w:r>
@@ -2097,11 +2507,15 @@
         <w:jc w:val="both"/>
         <w:rPr>
           <w:rFonts w:ascii="Verdana" w:hAnsi="Verdana" w:cstheme="minorHAnsi"/>
-        </w:rPr>
-      </w:pPr>
-      <w:r>
-        <w:rPr>
-          <w:rFonts w:ascii="Verdana" w:hAnsi="Verdana" w:cstheme="minorHAnsi"/>
+          <w:sz w:val="20"/>
+          <w:szCs w:val="20"/>
+        </w:rPr>
+      </w:pPr>
+      <w:r>
+        <w:rPr>
+          <w:rFonts w:ascii="Verdana" w:hAnsi="Verdana" w:cstheme="minorHAnsi"/>
+          <w:sz w:val="20"/>
+          <w:szCs w:val="20"/>
         </w:rPr>
         <w:t>провести контрольное включение под наблюдением ответственного за электрохозяйство;</w:t>
       </w:r>
@@ -2117,35 +2531,39 @@
         <w:jc w:val="both"/>
         <w:rPr>
           <w:rFonts w:ascii="Verdana" w:hAnsi="Verdana" w:cstheme="minorHAnsi"/>
-        </w:rPr>
-      </w:pPr>
-      <w:r>
-        <w:rPr>
-          <w:rFonts w:ascii="Verdana" w:hAnsi="Verdana" w:cstheme="minorHAnsi"/>
+          <w:sz w:val="20"/>
+          <w:szCs w:val="20"/>
+        </w:rPr>
+      </w:pPr>
+      <w:r>
+        <w:rPr>
+          <w:rFonts w:ascii="Verdana" w:hAnsi="Verdana" w:cstheme="minorHAnsi"/>
+          <w:sz w:val="20"/>
+          <w:szCs w:val="20"/>
         </w:rPr>
         <w:t xml:space="preserve">проверить работу всех </w:t>
       </w:r>
       <w:r>
         <w:rPr>
           <w:rFonts w:ascii="Verdana" w:hAnsi="Verdana" w:cstheme="minorHAnsi"/>
-        </w:rPr>
-        <w:t xml:space="preserve">функций </w:t>
-      </w:r>
-      <w:r>
-        <w:rPr>
-          <w:rFonts w:ascii="Verdana" w:hAnsi="Verdana" w:cstheme="minorHAnsi"/>
-        </w:rPr>
-        <w:t>изделия</w:t>
-      </w:r>
-      <w:r>
-        <w:rPr>
-          <w:rFonts w:ascii="Verdana" w:hAnsi="Verdana" w:cstheme="minorHAnsi"/>
+          <w:sz w:val="20"/>
+          <w:szCs w:val="20"/>
+        </w:rPr>
+        <w:t>функций изделия</w:t>
+      </w:r>
+      <w:r>
+        <w:rPr>
+          <w:rFonts w:ascii="Verdana" w:hAnsi="Verdana" w:cstheme="minorHAnsi"/>
+          <w:sz w:val="20"/>
+          <w:szCs w:val="20"/>
         </w:rPr>
         <w:t xml:space="preserve"> в рабочем режим</w:t>
       </w:r>
       <w:r>
         <w:rPr>
           <w:rFonts w:ascii="Verdana" w:hAnsi="Verdana" w:cstheme="minorHAnsi"/>
+          <w:sz w:val="20"/>
+          <w:szCs w:val="20"/>
         </w:rPr>
         <w:t>е.</w:t>
       </w:r>
@@ -2153,8 +2571,8 @@
         <w:rPr>
           <w:rFonts w:ascii="Verdana" w:hAnsi="Verdana" w:cs="Arial"/>
           <w:noProof/>
-          <w:sz w:val="18"/>
-          <w:szCs w:val="18"/>
+          <w:sz w:val="20"/>
+          <w:szCs w:val="20"/>
         </w:rPr>
         <w:t xml:space="preserve"> </w:t>
       </w:r>
@@ -2166,15 +2584,23 @@
           <w:ilvl w:val="1"/>
           <w:numId w:val="18"/>
         </w:numPr>
+        <w:tabs>
+          <w:tab w:val="clear" w:pos="227"/>
+          <w:tab w:val="left" w:pos="851"/>
+        </w:tabs>
         <w:spacing w:line="300" w:lineRule="exact"/>
         <w:jc w:val="both"/>
         <w:rPr>
           <w:rFonts w:ascii="Verdana" w:hAnsi="Verdana" w:cstheme="minorHAnsi"/>
-        </w:rPr>
-      </w:pPr>
-      <w:r>
-        <w:rPr>
-          <w:rFonts w:ascii="Verdana" w:hAnsi="Verdana" w:cstheme="minorHAnsi"/>
+          <w:sz w:val="20"/>
+          <w:szCs w:val="20"/>
+        </w:rPr>
+      </w:pPr>
+      <w:r>
+        <w:rPr>
+          <w:rFonts w:ascii="Verdana" w:hAnsi="Verdana" w:cstheme="minorHAnsi"/>
+          <w:sz w:val="20"/>
+          <w:szCs w:val="20"/>
         </w:rPr>
         <w:t>При обнаружении неисправности, которую невозможно устранить силами эксплуатирующей организации (заводской дефект, внутреннее повреждение сборных шин, выход из строя вводного аппарата без внешних повреждений и т.п.), необходимо:</w:t>
       </w:r>
@@ -2191,35 +2617,39 @@
         <w:jc w:val="both"/>
         <w:rPr>
           <w:rFonts w:ascii="Verdana" w:hAnsi="Verdana" w:cstheme="minorHAnsi"/>
-        </w:rPr>
-      </w:pPr>
-      <w:r>
-        <w:rPr>
-          <w:rFonts w:ascii="Verdana" w:hAnsi="Verdana" w:cstheme="minorHAnsi"/>
+          <w:sz w:val="20"/>
+          <w:szCs w:val="20"/>
+        </w:rPr>
+      </w:pPr>
+      <w:r>
+        <w:rPr>
+          <w:rFonts w:ascii="Verdana" w:hAnsi="Verdana" w:cstheme="minorHAnsi"/>
+          <w:sz w:val="20"/>
+          <w:szCs w:val="20"/>
         </w:rPr>
         <w:t>с</w:t>
       </w:r>
       <w:r>
         <w:rPr>
           <w:rFonts w:ascii="Verdana" w:hAnsi="Verdana" w:cstheme="minorHAnsi"/>
+          <w:sz w:val="20"/>
+          <w:szCs w:val="20"/>
         </w:rPr>
         <w:t>оставить акт о неисправности</w:t>
       </w:r>
       <w:r>
         <w:rPr>
           <w:rFonts w:ascii="Verdana" w:hAnsi="Verdana" w:cstheme="minorHAnsi"/>
-        </w:rPr>
-        <w:t xml:space="preserve"> </w:t>
-      </w:r>
-      <w:r>
-        <w:rPr>
-          <w:rFonts w:ascii="Verdana" w:hAnsi="Verdana" w:cstheme="minorHAnsi"/>
-        </w:rPr>
-        <w:t>оборудования</w:t>
-      </w:r>
-      <w:r>
-        <w:rPr>
-          <w:rFonts w:ascii="Verdana" w:hAnsi="Verdana" w:cstheme="minorHAnsi"/>
+          <w:sz w:val="20"/>
+          <w:szCs w:val="20"/>
+        </w:rPr>
+        <w:t xml:space="preserve"> оборудования</w:t>
+      </w:r>
+      <w:r>
+        <w:rPr>
+          <w:rFonts w:ascii="Verdana" w:hAnsi="Verdana" w:cstheme="minorHAnsi"/>
+          <w:sz w:val="20"/>
+          <w:szCs w:val="20"/>
         </w:rPr>
         <w:t>;</w:t>
       </w:r>
@@ -2236,23 +2666,31 @@
         <w:jc w:val="both"/>
         <w:rPr>
           <w:rFonts w:ascii="Verdana" w:hAnsi="Verdana" w:cstheme="minorHAnsi"/>
-        </w:rPr>
-      </w:pPr>
-      <w:r>
-        <w:rPr>
-          <w:rFonts w:ascii="Verdana" w:hAnsi="Verdana" w:cstheme="minorHAnsi"/>
+          <w:sz w:val="20"/>
+          <w:szCs w:val="20"/>
+        </w:rPr>
+      </w:pPr>
+      <w:r>
+        <w:rPr>
+          <w:rFonts w:ascii="Verdana" w:hAnsi="Verdana" w:cstheme="minorHAnsi"/>
+          <w:sz w:val="20"/>
+          <w:szCs w:val="20"/>
         </w:rPr>
         <w:t>с</w:t>
       </w:r>
       <w:r>
         <w:rPr>
           <w:rFonts w:ascii="Verdana" w:hAnsi="Verdana" w:cstheme="minorHAnsi"/>
+          <w:sz w:val="20"/>
+          <w:szCs w:val="20"/>
         </w:rPr>
         <w:t>делать фото- и видеофиксацию неисправности (при наличии внешних проявлений)</w:t>
       </w:r>
       <w:r>
         <w:rPr>
           <w:rFonts w:ascii="Verdana" w:hAnsi="Verdana" w:cstheme="minorHAnsi"/>
+          <w:sz w:val="20"/>
+          <w:szCs w:val="20"/>
         </w:rPr>
         <w:t>;</w:t>
       </w:r>
@@ -2269,71 +2707,39 @@
         <w:jc w:val="both"/>
         <w:rPr>
           <w:rFonts w:ascii="Verdana" w:hAnsi="Verdana" w:cstheme="minorHAnsi"/>
-        </w:rPr>
-      </w:pPr>
-      <w:r>
-        <w:rPr>
-          <w:rFonts w:ascii="Verdana" w:hAnsi="Verdana" w:cstheme="minorHAnsi"/>
+          <w:sz w:val="20"/>
+          <w:szCs w:val="20"/>
+        </w:rPr>
+      </w:pPr>
+      <w:r>
+        <w:rPr>
+          <w:rFonts w:ascii="Verdana" w:hAnsi="Verdana" w:cstheme="minorHAnsi"/>
+          <w:sz w:val="20"/>
+          <w:szCs w:val="20"/>
         </w:rPr>
         <w:t>н</w:t>
       </w:r>
       <w:r>
         <w:rPr>
           <w:rFonts w:ascii="Verdana" w:hAnsi="Verdana" w:cstheme="minorHAnsi"/>
-        </w:rPr>
-        <w:t>аправить официальное обращение изготовителю (ООО «</w:t>
-      </w:r>
-      <w:proofErr w:type="spellStart"/>
-      <w:r>
-        <w:rPr>
-          <w:rFonts w:ascii="Verdana" w:hAnsi="Verdana" w:cstheme="minorHAnsi"/>
-        </w:rPr>
-        <w:t>ДжейДжи</w:t>
-      </w:r>
-      <w:proofErr w:type="spellEnd"/>
-      <w:r>
-        <w:rPr>
-          <w:rFonts w:ascii="Verdana" w:hAnsi="Verdana" w:cstheme="minorHAnsi"/>
-        </w:rPr>
-        <w:t xml:space="preserve"> Групп») по адресу: 125319, г. Москва, Большой Коптевский </w:t>
-      </w:r>
-      <w:proofErr w:type="spellStart"/>
-      <w:r>
-        <w:rPr>
-          <w:rFonts w:ascii="Verdana" w:hAnsi="Verdana" w:cstheme="minorHAnsi"/>
-        </w:rPr>
-        <w:t>пр</w:t>
-      </w:r>
-      <w:proofErr w:type="spellEnd"/>
-      <w:r>
-        <w:rPr>
-          <w:rFonts w:ascii="Verdana" w:hAnsi="Verdana" w:cstheme="minorHAnsi"/>
-        </w:rPr>
-        <w:t xml:space="preserve">-д, д. 10, корп. 2, </w:t>
-      </w:r>
-      <w:proofErr w:type="spellStart"/>
-      <w:r>
-        <w:rPr>
-          <w:rFonts w:ascii="Verdana" w:hAnsi="Verdana" w:cstheme="minorHAnsi"/>
-        </w:rPr>
-        <w:t>помещ</w:t>
-      </w:r>
-      <w:proofErr w:type="spellEnd"/>
-      <w:r>
-        <w:rPr>
-          <w:rFonts w:ascii="Verdana" w:hAnsi="Verdana" w:cstheme="minorHAnsi"/>
-        </w:rPr>
-        <w:t xml:space="preserve">. XVI, ком. 13,13А или </w:t>
-      </w:r>
-      <w:r>
-        <w:rPr>
-          <w:rFonts w:ascii="Verdana" w:hAnsi="Verdana" w:cstheme="minorHAnsi"/>
+          <w:sz w:val="20"/>
+          <w:szCs w:val="20"/>
+        </w:rPr>
+        <w:t xml:space="preserve">аправить официальное обращение изготовителю (ООО «ДжейДжи Групп») по адресу: 125319, г. Москва, Большой Коптевский пр-д, д. 10, корп. 2, помещ. XVI, ком. 13,13А или </w:t>
+      </w:r>
+      <w:r>
+        <w:rPr>
+          <w:rFonts w:ascii="Verdana" w:hAnsi="Verdana" w:cstheme="minorHAnsi"/>
+          <w:sz w:val="20"/>
+          <w:szCs w:val="20"/>
         </w:rPr>
         <w:t xml:space="preserve">по электронной почте </w:t>
       </w:r>
       <w:r>
         <w:rPr>
           <w:rFonts w:ascii="Verdana" w:hAnsi="Verdana" w:cstheme="minorHAnsi"/>
+          <w:sz w:val="20"/>
+          <w:szCs w:val="20"/>
           <w:lang w:val="en-US"/>
         </w:rPr>
         <w:t>info</w:t>
@@ -2341,27 +2747,33 @@
       <w:r>
         <w:rPr>
           <w:rFonts w:ascii="Verdana" w:hAnsi="Verdana" w:cstheme="minorHAnsi"/>
+          <w:sz w:val="20"/>
+          <w:szCs w:val="20"/>
         </w:rPr>
         <w:t>@</w:t>
       </w:r>
-      <w:proofErr w:type="spellStart"/>
-      <w:r>
-        <w:rPr>
-          <w:rFonts w:ascii="Verdana" w:hAnsi="Verdana" w:cstheme="minorHAnsi"/>
+      <w:r>
+        <w:rPr>
+          <w:rFonts w:ascii="Verdana" w:hAnsi="Verdana" w:cstheme="minorHAnsi"/>
+          <w:sz w:val="20"/>
+          <w:szCs w:val="20"/>
           <w:lang w:val="en-US"/>
         </w:rPr>
         <w:t>jg</w:t>
       </w:r>
-      <w:proofErr w:type="spellEnd"/>
-      <w:r>
-        <w:rPr>
-          <w:rFonts w:ascii="Verdana" w:hAnsi="Verdana" w:cstheme="minorHAnsi"/>
+      <w:r>
+        <w:rPr>
+          <w:rFonts w:ascii="Verdana" w:hAnsi="Verdana" w:cstheme="minorHAnsi"/>
+          <w:sz w:val="20"/>
+          <w:szCs w:val="20"/>
         </w:rPr>
         <w:t>-</w:t>
       </w:r>
       <w:r>
         <w:rPr>
           <w:rFonts w:ascii="Verdana" w:hAnsi="Verdana" w:cstheme="minorHAnsi"/>
+          <w:sz w:val="20"/>
+          <w:szCs w:val="20"/>
           <w:lang w:val="en-US"/>
         </w:rPr>
         <w:t>group</w:t>
@@ -2369,21 +2781,25 @@
       <w:r>
         <w:rPr>
           <w:rFonts w:ascii="Verdana" w:hAnsi="Verdana" w:cstheme="minorHAnsi"/>
+          <w:sz w:val="20"/>
+          <w:szCs w:val="20"/>
         </w:rPr>
         <w:t>.</w:t>
       </w:r>
-      <w:proofErr w:type="spellStart"/>
-      <w:r>
-        <w:rPr>
-          <w:rFonts w:ascii="Verdana" w:hAnsi="Verdana" w:cstheme="minorHAnsi"/>
+      <w:r>
+        <w:rPr>
+          <w:rFonts w:ascii="Verdana" w:hAnsi="Verdana" w:cstheme="minorHAnsi"/>
+          <w:sz w:val="20"/>
+          <w:szCs w:val="20"/>
           <w:lang w:val="en-US"/>
         </w:rPr>
         <w:t>ru</w:t>
       </w:r>
-      <w:proofErr w:type="spellEnd"/>
-      <w:r>
-        <w:rPr>
-          <w:rFonts w:ascii="Verdana" w:hAnsi="Verdana" w:cstheme="minorHAnsi"/>
+      <w:r>
+        <w:rPr>
+          <w:rFonts w:ascii="Verdana" w:hAnsi="Verdana" w:cstheme="minorHAnsi"/>
+          <w:sz w:val="20"/>
+          <w:szCs w:val="20"/>
         </w:rPr>
         <w:t>.</w:t>
       </w:r>
@@ -2396,11 +2812,15 @@
         <w:jc w:val="both"/>
         <w:rPr>
           <w:rFonts w:ascii="Verdana" w:hAnsi="Verdana" w:cstheme="minorHAnsi"/>
-        </w:rPr>
-      </w:pPr>
-      <w:r>
-        <w:rPr>
-          <w:rFonts w:ascii="Verdana" w:hAnsi="Verdana" w:cstheme="minorHAnsi"/>
+          <w:sz w:val="20"/>
+          <w:szCs w:val="20"/>
+        </w:rPr>
+      </w:pPr>
+      <w:r>
+        <w:rPr>
+          <w:rFonts w:ascii="Verdana" w:hAnsi="Verdana" w:cstheme="minorHAnsi"/>
+          <w:sz w:val="20"/>
+          <w:szCs w:val="20"/>
         </w:rPr>
         <w:t>К обращению приложить:</w:t>
       </w:r>
@@ -2417,13 +2837,16 @@
         <w:jc w:val="both"/>
         <w:rPr>
           <w:rFonts w:ascii="Verdana" w:hAnsi="Verdana" w:cstheme="minorHAnsi"/>
-        </w:rPr>
-      </w:pPr>
-      <w:r>
-        <w:rPr>
-          <w:rFonts w:ascii="Verdana" w:hAnsi="Verdana" w:cstheme="minorHAnsi"/>
-        </w:rPr>
-        <w:lastRenderedPageBreak/>
+          <w:sz w:val="20"/>
+          <w:szCs w:val="20"/>
+        </w:rPr>
+      </w:pPr>
+      <w:r>
+        <w:rPr>
+          <w:rFonts w:ascii="Verdana" w:hAnsi="Verdana" w:cstheme="minorHAnsi"/>
+          <w:sz w:val="20"/>
+          <w:szCs w:val="20"/>
+        </w:rPr>
         <w:t>копию паспорта изделия с отметками о приемке и вводе в эксплуатацию;</w:t>
       </w:r>
     </w:p>
@@ -2439,11 +2862,15 @@
         <w:jc w:val="both"/>
         <w:rPr>
           <w:rFonts w:ascii="Verdana" w:hAnsi="Verdana" w:cstheme="minorHAnsi"/>
-        </w:rPr>
-      </w:pPr>
-      <w:r>
-        <w:rPr>
-          <w:rFonts w:ascii="Verdana" w:hAnsi="Verdana" w:cstheme="minorHAnsi"/>
+          <w:sz w:val="20"/>
+          <w:szCs w:val="20"/>
+        </w:rPr>
+      </w:pPr>
+      <w:r>
+        <w:rPr>
+          <w:rFonts w:ascii="Verdana" w:hAnsi="Verdana" w:cstheme="minorHAnsi"/>
+          <w:sz w:val="20"/>
+          <w:szCs w:val="20"/>
         </w:rPr>
         <w:t>акт о неисправности;</w:t>
       </w:r>
@@ -2460,37 +2887,31 @@
         <w:jc w:val="both"/>
         <w:rPr>
           <w:rFonts w:ascii="Verdana" w:hAnsi="Verdana" w:cstheme="minorHAnsi"/>
-        </w:rPr>
-      </w:pPr>
-      <w:r>
-        <w:rPr>
-          <w:rFonts w:ascii="Verdana" w:hAnsi="Verdana" w:cstheme="minorHAnsi"/>
+          <w:sz w:val="20"/>
+          <w:szCs w:val="20"/>
+        </w:rPr>
+      </w:pPr>
+      <w:r>
+        <w:rPr>
+          <w:rFonts w:ascii="Verdana" w:hAnsi="Verdana" w:cstheme="minorHAnsi"/>
+          <w:sz w:val="20"/>
+          <w:szCs w:val="20"/>
         </w:rPr>
         <w:t>фотоматериалы</w:t>
       </w:r>
       <w:r>
         <w:rPr>
           <w:rFonts w:ascii="Verdana" w:hAnsi="Verdana" w:cstheme="minorHAnsi"/>
-        </w:rPr>
-        <w:t xml:space="preserve"> (в том числе и </w:t>
-      </w:r>
-      <w:proofErr w:type="spellStart"/>
-      <w:r>
-        <w:rPr>
-          <w:rFonts w:ascii="Verdana" w:hAnsi="Verdana" w:cstheme="minorHAnsi"/>
-        </w:rPr>
-        <w:t>шильд</w:t>
-      </w:r>
-      <w:proofErr w:type="spellEnd"/>
-      <w:r>
-        <w:rPr>
-          <w:rFonts w:ascii="Verdana" w:hAnsi="Verdana" w:cstheme="minorHAnsi"/>
-        </w:rPr>
-        <w:t xml:space="preserve"> с заводским номером)</w:t>
-      </w:r>
-      <w:r>
-        <w:rPr>
-          <w:rFonts w:ascii="Verdana" w:hAnsi="Verdana" w:cstheme="minorHAnsi"/>
+          <w:sz w:val="20"/>
+          <w:szCs w:val="20"/>
+        </w:rPr>
+        <w:t xml:space="preserve"> (в том числе и шильд с заводским номером)</w:t>
+      </w:r>
+      <w:r>
+        <w:rPr>
+          <w:rFonts w:ascii="Verdana" w:hAnsi="Verdana" w:cstheme="minorHAnsi"/>
+          <w:sz w:val="20"/>
+          <w:szCs w:val="20"/>
         </w:rPr>
         <w:t>.</w:t>
       </w:r>
@@ -2502,21 +2923,31 @@
           <w:ilvl w:val="1"/>
           <w:numId w:val="18"/>
         </w:numPr>
+        <w:tabs>
+          <w:tab w:val="clear" w:pos="227"/>
+          <w:tab w:val="num" w:pos="851"/>
+        </w:tabs>
         <w:spacing w:line="300" w:lineRule="exact"/>
         <w:jc w:val="both"/>
         <w:rPr>
           <w:rFonts w:ascii="Verdana" w:hAnsi="Verdana" w:cstheme="minorHAnsi"/>
-        </w:rPr>
-      </w:pPr>
-      <w:r>
-        <w:rPr>
-          <w:rFonts w:ascii="Verdana" w:hAnsi="Verdana" w:cstheme="minorHAnsi"/>
+          <w:sz w:val="20"/>
+          <w:szCs w:val="20"/>
+        </w:rPr>
+      </w:pPr>
+      <w:r>
+        <w:rPr>
+          <w:rFonts w:ascii="Verdana" w:hAnsi="Verdana" w:cstheme="minorHAnsi"/>
+          <w:sz w:val="20"/>
+          <w:szCs w:val="20"/>
         </w:rPr>
         <w:t xml:space="preserve"> </w:t>
       </w:r>
       <w:r>
         <w:rPr>
           <w:rFonts w:ascii="Verdana" w:hAnsi="Verdana" w:cstheme="minorHAnsi"/>
+          <w:sz w:val="20"/>
+          <w:szCs w:val="20"/>
         </w:rPr>
         <w:t>Запрещается:</w:t>
       </w:r>
@@ -2532,23 +2963,31 @@
         <w:jc w:val="both"/>
         <w:rPr>
           <w:rFonts w:ascii="Verdana" w:hAnsi="Verdana" w:cstheme="minorHAnsi"/>
-        </w:rPr>
-      </w:pPr>
-      <w:r>
-        <w:rPr>
-          <w:rFonts w:ascii="Verdana" w:hAnsi="Verdana" w:cstheme="minorHAnsi"/>
+          <w:sz w:val="20"/>
+          <w:szCs w:val="20"/>
+        </w:rPr>
+      </w:pPr>
+      <w:r>
+        <w:rPr>
+          <w:rFonts w:ascii="Verdana" w:hAnsi="Verdana" w:cstheme="minorHAnsi"/>
+          <w:sz w:val="20"/>
+          <w:szCs w:val="20"/>
         </w:rPr>
         <w:t xml:space="preserve">самостоятельный ремонт </w:t>
       </w:r>
       <w:r>
         <w:rPr>
           <w:rFonts w:ascii="Verdana" w:hAnsi="Verdana" w:cstheme="minorHAnsi"/>
+          <w:sz w:val="20"/>
+          <w:szCs w:val="20"/>
         </w:rPr>
         <w:t>изделия</w:t>
       </w:r>
       <w:r>
         <w:rPr>
           <w:rFonts w:ascii="Verdana" w:hAnsi="Verdana" w:cstheme="minorHAnsi"/>
+          <w:sz w:val="20"/>
+          <w:szCs w:val="20"/>
         </w:rPr>
         <w:t xml:space="preserve"> лицами, не имеющими соответствующей квалификации;</w:t>
       </w:r>
@@ -2564,11 +3003,15 @@
         <w:jc w:val="both"/>
         <w:rPr>
           <w:rFonts w:ascii="Verdana" w:hAnsi="Verdana" w:cstheme="minorHAnsi"/>
-        </w:rPr>
-      </w:pPr>
-      <w:r>
-        <w:rPr>
-          <w:rFonts w:ascii="Verdana" w:hAnsi="Verdana" w:cstheme="minorHAnsi"/>
+          <w:sz w:val="20"/>
+          <w:szCs w:val="20"/>
+        </w:rPr>
+      </w:pPr>
+      <w:r>
+        <w:rPr>
+          <w:rFonts w:ascii="Verdana" w:hAnsi="Verdana" w:cstheme="minorHAnsi"/>
+          <w:sz w:val="20"/>
+          <w:szCs w:val="20"/>
         </w:rPr>
         <w:t>изменение электрической схемы;</w:t>
       </w:r>
@@ -2584,23 +3027,31 @@
         <w:jc w:val="both"/>
         <w:rPr>
           <w:rFonts w:ascii="Verdana" w:hAnsi="Verdana" w:cstheme="minorHAnsi"/>
-        </w:rPr>
-      </w:pPr>
-      <w:r>
-        <w:rPr>
-          <w:rFonts w:ascii="Verdana" w:hAnsi="Verdana" w:cstheme="minorHAnsi"/>
+          <w:sz w:val="20"/>
+          <w:szCs w:val="20"/>
+        </w:rPr>
+      </w:pPr>
+      <w:r>
+        <w:rPr>
+          <w:rFonts w:ascii="Verdana" w:hAnsi="Verdana" w:cstheme="minorHAnsi"/>
+          <w:sz w:val="20"/>
+          <w:szCs w:val="20"/>
         </w:rPr>
         <w:t xml:space="preserve">эксплуатация </w:t>
       </w:r>
       <w:r>
         <w:rPr>
           <w:rFonts w:ascii="Verdana" w:hAnsi="Verdana" w:cstheme="minorHAnsi"/>
+          <w:sz w:val="20"/>
+          <w:szCs w:val="20"/>
         </w:rPr>
         <w:t>изделия</w:t>
       </w:r>
       <w:r>
         <w:rPr>
           <w:rFonts w:ascii="Verdana" w:hAnsi="Verdana" w:cstheme="minorHAnsi"/>
+          <w:sz w:val="20"/>
+          <w:szCs w:val="20"/>
         </w:rPr>
         <w:t xml:space="preserve"> при выявленной неисправности до ее устранения;</w:t>
       </w:r>
@@ -2616,11 +3067,15 @@
         <w:jc w:val="both"/>
         <w:rPr>
           <w:rFonts w:ascii="Verdana" w:hAnsi="Verdana" w:cstheme="minorHAnsi"/>
-        </w:rPr>
-      </w:pPr>
-      <w:r>
-        <w:rPr>
-          <w:rFonts w:ascii="Verdana" w:hAnsi="Verdana" w:cstheme="minorHAnsi"/>
+          <w:sz w:val="20"/>
+          <w:szCs w:val="20"/>
+        </w:rPr>
+      </w:pPr>
+      <w:r>
+        <w:rPr>
+          <w:rFonts w:ascii="Verdana" w:hAnsi="Verdana" w:cstheme="minorHAnsi"/>
+          <w:sz w:val="20"/>
+          <w:szCs w:val="20"/>
         </w:rPr>
         <w:t>использование некалиброванных или неисправных средств измерений при диагностике.</w:t>
       </w:r>
@@ -2632,15 +3087,23 @@
           <w:ilvl w:val="1"/>
           <w:numId w:val="18"/>
         </w:numPr>
+        <w:tabs>
+          <w:tab w:val="clear" w:pos="227"/>
+          <w:tab w:val="num" w:pos="851"/>
+        </w:tabs>
         <w:spacing w:line="300" w:lineRule="exact"/>
         <w:jc w:val="both"/>
         <w:rPr>
           <w:rFonts w:ascii="Verdana" w:hAnsi="Verdana" w:cstheme="minorHAnsi"/>
-        </w:rPr>
-      </w:pPr>
-      <w:r>
-        <w:rPr>
-          <w:rFonts w:ascii="Verdana" w:hAnsi="Verdana" w:cstheme="minorHAnsi"/>
+          <w:sz w:val="20"/>
+          <w:szCs w:val="20"/>
+        </w:rPr>
+      </w:pPr>
+      <w:r>
+        <w:rPr>
+          <w:rFonts w:ascii="Verdana" w:hAnsi="Verdana" w:cstheme="minorHAnsi"/>
+          <w:sz w:val="20"/>
+          <w:szCs w:val="20"/>
         </w:rPr>
         <w:t>После завершения ремонта (как гарантийного, так и платного) должны быть проведены приемо-сдаточные испытания в объеме, предусмотренном для ввода в эксплуатацию, с оформлением акта о работоспособности панели.</w:t>
       </w:r>
@@ -2648,14 +3111,22 @@
     <w:p>
       <w:pPr>
         <w:pStyle w:val="1"/>
+        <w:tabs>
+          <w:tab w:val="clear" w:pos="227"/>
+          <w:tab w:val="num" w:pos="426"/>
+        </w:tabs>
         <w:jc w:val="both"/>
         <w:rPr>
           <w:rFonts w:ascii="Verdana" w:hAnsi="Verdana"/>
+          <w:sz w:val="20"/>
+          <w:szCs w:val="20"/>
         </w:rPr>
       </w:pPr>
       <w:r>
         <w:rPr>
           <w:rFonts w:ascii="Verdana" w:hAnsi="Verdana"/>
+          <w:sz w:val="20"/>
+          <w:szCs w:val="20"/>
         </w:rPr>
         <w:t>Транспортирование и хранение.</w:t>
       </w:r>
@@ -2667,14 +3138,21 @@
           <w:ilvl w:val="1"/>
           <w:numId w:val="18"/>
         </w:numPr>
+        <w:tabs>
+          <w:tab w:val="left" w:pos="851"/>
+        </w:tabs>
         <w:jc w:val="both"/>
         <w:rPr>
           <w:rFonts w:ascii="Verdana" w:hAnsi="Verdana" w:cstheme="minorHAnsi"/>
-        </w:rPr>
-      </w:pPr>
-      <w:r>
-        <w:rPr>
-          <w:rFonts w:ascii="Verdana" w:hAnsi="Verdana" w:cstheme="minorHAnsi"/>
+          <w:sz w:val="20"/>
+          <w:szCs w:val="20"/>
+        </w:rPr>
+      </w:pPr>
+      <w:r>
+        <w:rPr>
+          <w:rFonts w:ascii="Verdana" w:hAnsi="Verdana" w:cstheme="minorHAnsi"/>
+          <w:sz w:val="20"/>
+          <w:szCs w:val="20"/>
         </w:rPr>
         <w:t>Изделие поставляется покупателю в заводской упаковке в соответствии с условиями поставки. Транспортировка и хранение осуществляется в условиях, исключающих воздействие атмосферных осадков и солнечной радиации при температуре воздуха от -45ºС до +45 ºС. По согласованию с заказчиком возможна поставка крытым транспортным средством без упаковки.</w:t>
       </w:r>
@@ -2686,14 +3164,21 @@
           <w:ilvl w:val="1"/>
           <w:numId w:val="18"/>
         </w:numPr>
+        <w:tabs>
+          <w:tab w:val="left" w:pos="851"/>
+        </w:tabs>
         <w:jc w:val="both"/>
         <w:rPr>
           <w:rFonts w:ascii="Verdana" w:hAnsi="Verdana" w:cstheme="minorHAnsi"/>
-        </w:rPr>
-      </w:pPr>
-      <w:r>
-        <w:rPr>
-          <w:rFonts w:ascii="Verdana" w:hAnsi="Verdana" w:cstheme="minorHAnsi"/>
+          <w:sz w:val="20"/>
+          <w:szCs w:val="20"/>
+        </w:rPr>
+      </w:pPr>
+      <w:r>
+        <w:rPr>
+          <w:rFonts w:ascii="Verdana" w:hAnsi="Verdana" w:cstheme="minorHAnsi"/>
+          <w:sz w:val="20"/>
+          <w:szCs w:val="20"/>
         </w:rPr>
         <w:t>Аппараты и приборы, которые не допускают транспортирование установленными в устройство, должны транспортироваться в упаковке завода изготовителя этих приборов. Их монтаж производит потребитель на месте установки НКУ.</w:t>
       </w:r>
@@ -2704,39 +3189,46 @@
           <w:ilvl w:val="1"/>
           <w:numId w:val="18"/>
         </w:numPr>
+        <w:tabs>
+          <w:tab w:val="left" w:pos="851"/>
+        </w:tabs>
         <w:spacing w:line="300" w:lineRule="exact"/>
         <w:jc w:val="both"/>
         <w:rPr>
           <w:rFonts w:ascii="Verdana" w:hAnsi="Verdana" w:cstheme="minorHAnsi"/>
-        </w:rPr>
-      </w:pPr>
-      <w:r>
-        <w:rPr>
-          <w:rFonts w:ascii="Verdana" w:hAnsi="Verdana" w:cstheme="minorHAnsi"/>
-        </w:rPr>
-        <w:t>Шкаф</w:t>
-      </w:r>
-      <w:r>
-        <w:rPr>
-          <w:rFonts w:ascii="Verdana" w:hAnsi="Verdana" w:cstheme="minorHAnsi"/>
-        </w:rPr>
-        <w:t>ы</w:t>
-      </w:r>
-      <w:r>
-        <w:rPr>
-          <w:rFonts w:ascii="Verdana" w:hAnsi="Verdana" w:cstheme="minorHAnsi"/>
+          <w:sz w:val="20"/>
+          <w:szCs w:val="20"/>
+        </w:rPr>
+      </w:pPr>
+      <w:r>
+        <w:rPr>
+          <w:rFonts w:ascii="Verdana" w:hAnsi="Verdana" w:cstheme="minorHAnsi"/>
+          <w:sz w:val="20"/>
+          <w:szCs w:val="20"/>
+        </w:rPr>
+        <w:t>Изделия</w:t>
+      </w:r>
+      <w:r>
+        <w:rPr>
+          <w:rFonts w:ascii="Verdana" w:hAnsi="Verdana" w:cstheme="minorHAnsi"/>
+          <w:sz w:val="20"/>
+          <w:szCs w:val="20"/>
         </w:rPr>
         <w:t xml:space="preserve"> до введения в эксплуатацию должны храниться</w:t>
       </w:r>
       <w:r>
         <w:rPr>
           <w:rFonts w:ascii="Verdana" w:hAnsi="Verdana" w:cstheme="minorHAnsi"/>
+          <w:sz w:val="20"/>
+          <w:szCs w:val="20"/>
         </w:rPr>
         <w:t xml:space="preserve"> см. Приложение 1</w:t>
       </w:r>
       <w:r>
         <w:rPr>
           <w:rFonts w:ascii="Verdana" w:hAnsi="Verdana" w:cstheme="minorHAnsi"/>
+          <w:sz w:val="20"/>
+          <w:szCs w:val="20"/>
         </w:rPr>
         <w:t>:</w:t>
       </w:r>
@@ -2754,11 +3246,15 @@
         <w:jc w:val="both"/>
         <w:rPr>
           <w:rFonts w:ascii="Verdana" w:hAnsi="Verdana" w:cstheme="minorHAnsi"/>
-        </w:rPr>
-      </w:pPr>
-      <w:r>
-        <w:rPr>
-          <w:rFonts w:ascii="Verdana" w:hAnsi="Verdana" w:cstheme="minorHAnsi"/>
+          <w:sz w:val="20"/>
+          <w:szCs w:val="20"/>
+        </w:rPr>
+      </w:pPr>
+      <w:r>
+        <w:rPr>
+          <w:rFonts w:ascii="Verdana" w:hAnsi="Verdana" w:cstheme="minorHAnsi"/>
+          <w:sz w:val="20"/>
+          <w:szCs w:val="20"/>
         </w:rPr>
         <w:t>упакованные - условия хранения 2 по ГОСТ 15150-69;</w:t>
       </w:r>
@@ -2776,11 +3272,15 @@
         <w:jc w:val="both"/>
         <w:rPr>
           <w:rFonts w:ascii="Verdana" w:hAnsi="Verdana" w:cstheme="minorHAnsi"/>
-        </w:rPr>
-      </w:pPr>
-      <w:r>
-        <w:rPr>
-          <w:rFonts w:ascii="Verdana" w:hAnsi="Verdana" w:cstheme="minorHAnsi"/>
+          <w:sz w:val="20"/>
+          <w:szCs w:val="20"/>
+        </w:rPr>
+      </w:pPr>
+      <w:r>
+        <w:rPr>
+          <w:rFonts w:ascii="Verdana" w:hAnsi="Verdana" w:cstheme="minorHAnsi"/>
+          <w:sz w:val="20"/>
+          <w:szCs w:val="20"/>
         </w:rPr>
         <w:t>неупакованные - условия хранения 1 по ГОСТ 15150-69.</w:t>
       </w:r>
@@ -2788,16 +3288,77 @@
     <w:p>
       <w:pPr>
         <w:pStyle w:val="1"/>
+        <w:tabs>
+          <w:tab w:val="clear" w:pos="227"/>
+          <w:tab w:val="num" w:pos="426"/>
+        </w:tabs>
         <w:jc w:val="both"/>
         <w:rPr>
           <w:rFonts w:ascii="Verdana" w:hAnsi="Verdana"/>
+          <w:sz w:val="20"/>
+          <w:szCs w:val="20"/>
         </w:rPr>
       </w:pPr>
       <w:r>
         <w:rPr>
           <w:rFonts w:ascii="Verdana" w:hAnsi="Verdana"/>
+          <w:sz w:val="20"/>
+          <w:szCs w:val="20"/>
         </w:rPr>
         <w:t>Гарантии изготовителя.</w:t>
+      </w:r>
+    </w:p>
+    <w:p>
+      <w:pPr>
+        <w:pStyle w:val="a0"/>
+        <w:numPr>
+          <w:ilvl w:val="1"/>
+          <w:numId w:val="18"/>
+        </w:numPr>
+        <w:tabs>
+          <w:tab w:val="left" w:pos="851"/>
+        </w:tabs>
+        <w:spacing w:line="300" w:lineRule="exact"/>
+        <w:contextualSpacing w:val="0"/>
+        <w:jc w:val="both"/>
+        <w:rPr>
+          <w:rFonts w:ascii="Verdana" w:hAnsi="Verdana" w:cstheme="minorHAnsi"/>
+          <w:sz w:val="20"/>
+          <w:szCs w:val="20"/>
+        </w:rPr>
+      </w:pPr>
+      <w:r>
+        <w:rPr>
+          <w:rFonts w:ascii="Verdana" w:hAnsi="Verdana" w:cstheme="minorHAnsi"/>
+          <w:sz w:val="20"/>
+          <w:szCs w:val="20"/>
+        </w:rPr>
+        <w:lastRenderedPageBreak/>
+        <w:t xml:space="preserve">Изготовитель гарантирует соответствие </w:t>
+      </w:r>
+      <w:r>
+        <w:rPr>
+          <w:rFonts w:ascii="Verdana" w:hAnsi="Verdana" w:cstheme="minorHAnsi"/>
+          <w:sz w:val="20"/>
+          <w:szCs w:val="20"/>
+        </w:rPr>
+        <w:t xml:space="preserve">#ВСТАВКА #Марка #ТУ </w:t>
+      </w:r>
+      <w:r>
+        <w:rPr>
+          <w:rFonts w:ascii="Verdana" w:hAnsi="Verdana" w:cstheme="minorHAnsi"/>
+          <w:sz w:val="20"/>
+          <w:szCs w:val="20"/>
+        </w:rPr>
+        <w:t>и ГОСТ IEC 61439-1-2024</w:t>
+      </w:r>
+      <w:r>
+        <w:rPr>
+          <w:rFonts w:ascii="Verdana" w:hAnsi="Verdana" w:cstheme="minorHAnsi"/>
+          <w:sz w:val="20"/>
+          <w:szCs w:val="20"/>
+        </w:rPr>
+        <w:t>.</w:t>
       </w:r>
     </w:p>
     <w:p>
@@ -2812,29 +3373,55 @@
         <w:jc w:val="both"/>
         <w:rPr>
           <w:rFonts w:ascii="Verdana" w:hAnsi="Verdana" w:cstheme="minorHAnsi"/>
-        </w:rPr>
-      </w:pPr>
-      <w:r>
-        <w:rPr>
-          <w:rFonts w:ascii="Verdana" w:hAnsi="Verdana" w:cstheme="minorHAnsi"/>
-        </w:rPr>
-        <w:t xml:space="preserve">Изготовитель гарантирует соответствие </w:t>
-      </w:r>
-      <w:r>
-        <w:rPr>
-          <w:rFonts w:ascii="Verdana" w:hAnsi="Verdana" w:cstheme="minorHAnsi"/>
-        </w:rPr>
-        <w:t xml:space="preserve">#ВСТАВКА #Марка #ТУ </w:t>
-      </w:r>
-      <w:r>
-        <w:rPr>
-          <w:rFonts w:ascii="Verdana" w:hAnsi="Verdana" w:cstheme="minorHAnsi"/>
-        </w:rPr>
-        <w:t>и ГОСТ IEC 61439-1-2024</w:t>
-      </w:r>
-      <w:r>
-        <w:rPr>
-          <w:rFonts w:ascii="Verdana" w:hAnsi="Verdana" w:cstheme="minorHAnsi"/>
+          <w:sz w:val="20"/>
+          <w:szCs w:val="20"/>
+        </w:rPr>
+      </w:pPr>
+      <w:r>
+        <w:rPr>
+          <w:rFonts w:ascii="Verdana" w:hAnsi="Verdana" w:cstheme="minorHAnsi"/>
+          <w:sz w:val="20"/>
+          <w:szCs w:val="20"/>
+        </w:rPr>
+        <w:t xml:space="preserve">При </w:t>
+      </w:r>
+      <w:r>
+        <w:rPr>
+          <w:rFonts w:ascii="Verdana" w:hAnsi="Verdana" w:cstheme="minorHAnsi"/>
+          <w:sz w:val="20"/>
+          <w:szCs w:val="20"/>
+        </w:rPr>
+        <w:t xml:space="preserve">соблюдении потребителем условий транспортирования, хранения и эксплуатации Предприятие гарантирует безотказную работу </w:t>
+      </w:r>
+      <w:r>
+        <w:rPr>
+          <w:rFonts w:ascii="Verdana" w:hAnsi="Verdana" w:cstheme="minorHAnsi"/>
+          <w:sz w:val="20"/>
+          <w:szCs w:val="20"/>
+        </w:rPr>
+        <w:t xml:space="preserve">#Склонение </w:t>
+      </w:r>
+      <w:r>
+        <w:rPr>
+          <w:rFonts w:ascii="Verdana" w:hAnsi="Verdana" w:cstheme="minorHAnsi"/>
+          <w:sz w:val="20"/>
+          <w:szCs w:val="20"/>
+        </w:rPr>
+        <w:t>в течение 2-х лет со дня ввода в эксплуатацию, но не более 3 года со дня отгрузки потребителю</w:t>
+      </w:r>
+      <w:r>
+        <w:rPr>
+          <w:rFonts w:ascii="Verdana" w:hAnsi="Verdana" w:cstheme="minorHAnsi"/>
+          <w:sz w:val="20"/>
+          <w:szCs w:val="20"/>
+        </w:rPr>
+        <w:t>, если иное не оговорено в договоре поставки</w:t>
+      </w:r>
+      <w:r>
+        <w:rPr>
+          <w:rFonts w:ascii="Verdana" w:hAnsi="Verdana" w:cstheme="minorHAnsi"/>
+          <w:sz w:val="20"/>
+          <w:szCs w:val="20"/>
         </w:rPr>
         <w:t>.</w:t>
       </w:r>
@@ -2846,48 +3433,113 @@
           <w:ilvl w:val="1"/>
           <w:numId w:val="18"/>
         </w:numPr>
+        <w:tabs>
+          <w:tab w:val="left" w:pos="851"/>
+        </w:tabs>
         <w:spacing w:line="300" w:lineRule="exact"/>
         <w:contextualSpacing w:val="0"/>
         <w:jc w:val="both"/>
         <w:rPr>
           <w:rFonts w:ascii="Verdana" w:hAnsi="Verdana" w:cstheme="minorHAnsi"/>
-        </w:rPr>
-      </w:pPr>
-      <w:r>
-        <w:rPr>
-          <w:rFonts w:ascii="Verdana" w:hAnsi="Verdana" w:cstheme="minorHAnsi"/>
-        </w:rPr>
-        <w:t xml:space="preserve">При </w:t>
-      </w:r>
-      <w:r>
-        <w:rPr>
-          <w:rFonts w:ascii="Verdana" w:hAnsi="Verdana" w:cstheme="minorHAnsi"/>
-        </w:rPr>
-        <w:t xml:space="preserve">соблюдении потребителем условий транспортирования, хранения и эксплуатации Предприятие гарантирует безотказную работу </w:t>
-      </w:r>
-      <w:r>
-        <w:rPr>
-          <w:rFonts w:ascii="Verdana" w:hAnsi="Verdana" w:cstheme="minorHAnsi"/>
-        </w:rPr>
-        <w:t xml:space="preserve">#Склонение </w:t>
-      </w:r>
-      <w:r>
-        <w:rPr>
-          <w:rFonts w:ascii="Verdana" w:hAnsi="Verdana" w:cstheme="minorHAnsi"/>
-        </w:rPr>
-        <w:t>в течение 2-х лет со дня ввода в эксплуатацию, но не более 3 года со дня отгрузки потребителю</w:t>
-      </w:r>
-      <w:r>
-        <w:rPr>
-          <w:rFonts w:ascii="Verdana" w:hAnsi="Verdana" w:cstheme="minorHAnsi"/>
-        </w:rPr>
-        <w:t>, если иное не оговорено в договоре поставки</w:t>
-      </w:r>
-      <w:r>
-        <w:rPr>
-          <w:rFonts w:ascii="Verdana" w:hAnsi="Verdana" w:cstheme="minorHAnsi"/>
+          <w:sz w:val="20"/>
+          <w:szCs w:val="20"/>
+        </w:rPr>
+      </w:pPr>
+      <w:r>
+        <w:rPr>
+          <w:rFonts w:ascii="Verdana" w:hAnsi="Verdana" w:cstheme="minorHAnsi"/>
+          <w:sz w:val="20"/>
+          <w:szCs w:val="20"/>
+        </w:rPr>
+        <w:t>Изготовитель осуществляет гарантийное обслуживание изделий, вышедших из строя,</w:t>
+      </w:r>
+      <w:r>
+        <w:rPr>
+          <w:rFonts w:ascii="Verdana" w:hAnsi="Verdana" w:cstheme="minorHAnsi"/>
+          <w:sz w:val="20"/>
+          <w:szCs w:val="20"/>
+        </w:rPr>
+        <w:t xml:space="preserve"> в</w:t>
+      </w:r>
+      <w:r>
+        <w:rPr>
+          <w:rFonts w:ascii="Verdana" w:hAnsi="Verdana" w:cstheme="minorHAnsi"/>
+          <w:sz w:val="20"/>
+          <w:szCs w:val="20"/>
+        </w:rPr>
+        <w:t xml:space="preserve"> следующих условиях:</w:t>
+      </w:r>
+    </w:p>
+    <w:p>
+      <w:pPr>
+        <w:pStyle w:val="a0"/>
+        <w:numPr>
+          <w:ilvl w:val="2"/>
+          <w:numId w:val="18"/>
+        </w:numPr>
+        <w:tabs>
+          <w:tab w:val="left" w:pos="1560"/>
+        </w:tabs>
+        <w:spacing w:line="300" w:lineRule="exact"/>
+        <w:contextualSpacing w:val="0"/>
+        <w:jc w:val="both"/>
+        <w:rPr>
+          <w:rFonts w:ascii="Verdana" w:hAnsi="Verdana" w:cstheme="minorHAnsi"/>
+          <w:sz w:val="20"/>
+          <w:szCs w:val="20"/>
+        </w:rPr>
+      </w:pPr>
+      <w:r>
+        <w:rPr>
+          <w:rFonts w:ascii="Verdana" w:hAnsi="Verdana" w:cstheme="minorHAnsi"/>
+          <w:sz w:val="20"/>
+          <w:szCs w:val="20"/>
+        </w:rPr>
+        <w:t>В течение гарантийного срока Изготовитель обязуется осуществлять гарантийный ремонт изделия в случае обнаружения заводского брака</w:t>
+      </w:r>
+      <w:r>
+        <w:rPr>
+          <w:rFonts w:ascii="Verdana" w:hAnsi="Verdana" w:cstheme="minorHAnsi"/>
+          <w:sz w:val="20"/>
+          <w:szCs w:val="20"/>
+        </w:rPr>
+        <w:t xml:space="preserve"> на территории производителя</w:t>
+      </w:r>
+      <w:r>
+        <w:rPr>
+          <w:rFonts w:ascii="Verdana" w:hAnsi="Verdana" w:cstheme="minorHAnsi"/>
+          <w:sz w:val="20"/>
+          <w:szCs w:val="20"/>
         </w:rPr>
         <w:t>.</w:t>
+      </w:r>
+    </w:p>
+    <w:p>
+      <w:pPr>
+        <w:pStyle w:val="a0"/>
+        <w:numPr>
+          <w:ilvl w:val="2"/>
+          <w:numId w:val="18"/>
+        </w:numPr>
+        <w:tabs>
+          <w:tab w:val="left" w:pos="1560"/>
+        </w:tabs>
+        <w:spacing w:line="300" w:lineRule="exact"/>
+        <w:contextualSpacing w:val="0"/>
+        <w:jc w:val="both"/>
+        <w:rPr>
+          <w:rFonts w:ascii="Verdana" w:hAnsi="Verdana" w:cstheme="minorHAnsi"/>
+          <w:sz w:val="20"/>
+          <w:szCs w:val="20"/>
+        </w:rPr>
+      </w:pPr>
+      <w:r>
+        <w:rPr>
+          <w:rFonts w:ascii="Verdana" w:hAnsi="Verdana" w:cstheme="minorHAnsi"/>
+          <w:sz w:val="20"/>
+          <w:szCs w:val="20"/>
+        </w:rPr>
+        <w:t>Гарантия осуществляется при предъявлении паспорта изделия, заверенного печатью Изготовителя с указанием наименования.</w:t>
       </w:r>
     </w:p>
     <w:p>
@@ -2897,172 +3549,23 @@
           <w:ilvl w:val="1"/>
           <w:numId w:val="18"/>
         </w:numPr>
+        <w:tabs>
+          <w:tab w:val="left" w:pos="851"/>
+        </w:tabs>
         <w:spacing w:line="300" w:lineRule="exact"/>
         <w:contextualSpacing w:val="0"/>
         <w:jc w:val="both"/>
         <w:rPr>
           <w:rFonts w:ascii="Verdana" w:hAnsi="Verdana" w:cstheme="minorHAnsi"/>
-        </w:rPr>
-      </w:pPr>
-      <w:r>
-        <w:rPr>
-          <w:rFonts w:ascii="Verdana" w:hAnsi="Verdana" w:cstheme="minorHAnsi"/>
-        </w:rPr>
-        <w:t>Изготовитель осуществляет гарантийное обслуживание изделий, вышедших из строя,</w:t>
-      </w:r>
-      <w:r>
-        <w:rPr>
-          <w:rFonts w:ascii="Verdana" w:hAnsi="Verdana" w:cstheme="minorHAnsi"/>
-        </w:rPr>
-        <w:t xml:space="preserve"> в</w:t>
-      </w:r>
-      <w:r>
-        <w:rPr>
-          <w:rFonts w:ascii="Verdana" w:hAnsi="Verdana" w:cstheme="minorHAnsi"/>
-        </w:rPr>
-        <w:t xml:space="preserve"> следующих условиях:</w:t>
-      </w:r>
-    </w:p>
-    <w:p>
-      <w:pPr>
-        <w:pStyle w:val="a0"/>
-        <w:numPr>
-          <w:ilvl w:val="2"/>
-          <w:numId w:val="18"/>
-        </w:numPr>
-        <w:spacing w:line="300" w:lineRule="exact"/>
-        <w:contextualSpacing w:val="0"/>
-        <w:jc w:val="both"/>
-        <w:rPr>
-          <w:rFonts w:ascii="Verdana" w:hAnsi="Verdana" w:cstheme="minorHAnsi"/>
-        </w:rPr>
-      </w:pPr>
-      <w:r>
-        <w:rPr>
-          <w:rFonts w:ascii="Verdana" w:hAnsi="Verdana" w:cstheme="minorHAnsi"/>
-        </w:rPr>
-        <w:t>В течение гарантийного срока Изготовитель обязуется осуществлять гарантийный ремонт изделия в случае обнаружения заводского брака</w:t>
-      </w:r>
-      <w:r>
-        <w:rPr>
-          <w:rFonts w:ascii="Verdana" w:hAnsi="Verdana" w:cstheme="minorHAnsi"/>
-        </w:rPr>
-        <w:t xml:space="preserve"> на территории производителя</w:t>
-      </w:r>
-      <w:r>
-        <w:rPr>
-          <w:rFonts w:ascii="Verdana" w:hAnsi="Verdana" w:cstheme="minorHAnsi"/>
-        </w:rPr>
-        <w:t>.</w:t>
-      </w:r>
-    </w:p>
-    <w:p>
-      <w:pPr>
-        <w:pStyle w:val="a0"/>
-        <w:numPr>
-          <w:ilvl w:val="2"/>
-          <w:numId w:val="18"/>
-        </w:numPr>
-        <w:spacing w:line="300" w:lineRule="exact"/>
-        <w:contextualSpacing w:val="0"/>
-        <w:jc w:val="both"/>
-        <w:rPr>
-          <w:rFonts w:ascii="Verdana" w:hAnsi="Verdana" w:cstheme="minorHAnsi"/>
-        </w:rPr>
-      </w:pPr>
-      <w:r>
-        <w:rPr>
-          <w:rFonts w:ascii="Verdana" w:hAnsi="Verdana" w:cstheme="minorHAnsi"/>
-        </w:rPr>
-        <w:lastRenderedPageBreak/>
-        <w:t>Гарантия осуществляется при предъявлении паспорта изделия, заверенного печатью Изготовителя с указанием наименования.</w:t>
-      </w:r>
-    </w:p>
-    <w:p>
-      <w:pPr>
-        <w:pStyle w:val="a0"/>
-        <w:numPr>
-          <w:ilvl w:val="2"/>
-          <w:numId w:val="18"/>
-        </w:numPr>
-        <w:spacing w:line="300" w:lineRule="exact"/>
-        <w:contextualSpacing w:val="0"/>
-        <w:jc w:val="both"/>
-        <w:rPr>
-          <w:rFonts w:ascii="Verdana" w:hAnsi="Verdana" w:cstheme="minorHAnsi"/>
-        </w:rPr>
-      </w:pPr>
-      <w:r>
-        <w:rPr>
-          <w:rFonts w:ascii="Verdana" w:hAnsi="Verdana" w:cstheme="minorHAnsi"/>
-        </w:rPr>
-        <w:t xml:space="preserve">Комплектность и внешний вид изделия проверяется Заказчиком при приемке изделия </w:t>
-      </w:r>
-      <w:r>
-        <w:rPr>
-          <w:rFonts w:ascii="Verdana" w:hAnsi="Verdana" w:cstheme="minorHAnsi"/>
-        </w:rPr>
-        <w:t xml:space="preserve">согласно пункту </w:t>
-      </w:r>
-      <w:r>
-        <w:rPr>
-          <w:rFonts w:ascii="Verdana" w:hAnsi="Verdana" w:cstheme="minorHAnsi"/>
-        </w:rPr>
-        <w:fldChar w:fldCharType="begin"/>
-      </w:r>
-      <w:r>
-        <w:rPr>
-          <w:rFonts w:ascii="Verdana" w:hAnsi="Verdana" w:cstheme="minorHAnsi"/>
-        </w:rPr>
-        <w:instrText xml:space="preserve"> REF _Ref229558177 \r \h </w:instrText>
-      </w:r>
-      <w:r>
-        <w:rPr>
-          <w:rFonts w:ascii="Verdana" w:hAnsi="Verdana" w:cstheme="minorHAnsi"/>
-        </w:rPr>
-      </w:r>
-      <w:r>
-        <w:rPr>
-          <w:rFonts w:ascii="Verdana" w:hAnsi="Verdana" w:cstheme="minorHAnsi"/>
-        </w:rPr>
-        <w:fldChar w:fldCharType="separate"/>
-      </w:r>
-      <w:r>
-        <w:rPr>
-          <w:rFonts w:ascii="Verdana" w:hAnsi="Verdana" w:cstheme="minorHAnsi"/>
-        </w:rPr>
-        <w:t>9</w:t>
-      </w:r>
-      <w:r>
-        <w:rPr>
-          <w:rFonts w:ascii="Verdana" w:hAnsi="Verdana" w:cstheme="minorHAnsi"/>
-        </w:rPr>
-        <w:fldChar w:fldCharType="end"/>
-      </w:r>
-      <w:r>
-        <w:rPr>
-          <w:rFonts w:ascii="Verdana" w:hAnsi="Verdana" w:cstheme="minorHAnsi"/>
-        </w:rPr>
-        <w:t>.</w:t>
-      </w:r>
-    </w:p>
-    <w:p>
-      <w:pPr>
-        <w:pStyle w:val="a0"/>
-        <w:numPr>
-          <w:ilvl w:val="1"/>
-          <w:numId w:val="18"/>
-        </w:numPr>
-        <w:spacing w:line="300" w:lineRule="exact"/>
-        <w:contextualSpacing w:val="0"/>
-        <w:jc w:val="both"/>
-        <w:rPr>
-          <w:rFonts w:ascii="Verdana" w:hAnsi="Verdana" w:cstheme="minorHAnsi"/>
-        </w:rPr>
-      </w:pPr>
-      <w:r>
-        <w:rPr>
-          <w:rFonts w:ascii="Verdana" w:hAnsi="Verdana" w:cstheme="minorHAnsi"/>
+          <w:sz w:val="20"/>
+          <w:szCs w:val="20"/>
+        </w:rPr>
+      </w:pPr>
+      <w:r>
+        <w:rPr>
+          <w:rFonts w:ascii="Verdana" w:hAnsi="Verdana" w:cstheme="minorHAnsi"/>
+          <w:sz w:val="20"/>
+          <w:szCs w:val="20"/>
         </w:rPr>
         <w:t>Изготовитель оставляет за собой право прервать гарантию в следующих случаях:</w:t>
       </w:r>
@@ -3084,11 +3587,15 @@
         <w:jc w:val="both"/>
         <w:rPr>
           <w:rFonts w:ascii="Verdana" w:hAnsi="Verdana" w:cstheme="minorHAnsi"/>
-        </w:rPr>
-      </w:pPr>
-      <w:r>
-        <w:rPr>
-          <w:rFonts w:ascii="Verdana" w:hAnsi="Verdana" w:cstheme="minorHAnsi"/>
+          <w:sz w:val="20"/>
+          <w:szCs w:val="20"/>
+        </w:rPr>
+      </w:pPr>
+      <w:r>
+        <w:rPr>
+          <w:rFonts w:ascii="Verdana" w:hAnsi="Verdana" w:cstheme="minorHAnsi"/>
+          <w:sz w:val="20"/>
+          <w:szCs w:val="20"/>
         </w:rPr>
         <w:t>самостоятельный ремонт, изменение электрической схемы изделия;</w:t>
       </w:r>
@@ -3110,11 +3617,15 @@
         <w:jc w:val="both"/>
         <w:rPr>
           <w:rFonts w:ascii="Verdana" w:hAnsi="Verdana" w:cstheme="minorHAnsi"/>
-        </w:rPr>
-      </w:pPr>
-      <w:r>
-        <w:rPr>
-          <w:rFonts w:ascii="Verdana" w:hAnsi="Verdana" w:cstheme="minorHAnsi"/>
+          <w:sz w:val="20"/>
+          <w:szCs w:val="20"/>
+        </w:rPr>
+      </w:pPr>
+      <w:r>
+        <w:rPr>
+          <w:rFonts w:ascii="Verdana" w:hAnsi="Verdana" w:cstheme="minorHAnsi"/>
+          <w:sz w:val="20"/>
+          <w:szCs w:val="20"/>
         </w:rPr>
         <w:t>нарушение правил эксплуатации и режимов, приводящих к потере работоспособности изделия;</w:t>
       </w:r>
@@ -3136,11 +3647,15 @@
         <w:jc w:val="both"/>
         <w:rPr>
           <w:rFonts w:ascii="Verdana" w:hAnsi="Verdana" w:cstheme="minorHAnsi"/>
-        </w:rPr>
-      </w:pPr>
-      <w:r>
-        <w:rPr>
-          <w:rFonts w:ascii="Verdana" w:hAnsi="Verdana" w:cstheme="minorHAnsi"/>
+          <w:sz w:val="20"/>
+          <w:szCs w:val="20"/>
+        </w:rPr>
+      </w:pPr>
+      <w:r>
+        <w:rPr>
+          <w:rFonts w:ascii="Verdana" w:hAnsi="Verdana" w:cstheme="minorHAnsi"/>
+          <w:sz w:val="20"/>
+          <w:szCs w:val="20"/>
         </w:rPr>
         <w:t>внешние повреждения, повлекшие за собой потерю работоспособности изделия.</w:t>
       </w:r>
@@ -3153,16 +3668,22 @@
         </w:numPr>
         <w:tabs>
           <w:tab w:val="clear" w:pos="227"/>
+          <w:tab w:val="left" w:pos="851"/>
         </w:tabs>
         <w:spacing w:line="300" w:lineRule="exact"/>
+        <w:ind w:left="142" w:firstLine="85"/>
         <w:jc w:val="both"/>
         <w:rPr>
           <w:rFonts w:ascii="Verdana" w:hAnsi="Verdana" w:cstheme="minorHAnsi"/>
-        </w:rPr>
-      </w:pPr>
-      <w:r>
-        <w:rPr>
-          <w:rFonts w:ascii="Verdana" w:hAnsi="Verdana" w:cstheme="minorHAnsi"/>
+          <w:sz w:val="20"/>
+          <w:szCs w:val="20"/>
+        </w:rPr>
+      </w:pPr>
+      <w:r>
+        <w:rPr>
+          <w:rFonts w:ascii="Verdana" w:hAnsi="Verdana" w:cstheme="minorHAnsi"/>
+          <w:sz w:val="20"/>
+          <w:szCs w:val="20"/>
         </w:rPr>
         <w:t>При аннулировании гарантийных обязательств ремонт может быть произведен в платном порядке, без восстановления или продления гарантии.</w:t>
       </w:r>
@@ -3175,16 +3696,22 @@
         </w:numPr>
         <w:tabs>
           <w:tab w:val="clear" w:pos="227"/>
+          <w:tab w:val="left" w:pos="851"/>
         </w:tabs>
         <w:spacing w:line="300" w:lineRule="exact"/>
+        <w:ind w:left="142" w:firstLine="85"/>
         <w:jc w:val="both"/>
         <w:rPr>
           <w:rFonts w:ascii="Verdana" w:hAnsi="Verdana" w:cstheme="minorHAnsi"/>
-        </w:rPr>
-      </w:pPr>
-      <w:r>
-        <w:rPr>
-          <w:rFonts w:ascii="Verdana" w:hAnsi="Verdana" w:cstheme="minorHAnsi"/>
+          <w:sz w:val="20"/>
+          <w:szCs w:val="20"/>
+        </w:rPr>
+      </w:pPr>
+      <w:r>
+        <w:rPr>
+          <w:rFonts w:ascii="Verdana" w:hAnsi="Verdana" w:cstheme="minorHAnsi"/>
+          <w:sz w:val="20"/>
+          <w:szCs w:val="20"/>
         </w:rPr>
         <w:t>Демонтаж заказчиком вышедшей из строя части оборудования для доставки в гарантийный ремонт не влечет за собой прекращения гарантийных обязательств Изготовителя.</w:t>
       </w:r>
@@ -3197,16 +3724,22 @@
         </w:numPr>
         <w:tabs>
           <w:tab w:val="clear" w:pos="227"/>
+          <w:tab w:val="left" w:pos="851"/>
         </w:tabs>
         <w:spacing w:line="300" w:lineRule="exact"/>
+        <w:ind w:left="142" w:firstLine="85"/>
         <w:jc w:val="both"/>
         <w:rPr>
           <w:rFonts w:ascii="Verdana" w:hAnsi="Verdana" w:cstheme="minorHAnsi"/>
-        </w:rPr>
-      </w:pPr>
-      <w:r>
-        <w:rPr>
-          <w:rFonts w:ascii="Verdana" w:hAnsi="Verdana" w:cstheme="minorHAnsi"/>
+          <w:sz w:val="20"/>
+          <w:szCs w:val="20"/>
+        </w:rPr>
+      </w:pPr>
+      <w:r>
+        <w:rPr>
+          <w:rFonts w:ascii="Verdana" w:hAnsi="Verdana" w:cstheme="minorHAnsi"/>
+          <w:sz w:val="20"/>
+          <w:szCs w:val="20"/>
         </w:rPr>
         <w:t xml:space="preserve">Изготовитель производит замену вышедшего из строя оборудования или части оборудования по адресу: </w:t>
       </w:r>
@@ -3214,49 +3747,47 @@
         <w:rPr>
           <w:rFonts w:ascii="Verdana" w:hAnsi="Verdana" w:cstheme="minorHAnsi"/>
           <w:bCs/>
-        </w:rPr>
-        <w:t xml:space="preserve">125319, г. Москва, Большой Коптевский </w:t>
-      </w:r>
-      <w:proofErr w:type="spellStart"/>
-      <w:r>
-        <w:rPr>
-          <w:rFonts w:ascii="Verdana" w:hAnsi="Verdana" w:cstheme="minorHAnsi"/>
-          <w:bCs/>
-        </w:rPr>
-        <w:t>пр</w:t>
-      </w:r>
-      <w:proofErr w:type="spellEnd"/>
-      <w:r>
-        <w:rPr>
-          <w:rFonts w:ascii="Verdana" w:hAnsi="Verdana" w:cstheme="minorHAnsi"/>
-          <w:bCs/>
-        </w:rPr>
-        <w:t>-д, дом № 10, корпус 2, помещение XVI, ком. 13,13А</w:t>
+          <w:sz w:val="20"/>
+          <w:szCs w:val="20"/>
+        </w:rPr>
+        <w:t>125319, г. Москва, Большой Коптевский пр-д, дом № 10, корпус 2, помещение XVI, ком. 13,13А</w:t>
       </w:r>
     </w:p>
     <w:p>
       <w:pPr>
         <w:pStyle w:val="1"/>
+        <w:tabs>
+          <w:tab w:val="clear" w:pos="227"/>
+          <w:tab w:val="num" w:pos="426"/>
+        </w:tabs>
         <w:jc w:val="both"/>
         <w:rPr>
           <w:rFonts w:ascii="Verdana" w:hAnsi="Verdana"/>
+          <w:sz w:val="20"/>
+          <w:szCs w:val="20"/>
         </w:rPr>
       </w:pPr>
       <w:r>
         <w:rPr>
           <w:rFonts w:ascii="Verdana" w:hAnsi="Verdana"/>
+          <w:sz w:val="20"/>
+          <w:szCs w:val="20"/>
         </w:rPr>
         <w:t xml:space="preserve">Свидетельство </w:t>
       </w:r>
       <w:r>
         <w:rPr>
           <w:rFonts w:ascii="Verdana" w:hAnsi="Verdana"/>
+          <w:sz w:val="20"/>
+          <w:szCs w:val="20"/>
         </w:rPr>
         <w:t>прохождения ОТК</w:t>
       </w:r>
       <w:r>
         <w:rPr>
           <w:rFonts w:ascii="Verdana" w:hAnsi="Verdana"/>
+          <w:sz w:val="20"/>
+          <w:szCs w:val="20"/>
         </w:rPr>
         <w:t>.</w:t>
       </w:r>
@@ -3267,26 +3798,45 @@
         <w:jc w:val="both"/>
         <w:rPr>
           <w:rFonts w:ascii="Verdana" w:hAnsi="Verdana" w:cstheme="minorHAnsi"/>
-        </w:rPr>
-      </w:pPr>
-      <w:r>
-        <w:rPr>
-          <w:rFonts w:ascii="Verdana" w:hAnsi="Verdana" w:cstheme="minorHAnsi"/>
+          <w:sz w:val="20"/>
+          <w:szCs w:val="20"/>
+        </w:rPr>
+      </w:pPr>
+      <w:r>
+        <w:rPr>
+          <w:rFonts w:ascii="Verdana" w:hAnsi="Verdana" w:cstheme="minorHAnsi"/>
+          <w:sz w:val="20"/>
+          <w:szCs w:val="20"/>
         </w:rPr>
         <w:t>#Название</w:t>
       </w:r>
       <w:r>
         <w:rPr>
           <w:rFonts w:ascii="Verdana" w:hAnsi="Verdana" w:cstheme="minorHAnsi"/>
+          <w:sz w:val="20"/>
+          <w:szCs w:val="20"/>
         </w:rPr>
         <w:t>,</w:t>
       </w:r>
       <w:r>
         <w:rPr>
           <w:rFonts w:ascii="Verdana" w:hAnsi="Verdana" w:cstheme="minorHAnsi"/>
+          <w:sz w:val="20"/>
+          <w:szCs w:val="20"/>
         </w:rPr>
         <w:t xml:space="preserve"> #Марка заводской номер #Номер соответствует #ТУ и признан годным к эксплуатации.</w:t>
       </w:r>
+    </w:p>
+    <w:p>
+      <w:pPr>
+        <w:spacing w:after="120"/>
+        <w:jc w:val="both"/>
+        <w:rPr>
+          <w:rFonts w:ascii="Verdana" w:hAnsi="Verdana" w:cstheme="minorHAnsi"/>
+          <w:sz w:val="16"/>
+          <w:szCs w:val="16"/>
+        </w:rPr>
+      </w:pPr>
     </w:p>
     <w:tbl>
       <w:tblPr>
@@ -3305,11 +3855,9 @@
         <w:tc>
           <w:tcPr>
             <w:tcW w:w="3369" w:type="dxa"/>
-            <w:shd w:val="clear" w:color="auto" w:fill="auto"/>
-          </w:tcPr>
-          <w:p>
-            <w:pPr>
-              <w:spacing w:after="120"/>
+          </w:tcPr>
+          <w:p>
+            <w:pPr>
               <w:rPr>
                 <w:rFonts w:ascii="Verdana" w:hAnsi="Verdana" w:cstheme="minorHAnsi"/>
               </w:rPr>
@@ -3319,38 +3867,46 @@
         <w:tc>
           <w:tcPr>
             <w:tcW w:w="4594" w:type="dxa"/>
-            <w:shd w:val="clear" w:color="auto" w:fill="auto"/>
-            <w:vAlign w:val="bottom"/>
+            <w:vAlign w:val="center"/>
             <w:hideMark/>
           </w:tcPr>
           <w:p>
             <w:pPr>
-              <w:spacing w:after="120"/>
               <w:rPr>
                 <w:rFonts w:ascii="Verdana" w:hAnsi="Verdana" w:cstheme="minorHAnsi"/>
+                <w:sz w:val="20"/>
+                <w:szCs w:val="20"/>
               </w:rPr>
             </w:pPr>
             <w:r>
               <w:rPr>
                 <w:rFonts w:ascii="Verdana" w:hAnsi="Verdana" w:cstheme="minorHAnsi"/>
+                <w:sz w:val="20"/>
+                <w:szCs w:val="20"/>
               </w:rPr>
               <w:t>Дата выпуска</w:t>
             </w:r>
             <w:r>
               <w:rPr>
                 <w:rFonts w:ascii="Verdana" w:hAnsi="Verdana" w:cstheme="minorHAnsi"/>
+                <w:sz w:val="20"/>
+                <w:szCs w:val="20"/>
               </w:rPr>
               <w:t>:</w:t>
             </w:r>
             <w:r>
               <w:rPr>
                 <w:rFonts w:ascii="Verdana" w:hAnsi="Verdana" w:cstheme="minorHAnsi"/>
+                <w:sz w:val="20"/>
+                <w:szCs w:val="20"/>
               </w:rPr>
               <w:t xml:space="preserve"> </w:t>
             </w:r>
             <w:r>
               <w:rPr>
                 <w:rFonts w:ascii="Verdana" w:hAnsi="Verdana" w:cstheme="minorHAnsi"/>
+                <w:sz w:val="20"/>
+                <w:szCs w:val="20"/>
                 <w:u w:val="single"/>
                 <w:lang w:val="en-US"/>
               </w:rPr>
@@ -3359,6 +3915,8 @@
             <w:r>
               <w:rPr>
                 <w:rFonts w:ascii="Verdana" w:hAnsi="Verdana" w:cstheme="minorHAnsi"/>
+                <w:sz w:val="20"/>
+                <w:szCs w:val="20"/>
                 <w:u w:val="single"/>
               </w:rPr>
               <w:t>Дата</w:t>
@@ -3373,7 +3931,6 @@
         <w:tc>
           <w:tcPr>
             <w:tcW w:w="3369" w:type="dxa"/>
-            <w:shd w:val="clear" w:color="auto" w:fill="auto"/>
             <w:vAlign w:val="center"/>
             <w:hideMark/>
           </w:tcPr>
@@ -3386,7 +3943,7 @@
                 <w:b/>
               </w:rPr>
             </w:pPr>
-            <w:bookmarkStart w:id="3" w:name="STAMP"/>
+            <w:bookmarkStart w:id="2" w:name="STAMP"/>
             <w:r>
               <w:rPr>
                 <w:rFonts w:ascii="Verdana" w:hAnsi="Verdana" w:cstheme="minorHAnsi"/>
@@ -3394,7 +3951,7 @@
               </w:rPr>
               <w:t>М.П.</w:t>
             </w:r>
-            <w:bookmarkEnd w:id="3"/>
+            <w:bookmarkEnd w:id="2"/>
           </w:p>
         </w:tc>
         <w:tc>
@@ -3403,13 +3960,14 @@
             <w:tcBorders>
               <w:bottom w:val="single" w:sz="4" w:space="0" w:color="auto"/>
             </w:tcBorders>
-            <w:shd w:val="clear" w:color="auto" w:fill="auto"/>
           </w:tcPr>
           <w:p>
             <w:pPr>
               <w:spacing w:after="120"/>
               <w:rPr>
                 <w:rFonts w:ascii="Verdana" w:hAnsi="Verdana" w:cstheme="minorHAnsi"/>
+                <w:sz w:val="20"/>
+                <w:szCs w:val="20"/>
               </w:rPr>
             </w:pPr>
           </w:p>
@@ -3418,10 +3976,12 @@
               <w:spacing w:after="120"/>
               <w:rPr>
                 <w:rFonts w:ascii="Verdana" w:hAnsi="Verdana" w:cstheme="minorHAnsi"/>
-              </w:rPr>
-            </w:pPr>
-            <w:bookmarkStart w:id="4" w:name="SIGNATURE"/>
-            <w:bookmarkEnd w:id="4"/>
+                <w:sz w:val="20"/>
+                <w:szCs w:val="20"/>
+              </w:rPr>
+            </w:pPr>
+            <w:bookmarkStart w:id="3" w:name="SIGNATURE"/>
+            <w:bookmarkEnd w:id="3"/>
           </w:p>
         </w:tc>
       </w:tr>
@@ -3432,7 +3992,6 @@
         <w:tc>
           <w:tcPr>
             <w:tcW w:w="3369" w:type="dxa"/>
-            <w:shd w:val="clear" w:color="auto" w:fill="auto"/>
           </w:tcPr>
           <w:p>
             <w:pPr>
@@ -3440,53 +3999,6 @@
               <w:rPr>
                 <w:rFonts w:ascii="Verdana" w:hAnsi="Verdana" w:cstheme="minorHAnsi"/>
                 <w:lang w:val="en-US"/>
-              </w:rPr>
-            </w:pPr>
-          </w:p>
-        </w:tc>
-        <w:tc>
-          <w:tcPr>
-            <w:tcW w:w="4594" w:type="dxa"/>
-            <w:tcBorders>
-              <w:top w:val="single" w:sz="4" w:space="0" w:color="auto"/>
-              <w:bottom w:val="single" w:sz="4" w:space="0" w:color="auto"/>
-            </w:tcBorders>
-            <w:shd w:val="clear" w:color="auto" w:fill="auto"/>
-            <w:hideMark/>
-          </w:tcPr>
-          <w:p>
-            <w:pPr>
-              <w:spacing w:after="120"/>
-              <w:rPr>
-                <w:rFonts w:ascii="Verdana" w:hAnsi="Verdana" w:cstheme="minorHAnsi"/>
-              </w:rPr>
-            </w:pPr>
-            <w:r>
-              <w:rPr>
-                <w:rFonts w:ascii="Verdana" w:hAnsi="Verdana" w:cstheme="minorHAnsi"/>
-              </w:rPr>
-              <w:t>(подпись и фамилия ответственного за приемку)</w:t>
-            </w:r>
-          </w:p>
-        </w:tc>
-      </w:tr>
-      <w:tr>
-        <w:trPr>
-          <w:jc w:val="center"/>
-        </w:trPr>
-        <w:tc>
-          <w:tcPr>
-            <w:tcW w:w="3369" w:type="dxa"/>
-            <w:shd w:val="clear" w:color="auto" w:fill="auto"/>
-          </w:tcPr>
-          <w:p>
-            <w:pPr>
-              <w:spacing w:after="120"/>
-              <w:rPr>
-                <w:rFonts w:ascii="Verdana" w:hAnsi="Verdana" w:cs="Arial"/>
-                <w:noProof/>
-                <w:sz w:val="18"/>
-                <w:szCs w:val="18"/>
               </w:rPr>
             </w:pPr>
           </w:p>
@@ -3497,15 +4009,26 @@
             <w:tcBorders>
               <w:top w:val="single" w:sz="4" w:space="0" w:color="auto"/>
             </w:tcBorders>
-            <w:shd w:val="clear" w:color="auto" w:fill="auto"/>
+            <w:hideMark/>
           </w:tcPr>
           <w:p>
             <w:pPr>
               <w:spacing w:after="120"/>
+              <w:jc w:val="center"/>
               <w:rPr>
                 <w:rFonts w:ascii="Verdana" w:hAnsi="Verdana" w:cstheme="minorHAnsi"/>
-              </w:rPr>
-            </w:pPr>
+                <w:sz w:val="16"/>
+                <w:szCs w:val="16"/>
+              </w:rPr>
+            </w:pPr>
+            <w:r>
+              <w:rPr>
+                <w:rFonts w:ascii="Verdana" w:hAnsi="Verdana" w:cstheme="minorHAnsi"/>
+                <w:sz w:val="16"/>
+                <w:szCs w:val="16"/>
+              </w:rPr>
+              <w:t>(подпись и фамилия ответственного за приемку)</w:t>
+            </w:r>
           </w:p>
         </w:tc>
       </w:tr>
@@ -3530,13 +4053,14 @@
         <w:rPr>
           <w:rFonts w:asciiTheme="minorHAnsi" w:hAnsiTheme="minorHAnsi" w:cstheme="minorHAnsi"/>
         </w:rPr>
-      </w:pPr>
-      <w:r>
-        <w:rPr>
-          <w:rFonts w:asciiTheme="minorHAnsi" w:hAnsiTheme="minorHAnsi" w:cstheme="minorHAnsi"/>
-        </w:rPr>
-        <w:br w:type="page"/>
-      </w:r>
+        <w:sectPr>
+          <w:footerReference w:type="default" r:id="rId9"/>
+          <w:pgSz w:w="11906" w:h="16838"/>
+          <w:pgMar w:top="567" w:right="567" w:bottom="567" w:left="1134" w:header="709" w:footer="709" w:gutter="0"/>
+          <w:cols w:space="708"/>
+          <w:docGrid w:linePitch="360"/>
+        </w:sectPr>
+      </w:pPr>
     </w:p>
     <w:tbl>
       <w:tblPr>
@@ -3631,7 +4155,7 @@
                 <w:noProof/>
               </w:rPr>
               <w:drawing>
-                <wp:inline distT="0" distB="0" distL="0" distR="0" wp14:anchorId="172473A0" wp14:editId="6C747D97">
+                <wp:inline distT="0" distB="0" distL="0" distR="0" wp14:anchorId="172473A0" wp14:editId="5F177D8A">
                   <wp:extent cx="771525" cy="571500"/>
                   <wp:effectExtent l="0" t="0" r="9525" b="0"/>
                   <wp:docPr id="3" name="Рисунок 2">
@@ -3656,7 +4180,7 @@
                           <pic:cNvPicPr/>
                         </pic:nvPicPr>
                         <pic:blipFill>
-                          <a:blip r:embed="rId9" cstate="print">
+                          <a:blip r:embed="rId10" cstate="print">
                             <a:extLst>
                               <a:ext uri="{28A0092B-C50C-407E-A947-70E740481C1C}">
                                 <a14:useLocalDpi xmlns:a14="http://schemas.microsoft.com/office/drawing/2010/main" val="0"/>
@@ -3834,7 +4358,7 @@
                 <w:sz w:val="20"/>
                 <w:szCs w:val="20"/>
               </w:rPr>
-              <w:t>№ #Номер от ______</w:t>
+              <w:t>№ #Номер от</w:t>
             </w:r>
             <w:r>
               <w:rPr>
@@ -3845,7 +4369,7 @@
                 <w:sz w:val="20"/>
                 <w:szCs w:val="20"/>
               </w:rPr>
-              <w:t>___</w:t>
+              <w:t xml:space="preserve"> </w:t>
             </w:r>
             <w:r>
               <w:rPr>
@@ -3855,8 +4379,31 @@
                 <w:color w:val="000000"/>
                 <w:sz w:val="20"/>
                 <w:szCs w:val="20"/>
-              </w:rPr>
-              <w:t>___ 202_ г.</w:t>
+                <w:lang w:val="en-US"/>
+              </w:rPr>
+              <w:t>#</w:t>
+            </w:r>
+            <w:r>
+              <w:rPr>
+                <w:rFonts w:ascii="Arial" w:hAnsi="Arial" w:cs="Arial"/>
+                <w:b/>
+                <w:bCs/>
+                <w:color w:val="000000"/>
+                <w:sz w:val="20"/>
+                <w:szCs w:val="20"/>
+              </w:rPr>
+              <w:t>Дата</w:t>
+            </w:r>
+            <w:r>
+              <w:rPr>
+                <w:rFonts w:ascii="Arial" w:hAnsi="Arial" w:cs="Arial"/>
+                <w:b/>
+                <w:bCs/>
+                <w:color w:val="000000"/>
+                <w:sz w:val="20"/>
+                <w:szCs w:val="20"/>
+              </w:rPr>
+              <w:t>.</w:t>
             </w:r>
           </w:p>
         </w:tc>
@@ -4359,6 +4906,7 @@
               <w:left w:val="single" w:sz="4" w:space="0" w:color="auto"/>
               <w:right w:val="single" w:sz="4" w:space="0" w:color="auto"/>
             </w:tcBorders>
+            <w:vAlign w:val="center"/>
           </w:tcPr>
           <w:p>
             <w:pPr>
@@ -4396,6 +4944,7 @@
               <w:bottom w:val="single" w:sz="4" w:space="0" w:color="auto"/>
               <w:right w:val="single" w:sz="4" w:space="0" w:color="auto"/>
             </w:tcBorders>
+            <w:vAlign w:val="center"/>
           </w:tcPr>
           <w:p>
             <w:pPr>
@@ -4431,6 +4980,7 @@
               <w:bottom w:val="single" w:sz="4" w:space="0" w:color="auto"/>
               <w:right w:val="single" w:sz="4" w:space="0" w:color="auto"/>
             </w:tcBorders>
+            <w:vAlign w:val="center"/>
           </w:tcPr>
           <w:p>
             <w:pPr>
@@ -4466,6 +5016,7 @@
               <w:left w:val="single" w:sz="4" w:space="0" w:color="auto"/>
               <w:right w:val="single" w:sz="4" w:space="0" w:color="auto"/>
             </w:tcBorders>
+            <w:vAlign w:val="center"/>
           </w:tcPr>
           <w:p>
             <w:pPr>
@@ -4501,6 +5052,7 @@
               <w:left w:val="single" w:sz="4" w:space="0" w:color="auto"/>
               <w:right w:val="single" w:sz="4" w:space="0" w:color="auto"/>
             </w:tcBorders>
+            <w:vAlign w:val="center"/>
           </w:tcPr>
           <w:p>
             <w:pPr>
@@ -4538,6 +5090,7 @@
               <w:bottom w:val="single" w:sz="4" w:space="0" w:color="auto"/>
               <w:right w:val="single" w:sz="4" w:space="0" w:color="auto"/>
             </w:tcBorders>
+            <w:vAlign w:val="center"/>
           </w:tcPr>
           <w:p>
             <w:pPr>
@@ -4563,6 +5116,7 @@
               <w:bottom w:val="single" w:sz="4" w:space="0" w:color="auto"/>
               <w:right w:val="single" w:sz="4" w:space="0" w:color="auto"/>
             </w:tcBorders>
+            <w:vAlign w:val="center"/>
           </w:tcPr>
           <w:p>
             <w:pPr>
@@ -4597,6 +5151,7 @@
               <w:bottom w:val="single" w:sz="4" w:space="0" w:color="auto"/>
               <w:right w:val="single" w:sz="4" w:space="0" w:color="auto"/>
             </w:tcBorders>
+            <w:vAlign w:val="center"/>
           </w:tcPr>
           <w:p>
             <w:pPr>
@@ -4631,6 +5186,7 @@
               <w:bottom w:val="single" w:sz="4" w:space="0" w:color="auto"/>
               <w:right w:val="single" w:sz="4" w:space="0" w:color="auto"/>
             </w:tcBorders>
+            <w:vAlign w:val="center"/>
           </w:tcPr>
           <w:p>
             <w:pPr>
@@ -4666,6 +5222,7 @@
               <w:bottom w:val="single" w:sz="4" w:space="0" w:color="auto"/>
               <w:right w:val="single" w:sz="4" w:space="0" w:color="auto"/>
             </w:tcBorders>
+            <w:vAlign w:val="center"/>
           </w:tcPr>
           <w:p>
             <w:pPr>
@@ -4701,6 +5258,7 @@
               <w:bottom w:val="single" w:sz="4" w:space="0" w:color="auto"/>
               <w:right w:val="single" w:sz="4" w:space="0" w:color="auto"/>
             </w:tcBorders>
+            <w:vAlign w:val="center"/>
           </w:tcPr>
           <w:p>
             <w:pPr>
@@ -4736,6 +5294,7 @@
               <w:bottom w:val="single" w:sz="4" w:space="0" w:color="auto"/>
               <w:right w:val="single" w:sz="4" w:space="0" w:color="auto"/>
             </w:tcBorders>
+            <w:vAlign w:val="center"/>
           </w:tcPr>
           <w:p>
             <w:pPr>
@@ -4761,6 +5320,7 @@
               <w:bottom w:val="single" w:sz="4" w:space="0" w:color="auto"/>
               <w:right w:val="single" w:sz="4" w:space="0" w:color="auto"/>
             </w:tcBorders>
+            <w:vAlign w:val="center"/>
           </w:tcPr>
           <w:p>
             <w:pPr>
@@ -4788,6 +5348,7 @@
               <w:bottom w:val="single" w:sz="4" w:space="0" w:color="auto"/>
               <w:right w:val="single" w:sz="4" w:space="0" w:color="auto"/>
             </w:tcBorders>
+            <w:vAlign w:val="center"/>
           </w:tcPr>
           <w:p>
             <w:pPr>
@@ -4813,6 +5374,7 @@
               <w:bottom w:val="single" w:sz="4" w:space="0" w:color="auto"/>
               <w:right w:val="single" w:sz="4" w:space="0" w:color="auto"/>
             </w:tcBorders>
+            <w:vAlign w:val="center"/>
           </w:tcPr>
           <w:p>
             <w:pPr>
@@ -4837,6 +5399,7 @@
               <w:bottom w:val="single" w:sz="4" w:space="0" w:color="auto"/>
               <w:right w:val="single" w:sz="4" w:space="0" w:color="auto"/>
             </w:tcBorders>
+            <w:vAlign w:val="center"/>
           </w:tcPr>
           <w:p>
             <w:pPr>
@@ -4861,6 +5424,7 @@
               <w:bottom w:val="single" w:sz="4" w:space="0" w:color="auto"/>
               <w:right w:val="single" w:sz="4" w:space="0" w:color="auto"/>
             </w:tcBorders>
+            <w:vAlign w:val="center"/>
           </w:tcPr>
           <w:p>
             <w:pPr>
@@ -4886,6 +5450,7 @@
               <w:bottom w:val="single" w:sz="4" w:space="0" w:color="auto"/>
               <w:right w:val="single" w:sz="4" w:space="0" w:color="auto"/>
             </w:tcBorders>
+            <w:vAlign w:val="center"/>
           </w:tcPr>
           <w:p>
             <w:pPr>
@@ -4911,6 +5476,7 @@
               <w:bottom w:val="single" w:sz="4" w:space="0" w:color="auto"/>
               <w:right w:val="single" w:sz="4" w:space="0" w:color="auto"/>
             </w:tcBorders>
+            <w:vAlign w:val="center"/>
           </w:tcPr>
           <w:p>
             <w:pPr>
@@ -4936,6 +5502,7 @@
               <w:bottom w:val="single" w:sz="4" w:space="0" w:color="auto"/>
               <w:right w:val="single" w:sz="4" w:space="0" w:color="auto"/>
             </w:tcBorders>
+            <w:vAlign w:val="center"/>
           </w:tcPr>
           <w:p>
             <w:pPr>
@@ -4961,6 +5528,7 @@
               <w:bottom w:val="single" w:sz="4" w:space="0" w:color="auto"/>
               <w:right w:val="single" w:sz="4" w:space="0" w:color="auto"/>
             </w:tcBorders>
+            <w:vAlign w:val="center"/>
           </w:tcPr>
           <w:p>
             <w:pPr>
@@ -4985,6 +5553,7 @@
             <w:tcBorders>
               <w:top w:val="single" w:sz="4" w:space="0" w:color="auto"/>
             </w:tcBorders>
+            <w:vAlign w:val="center"/>
           </w:tcPr>
           <w:p>
             <w:pPr>
@@ -5013,10 +5582,12 @@
             <w:tcBorders>
               <w:top w:val="single" w:sz="4" w:space="0" w:color="auto"/>
             </w:tcBorders>
-          </w:tcPr>
-          <w:p>
-            <w:pPr>
-              <w:spacing w:line="259" w:lineRule="auto"/>
+            <w:vAlign w:val="center"/>
+          </w:tcPr>
+          <w:p>
+            <w:pPr>
+              <w:spacing w:line="259" w:lineRule="auto"/>
+              <w:jc w:val="center"/>
               <w:rPr>
                 <w:rFonts w:ascii="Arial" w:hAnsi="Arial" w:cs="Arial"/>
                 <w:vanish/>
@@ -5040,10 +5611,12 @@
             <w:tcBorders>
               <w:top w:val="single" w:sz="4" w:space="0" w:color="auto"/>
             </w:tcBorders>
-          </w:tcPr>
-          <w:p>
-            <w:pPr>
-              <w:spacing w:line="259" w:lineRule="auto"/>
+            <w:vAlign w:val="center"/>
+          </w:tcPr>
+          <w:p>
+            <w:pPr>
+              <w:spacing w:line="259" w:lineRule="auto"/>
+              <w:jc w:val="center"/>
               <w:rPr>
                 <w:rFonts w:ascii="Arial" w:hAnsi="Arial" w:cs="Arial"/>
                 <w:vanish/>
@@ -5099,10 +5672,12 @@
             <w:tcBorders>
               <w:top w:val="single" w:sz="4" w:space="0" w:color="auto"/>
             </w:tcBorders>
-          </w:tcPr>
-          <w:p>
-            <w:pPr>
-              <w:spacing w:line="259" w:lineRule="auto"/>
+            <w:vAlign w:val="center"/>
+          </w:tcPr>
+          <w:p>
+            <w:pPr>
+              <w:spacing w:line="259" w:lineRule="auto"/>
+              <w:jc w:val="center"/>
               <w:rPr>
                 <w:rFonts w:ascii="Arial" w:hAnsi="Arial" w:cs="Arial"/>
                 <w:vanish/>
@@ -5118,10 +5693,12 @@
             <w:tcBorders>
               <w:top w:val="single" w:sz="4" w:space="0" w:color="auto"/>
             </w:tcBorders>
-          </w:tcPr>
-          <w:p>
-            <w:pPr>
-              <w:spacing w:line="259" w:lineRule="auto"/>
+            <w:vAlign w:val="center"/>
+          </w:tcPr>
+          <w:p>
+            <w:pPr>
+              <w:spacing w:line="259" w:lineRule="auto"/>
+              <w:jc w:val="center"/>
               <w:rPr>
                 <w:rFonts w:ascii="Arial" w:hAnsi="Arial" w:cs="Arial"/>
                 <w:vanish/>
@@ -5137,10 +5714,12 @@
             <w:tcBorders>
               <w:top w:val="single" w:sz="4" w:space="0" w:color="auto"/>
             </w:tcBorders>
-          </w:tcPr>
-          <w:p>
-            <w:pPr>
-              <w:spacing w:line="259" w:lineRule="auto"/>
+            <w:vAlign w:val="center"/>
+          </w:tcPr>
+          <w:p>
+            <w:pPr>
+              <w:spacing w:line="259" w:lineRule="auto"/>
+              <w:jc w:val="center"/>
               <w:rPr>
                 <w:rFonts w:ascii="Arial" w:hAnsi="Arial" w:cs="Arial"/>
                 <w:vanish/>
@@ -5156,10 +5735,12 @@
             <w:tcBorders>
               <w:top w:val="single" w:sz="4" w:space="0" w:color="auto"/>
             </w:tcBorders>
-          </w:tcPr>
-          <w:p>
-            <w:pPr>
-              <w:spacing w:line="259" w:lineRule="auto"/>
+            <w:vAlign w:val="center"/>
+          </w:tcPr>
+          <w:p>
+            <w:pPr>
+              <w:spacing w:line="259" w:lineRule="auto"/>
+              <w:jc w:val="center"/>
               <w:rPr>
                 <w:rFonts w:ascii="Arial" w:hAnsi="Arial" w:cs="Arial"/>
                 <w:vanish/>
@@ -5183,10 +5764,12 @@
             <w:tcBorders>
               <w:top w:val="single" w:sz="4" w:space="0" w:color="auto"/>
             </w:tcBorders>
-          </w:tcPr>
-          <w:p>
-            <w:pPr>
-              <w:spacing w:line="259" w:lineRule="auto"/>
+            <w:vAlign w:val="center"/>
+          </w:tcPr>
+          <w:p>
+            <w:pPr>
+              <w:spacing w:line="259" w:lineRule="auto"/>
+              <w:jc w:val="center"/>
               <w:rPr>
                 <w:rFonts w:ascii="Arial" w:hAnsi="Arial" w:cs="Arial"/>
                 <w:vanish/>
@@ -5201,6 +5784,7 @@
         <w:tc>
           <w:tcPr>
             <w:tcW w:w="3539" w:type="dxa"/>
+            <w:vAlign w:val="center"/>
           </w:tcPr>
           <w:p>
             <w:pPr>
@@ -5226,10 +5810,12 @@
         <w:tc>
           <w:tcPr>
             <w:tcW w:w="992" w:type="dxa"/>
-          </w:tcPr>
-          <w:p>
-            <w:pPr>
-              <w:spacing w:line="259" w:lineRule="auto"/>
+            <w:vAlign w:val="center"/>
+          </w:tcPr>
+          <w:p>
+            <w:pPr>
+              <w:spacing w:line="259" w:lineRule="auto"/>
+              <w:jc w:val="center"/>
               <w:rPr>
                 <w:rFonts w:ascii="Arial" w:hAnsi="Arial" w:cs="Arial"/>
                 <w:vanish/>
@@ -5250,10 +5836,12 @@
         <w:tc>
           <w:tcPr>
             <w:tcW w:w="1134" w:type="dxa"/>
-          </w:tcPr>
-          <w:p>
-            <w:pPr>
-              <w:spacing w:line="259" w:lineRule="auto"/>
+            <w:vAlign w:val="center"/>
+          </w:tcPr>
+          <w:p>
+            <w:pPr>
+              <w:spacing w:line="259" w:lineRule="auto"/>
+              <w:jc w:val="center"/>
               <w:rPr>
                 <w:rFonts w:ascii="Arial" w:hAnsi="Arial" w:cs="Arial"/>
                 <w:vanish/>
@@ -5306,44 +5894,38 @@
         <w:tc>
           <w:tcPr>
             <w:tcW w:w="850" w:type="dxa"/>
-          </w:tcPr>
-          <w:p>
-            <w:pPr>
-              <w:spacing w:line="259" w:lineRule="auto"/>
-              <w:rPr>
-                <w:rFonts w:ascii="Arial" w:hAnsi="Arial" w:cs="Arial"/>
-                <w:vanish/>
-                <w:sz w:val="16"/>
-                <w:szCs w:val="16"/>
-              </w:rPr>
-            </w:pPr>
-            <w:proofErr w:type="spellStart"/>
-            <w:r>
-              <w:rPr>
-                <w:rFonts w:ascii="Arial" w:hAnsi="Arial" w:cs="Arial"/>
-                <w:sz w:val="16"/>
-                <w:szCs w:val="16"/>
-              </w:rPr>
-              <w:t>Компл</w:t>
-            </w:r>
-            <w:proofErr w:type="spellEnd"/>
-            <w:r>
-              <w:rPr>
-                <w:rFonts w:ascii="Arial" w:hAnsi="Arial" w:cs="Arial"/>
-                <w:sz w:val="16"/>
-                <w:szCs w:val="16"/>
-              </w:rPr>
-              <w:t>. КД</w:t>
+            <w:vAlign w:val="center"/>
+          </w:tcPr>
+          <w:p>
+            <w:pPr>
+              <w:spacing w:line="259" w:lineRule="auto"/>
+              <w:jc w:val="center"/>
+              <w:rPr>
+                <w:rFonts w:ascii="Arial" w:hAnsi="Arial" w:cs="Arial"/>
+                <w:vanish/>
+                <w:sz w:val="16"/>
+                <w:szCs w:val="16"/>
+              </w:rPr>
+            </w:pPr>
+            <w:r>
+              <w:rPr>
+                <w:rFonts w:ascii="Arial" w:hAnsi="Arial" w:cs="Arial"/>
+                <w:sz w:val="16"/>
+                <w:szCs w:val="16"/>
+              </w:rPr>
+              <w:t>Компл. КД</w:t>
             </w:r>
           </w:p>
         </w:tc>
         <w:tc>
           <w:tcPr>
             <w:tcW w:w="851" w:type="dxa"/>
-          </w:tcPr>
-          <w:p>
-            <w:pPr>
-              <w:spacing w:line="259" w:lineRule="auto"/>
+            <w:vAlign w:val="center"/>
+          </w:tcPr>
+          <w:p>
+            <w:pPr>
+              <w:spacing w:line="259" w:lineRule="auto"/>
+              <w:jc w:val="center"/>
               <w:rPr>
                 <w:rFonts w:ascii="Arial" w:hAnsi="Arial" w:cs="Arial"/>
                 <w:vanish/>
@@ -5356,10 +5938,12 @@
         <w:tc>
           <w:tcPr>
             <w:tcW w:w="998" w:type="dxa"/>
-          </w:tcPr>
-          <w:p>
-            <w:pPr>
-              <w:spacing w:line="259" w:lineRule="auto"/>
+            <w:vAlign w:val="center"/>
+          </w:tcPr>
+          <w:p>
+            <w:pPr>
+              <w:spacing w:line="259" w:lineRule="auto"/>
+              <w:jc w:val="center"/>
               <w:rPr>
                 <w:rFonts w:ascii="Arial" w:hAnsi="Arial" w:cs="Arial"/>
                 <w:vanish/>
@@ -5372,10 +5956,12 @@
         <w:tc>
           <w:tcPr>
             <w:tcW w:w="992" w:type="dxa"/>
-          </w:tcPr>
-          <w:p>
-            <w:pPr>
-              <w:spacing w:line="259" w:lineRule="auto"/>
+            <w:vAlign w:val="center"/>
+          </w:tcPr>
+          <w:p>
+            <w:pPr>
+              <w:spacing w:line="259" w:lineRule="auto"/>
+              <w:jc w:val="center"/>
               <w:rPr>
                 <w:rFonts w:ascii="Arial" w:hAnsi="Arial" w:cs="Arial"/>
                 <w:vanish/>
@@ -5396,10 +5982,12 @@
         <w:tc>
           <w:tcPr>
             <w:tcW w:w="986" w:type="dxa"/>
-          </w:tcPr>
-          <w:p>
-            <w:pPr>
-              <w:spacing w:line="259" w:lineRule="auto"/>
+            <w:vAlign w:val="center"/>
+          </w:tcPr>
+          <w:p>
+            <w:pPr>
+              <w:spacing w:line="259" w:lineRule="auto"/>
+              <w:jc w:val="center"/>
               <w:rPr>
                 <w:rFonts w:ascii="Arial" w:hAnsi="Arial" w:cs="Arial"/>
                 <w:vanish/>
@@ -5414,6 +6002,7 @@
         <w:tc>
           <w:tcPr>
             <w:tcW w:w="3539" w:type="dxa"/>
+            <w:vAlign w:val="center"/>
           </w:tcPr>
           <w:p>
             <w:pPr>
@@ -5439,10 +6028,12 @@
         <w:tc>
           <w:tcPr>
             <w:tcW w:w="992" w:type="dxa"/>
-          </w:tcPr>
-          <w:p>
-            <w:pPr>
-              <w:spacing w:line="259" w:lineRule="auto"/>
+            <w:vAlign w:val="center"/>
+          </w:tcPr>
+          <w:p>
+            <w:pPr>
+              <w:spacing w:line="259" w:lineRule="auto"/>
+              <w:jc w:val="center"/>
               <w:rPr>
                 <w:rFonts w:ascii="Arial" w:hAnsi="Arial" w:cs="Arial"/>
                 <w:vanish/>
@@ -5463,10 +6054,12 @@
         <w:tc>
           <w:tcPr>
             <w:tcW w:w="1134" w:type="dxa"/>
-          </w:tcPr>
-          <w:p>
-            <w:pPr>
-              <w:spacing w:line="259" w:lineRule="auto"/>
+            <w:vAlign w:val="center"/>
+          </w:tcPr>
+          <w:p>
+            <w:pPr>
+              <w:spacing w:line="259" w:lineRule="auto"/>
+              <w:jc w:val="center"/>
               <w:rPr>
                 <w:rFonts w:ascii="Arial" w:hAnsi="Arial" w:cs="Arial"/>
                 <w:vanish/>
@@ -5503,10 +6096,12 @@
         <w:tc>
           <w:tcPr>
             <w:tcW w:w="850" w:type="dxa"/>
-          </w:tcPr>
-          <w:p>
-            <w:pPr>
-              <w:spacing w:line="259" w:lineRule="auto"/>
+            <w:vAlign w:val="center"/>
+          </w:tcPr>
+          <w:p>
+            <w:pPr>
+              <w:spacing w:line="259" w:lineRule="auto"/>
+              <w:jc w:val="center"/>
               <w:rPr>
                 <w:rFonts w:ascii="Arial" w:hAnsi="Arial" w:cs="Arial"/>
                 <w:vanish/>
@@ -5519,10 +6114,12 @@
         <w:tc>
           <w:tcPr>
             <w:tcW w:w="851" w:type="dxa"/>
-          </w:tcPr>
-          <w:p>
-            <w:pPr>
-              <w:spacing w:line="259" w:lineRule="auto"/>
+            <w:vAlign w:val="center"/>
+          </w:tcPr>
+          <w:p>
+            <w:pPr>
+              <w:spacing w:line="259" w:lineRule="auto"/>
+              <w:jc w:val="center"/>
               <w:rPr>
                 <w:rFonts w:ascii="Arial" w:hAnsi="Arial" w:cs="Arial"/>
                 <w:vanish/>
@@ -5535,10 +6132,12 @@
         <w:tc>
           <w:tcPr>
             <w:tcW w:w="998" w:type="dxa"/>
-          </w:tcPr>
-          <w:p>
-            <w:pPr>
-              <w:spacing w:line="259" w:lineRule="auto"/>
+            <w:vAlign w:val="center"/>
+          </w:tcPr>
+          <w:p>
+            <w:pPr>
+              <w:spacing w:line="259" w:lineRule="auto"/>
+              <w:jc w:val="center"/>
               <w:rPr>
                 <w:rFonts w:ascii="Arial" w:hAnsi="Arial" w:cs="Arial"/>
                 <w:vanish/>
@@ -5551,10 +6150,12 @@
         <w:tc>
           <w:tcPr>
             <w:tcW w:w="992" w:type="dxa"/>
-          </w:tcPr>
-          <w:p>
-            <w:pPr>
-              <w:spacing w:line="259" w:lineRule="auto"/>
+            <w:vAlign w:val="center"/>
+          </w:tcPr>
+          <w:p>
+            <w:pPr>
+              <w:spacing w:line="259" w:lineRule="auto"/>
+              <w:jc w:val="center"/>
               <w:rPr>
                 <w:rFonts w:ascii="Arial" w:hAnsi="Arial" w:cs="Arial"/>
                 <w:vanish/>
@@ -5575,10 +6176,12 @@
         <w:tc>
           <w:tcPr>
             <w:tcW w:w="986" w:type="dxa"/>
-          </w:tcPr>
-          <w:p>
-            <w:pPr>
-              <w:spacing w:line="259" w:lineRule="auto"/>
+            <w:vAlign w:val="center"/>
+          </w:tcPr>
+          <w:p>
+            <w:pPr>
+              <w:spacing w:line="259" w:lineRule="auto"/>
+              <w:jc w:val="center"/>
               <w:rPr>
                 <w:rFonts w:ascii="Arial" w:hAnsi="Arial" w:cs="Arial"/>
                 <w:vanish/>
@@ -5593,6 +6196,7 @@
         <w:tc>
           <w:tcPr>
             <w:tcW w:w="3539" w:type="dxa"/>
+            <w:vAlign w:val="center"/>
           </w:tcPr>
           <w:p>
             <w:pPr>
@@ -5618,10 +6222,12 @@
         <w:tc>
           <w:tcPr>
             <w:tcW w:w="992" w:type="dxa"/>
-          </w:tcPr>
-          <w:p>
-            <w:pPr>
-              <w:spacing w:line="259" w:lineRule="auto"/>
+            <w:vAlign w:val="center"/>
+          </w:tcPr>
+          <w:p>
+            <w:pPr>
+              <w:spacing w:line="259" w:lineRule="auto"/>
+              <w:jc w:val="center"/>
               <w:rPr>
                 <w:rFonts w:ascii="Arial" w:hAnsi="Arial" w:cs="Arial"/>
                 <w:vanish/>
@@ -5642,10 +6248,12 @@
         <w:tc>
           <w:tcPr>
             <w:tcW w:w="1134" w:type="dxa"/>
-          </w:tcPr>
-          <w:p>
-            <w:pPr>
-              <w:spacing w:line="259" w:lineRule="auto"/>
+            <w:vAlign w:val="center"/>
+          </w:tcPr>
+          <w:p>
+            <w:pPr>
+              <w:spacing w:line="259" w:lineRule="auto"/>
+              <w:jc w:val="center"/>
               <w:rPr>
                 <w:rFonts w:ascii="Arial" w:hAnsi="Arial" w:cs="Arial"/>
                 <w:vanish/>
@@ -5698,10 +6306,12 @@
         <w:tc>
           <w:tcPr>
             <w:tcW w:w="850" w:type="dxa"/>
-          </w:tcPr>
-          <w:p>
-            <w:pPr>
-              <w:spacing w:line="259" w:lineRule="auto"/>
+            <w:vAlign w:val="center"/>
+          </w:tcPr>
+          <w:p>
+            <w:pPr>
+              <w:spacing w:line="259" w:lineRule="auto"/>
+              <w:jc w:val="center"/>
               <w:rPr>
                 <w:rFonts w:ascii="Arial" w:hAnsi="Arial" w:cs="Arial"/>
                 <w:vanish/>
@@ -5714,10 +6324,12 @@
         <w:tc>
           <w:tcPr>
             <w:tcW w:w="851" w:type="dxa"/>
-          </w:tcPr>
-          <w:p>
-            <w:pPr>
-              <w:spacing w:line="259" w:lineRule="auto"/>
+            <w:vAlign w:val="center"/>
+          </w:tcPr>
+          <w:p>
+            <w:pPr>
+              <w:spacing w:line="259" w:lineRule="auto"/>
+              <w:jc w:val="center"/>
               <w:rPr>
                 <w:rFonts w:ascii="Arial" w:hAnsi="Arial" w:cs="Arial"/>
                 <w:vanish/>
@@ -5730,10 +6342,12 @@
         <w:tc>
           <w:tcPr>
             <w:tcW w:w="998" w:type="dxa"/>
-          </w:tcPr>
-          <w:p>
-            <w:pPr>
-              <w:spacing w:line="259" w:lineRule="auto"/>
+            <w:vAlign w:val="center"/>
+          </w:tcPr>
+          <w:p>
+            <w:pPr>
+              <w:spacing w:line="259" w:lineRule="auto"/>
+              <w:jc w:val="center"/>
               <w:rPr>
                 <w:rFonts w:ascii="Arial" w:hAnsi="Arial" w:cs="Arial"/>
                 <w:vanish/>
@@ -5746,10 +6360,12 @@
         <w:tc>
           <w:tcPr>
             <w:tcW w:w="992" w:type="dxa"/>
-          </w:tcPr>
-          <w:p>
-            <w:pPr>
-              <w:spacing w:line="259" w:lineRule="auto"/>
+            <w:vAlign w:val="center"/>
+          </w:tcPr>
+          <w:p>
+            <w:pPr>
+              <w:spacing w:line="259" w:lineRule="auto"/>
+              <w:jc w:val="center"/>
               <w:rPr>
                 <w:rFonts w:ascii="Arial" w:hAnsi="Arial" w:cs="Arial"/>
                 <w:vanish/>
@@ -5770,10 +6386,12 @@
         <w:tc>
           <w:tcPr>
             <w:tcW w:w="986" w:type="dxa"/>
-          </w:tcPr>
-          <w:p>
-            <w:pPr>
-              <w:spacing w:line="259" w:lineRule="auto"/>
+            <w:vAlign w:val="center"/>
+          </w:tcPr>
+          <w:p>
+            <w:pPr>
+              <w:spacing w:line="259" w:lineRule="auto"/>
+              <w:jc w:val="center"/>
               <w:rPr>
                 <w:rFonts w:ascii="Arial" w:hAnsi="Arial" w:cs="Arial"/>
                 <w:vanish/>
@@ -5788,6 +6406,7 @@
         <w:tc>
           <w:tcPr>
             <w:tcW w:w="3539" w:type="dxa"/>
+            <w:vAlign w:val="center"/>
           </w:tcPr>
           <w:p>
             <w:pPr>
@@ -5813,10 +6432,12 @@
         <w:tc>
           <w:tcPr>
             <w:tcW w:w="992" w:type="dxa"/>
-          </w:tcPr>
-          <w:p>
-            <w:pPr>
-              <w:spacing w:line="259" w:lineRule="auto"/>
+            <w:vAlign w:val="center"/>
+          </w:tcPr>
+          <w:p>
+            <w:pPr>
+              <w:spacing w:line="259" w:lineRule="auto"/>
+              <w:jc w:val="center"/>
               <w:rPr>
                 <w:rFonts w:ascii="Arial" w:hAnsi="Arial" w:cs="Arial"/>
                 <w:vanish/>
@@ -5837,10 +6458,12 @@
         <w:tc>
           <w:tcPr>
             <w:tcW w:w="1134" w:type="dxa"/>
-          </w:tcPr>
-          <w:p>
-            <w:pPr>
-              <w:spacing w:line="259" w:lineRule="auto"/>
+            <w:vAlign w:val="center"/>
+          </w:tcPr>
+          <w:p>
+            <w:pPr>
+              <w:spacing w:line="259" w:lineRule="auto"/>
+              <w:jc w:val="center"/>
               <w:rPr>
                 <w:rFonts w:ascii="Arial" w:hAnsi="Arial" w:cs="Arial"/>
                 <w:vanish/>
@@ -5893,10 +6516,12 @@
         <w:tc>
           <w:tcPr>
             <w:tcW w:w="850" w:type="dxa"/>
-          </w:tcPr>
-          <w:p>
-            <w:pPr>
-              <w:spacing w:line="259" w:lineRule="auto"/>
+            <w:vAlign w:val="center"/>
+          </w:tcPr>
+          <w:p>
+            <w:pPr>
+              <w:spacing w:line="259" w:lineRule="auto"/>
+              <w:jc w:val="center"/>
               <w:rPr>
                 <w:rFonts w:ascii="Arial" w:hAnsi="Arial" w:cs="Arial"/>
                 <w:vanish/>
@@ -5909,10 +6534,12 @@
         <w:tc>
           <w:tcPr>
             <w:tcW w:w="851" w:type="dxa"/>
-          </w:tcPr>
-          <w:p>
-            <w:pPr>
-              <w:spacing w:line="259" w:lineRule="auto"/>
+            <w:vAlign w:val="center"/>
+          </w:tcPr>
+          <w:p>
+            <w:pPr>
+              <w:spacing w:line="259" w:lineRule="auto"/>
+              <w:jc w:val="center"/>
               <w:rPr>
                 <w:rFonts w:ascii="Arial" w:hAnsi="Arial" w:cs="Arial"/>
                 <w:vanish/>
@@ -5925,10 +6552,12 @@
         <w:tc>
           <w:tcPr>
             <w:tcW w:w="998" w:type="dxa"/>
-          </w:tcPr>
-          <w:p>
-            <w:pPr>
-              <w:spacing w:line="259" w:lineRule="auto"/>
+            <w:vAlign w:val="center"/>
+          </w:tcPr>
+          <w:p>
+            <w:pPr>
+              <w:spacing w:line="259" w:lineRule="auto"/>
+              <w:jc w:val="center"/>
               <w:rPr>
                 <w:rFonts w:ascii="Arial" w:hAnsi="Arial" w:cs="Arial"/>
                 <w:vanish/>
@@ -5941,10 +6570,12 @@
         <w:tc>
           <w:tcPr>
             <w:tcW w:w="992" w:type="dxa"/>
-          </w:tcPr>
-          <w:p>
-            <w:pPr>
-              <w:spacing w:line="259" w:lineRule="auto"/>
+            <w:vAlign w:val="center"/>
+          </w:tcPr>
+          <w:p>
+            <w:pPr>
+              <w:spacing w:line="259" w:lineRule="auto"/>
+              <w:jc w:val="center"/>
               <w:rPr>
                 <w:rFonts w:ascii="Arial" w:hAnsi="Arial" w:cs="Arial"/>
                 <w:vanish/>
@@ -5965,10 +6596,12 @@
         <w:tc>
           <w:tcPr>
             <w:tcW w:w="986" w:type="dxa"/>
-          </w:tcPr>
-          <w:p>
-            <w:pPr>
-              <w:spacing w:line="259" w:lineRule="auto"/>
+            <w:vAlign w:val="center"/>
+          </w:tcPr>
+          <w:p>
+            <w:pPr>
+              <w:spacing w:line="259" w:lineRule="auto"/>
+              <w:jc w:val="center"/>
               <w:rPr>
                 <w:rFonts w:ascii="Arial" w:hAnsi="Arial" w:cs="Arial"/>
                 <w:vanish/>
@@ -5983,6 +6616,7 @@
         <w:tc>
           <w:tcPr>
             <w:tcW w:w="3539" w:type="dxa"/>
+            <w:vAlign w:val="center"/>
           </w:tcPr>
           <w:p>
             <w:pPr>
@@ -6008,10 +6642,12 @@
         <w:tc>
           <w:tcPr>
             <w:tcW w:w="992" w:type="dxa"/>
-          </w:tcPr>
-          <w:p>
-            <w:pPr>
-              <w:spacing w:line="259" w:lineRule="auto"/>
+            <w:vAlign w:val="center"/>
+          </w:tcPr>
+          <w:p>
+            <w:pPr>
+              <w:spacing w:line="259" w:lineRule="auto"/>
+              <w:jc w:val="center"/>
               <w:rPr>
                 <w:rFonts w:ascii="Arial" w:hAnsi="Arial" w:cs="Arial"/>
                 <w:vanish/>
@@ -6032,10 +6668,12 @@
         <w:tc>
           <w:tcPr>
             <w:tcW w:w="1134" w:type="dxa"/>
-          </w:tcPr>
-          <w:p>
-            <w:pPr>
-              <w:spacing w:line="259" w:lineRule="auto"/>
+            <w:vAlign w:val="center"/>
+          </w:tcPr>
+          <w:p>
+            <w:pPr>
+              <w:spacing w:line="259" w:lineRule="auto"/>
+              <w:jc w:val="center"/>
               <w:rPr>
                 <w:rFonts w:ascii="Arial" w:hAnsi="Arial" w:cs="Arial"/>
                 <w:vanish/>
@@ -6088,10 +6726,12 @@
         <w:tc>
           <w:tcPr>
             <w:tcW w:w="850" w:type="dxa"/>
-          </w:tcPr>
-          <w:p>
-            <w:pPr>
-              <w:spacing w:line="259" w:lineRule="auto"/>
+            <w:vAlign w:val="center"/>
+          </w:tcPr>
+          <w:p>
+            <w:pPr>
+              <w:spacing w:line="259" w:lineRule="auto"/>
+              <w:jc w:val="center"/>
               <w:rPr>
                 <w:rFonts w:ascii="Arial" w:hAnsi="Arial" w:cs="Arial"/>
                 <w:vanish/>
@@ -6121,10 +6761,12 @@
         <w:tc>
           <w:tcPr>
             <w:tcW w:w="851" w:type="dxa"/>
-          </w:tcPr>
-          <w:p>
-            <w:pPr>
-              <w:spacing w:line="259" w:lineRule="auto"/>
+            <w:vAlign w:val="center"/>
+          </w:tcPr>
+          <w:p>
+            <w:pPr>
+              <w:spacing w:line="259" w:lineRule="auto"/>
+              <w:jc w:val="center"/>
               <w:rPr>
                 <w:rFonts w:ascii="Arial" w:hAnsi="Arial" w:cs="Arial"/>
                 <w:vanish/>
@@ -6137,10 +6779,12 @@
         <w:tc>
           <w:tcPr>
             <w:tcW w:w="998" w:type="dxa"/>
-          </w:tcPr>
-          <w:p>
-            <w:pPr>
-              <w:spacing w:line="259" w:lineRule="auto"/>
+            <w:vAlign w:val="center"/>
+          </w:tcPr>
+          <w:p>
+            <w:pPr>
+              <w:spacing w:line="259" w:lineRule="auto"/>
+              <w:jc w:val="center"/>
               <w:rPr>
                 <w:rFonts w:ascii="Arial" w:hAnsi="Arial" w:cs="Arial"/>
                 <w:vanish/>
@@ -6153,10 +6797,12 @@
         <w:tc>
           <w:tcPr>
             <w:tcW w:w="992" w:type="dxa"/>
-          </w:tcPr>
-          <w:p>
-            <w:pPr>
-              <w:spacing w:line="259" w:lineRule="auto"/>
+            <w:vAlign w:val="center"/>
+          </w:tcPr>
+          <w:p>
+            <w:pPr>
+              <w:spacing w:line="259" w:lineRule="auto"/>
+              <w:jc w:val="center"/>
               <w:rPr>
                 <w:rFonts w:ascii="Arial" w:hAnsi="Arial" w:cs="Arial"/>
                 <w:vanish/>
@@ -6177,10 +6823,12 @@
         <w:tc>
           <w:tcPr>
             <w:tcW w:w="986" w:type="dxa"/>
-          </w:tcPr>
-          <w:p>
-            <w:pPr>
-              <w:spacing w:line="259" w:lineRule="auto"/>
+            <w:vAlign w:val="center"/>
+          </w:tcPr>
+          <w:p>
+            <w:pPr>
+              <w:spacing w:line="259" w:lineRule="auto"/>
+              <w:jc w:val="center"/>
               <w:rPr>
                 <w:rFonts w:ascii="Arial" w:hAnsi="Arial" w:cs="Arial"/>
                 <w:vanish/>
@@ -6195,6 +6843,7 @@
         <w:tc>
           <w:tcPr>
             <w:tcW w:w="3539" w:type="dxa"/>
+            <w:vAlign w:val="center"/>
           </w:tcPr>
           <w:p>
             <w:pPr>
@@ -6220,10 +6869,12 @@
         <w:tc>
           <w:tcPr>
             <w:tcW w:w="992" w:type="dxa"/>
-          </w:tcPr>
-          <w:p>
-            <w:pPr>
-              <w:spacing w:line="259" w:lineRule="auto"/>
+            <w:vAlign w:val="center"/>
+          </w:tcPr>
+          <w:p>
+            <w:pPr>
+              <w:spacing w:line="259" w:lineRule="auto"/>
+              <w:jc w:val="center"/>
               <w:rPr>
                 <w:rFonts w:ascii="Arial" w:hAnsi="Arial" w:cs="Arial"/>
                 <w:vanish/>
@@ -6244,10 +6895,12 @@
         <w:tc>
           <w:tcPr>
             <w:tcW w:w="1134" w:type="dxa"/>
-          </w:tcPr>
-          <w:p>
-            <w:pPr>
-              <w:spacing w:line="259" w:lineRule="auto"/>
+            <w:vAlign w:val="center"/>
+          </w:tcPr>
+          <w:p>
+            <w:pPr>
+              <w:spacing w:line="259" w:lineRule="auto"/>
+              <w:jc w:val="center"/>
               <w:rPr>
                 <w:rFonts w:ascii="Arial" w:hAnsi="Arial" w:cs="Arial"/>
                 <w:vanish/>
@@ -6300,10 +6953,12 @@
         <w:tc>
           <w:tcPr>
             <w:tcW w:w="850" w:type="dxa"/>
-          </w:tcPr>
-          <w:p>
-            <w:pPr>
-              <w:spacing w:line="259" w:lineRule="auto"/>
+            <w:vAlign w:val="center"/>
+          </w:tcPr>
+          <w:p>
+            <w:pPr>
+              <w:spacing w:line="259" w:lineRule="auto"/>
+              <w:jc w:val="center"/>
               <w:rPr>
                 <w:rFonts w:ascii="Arial" w:hAnsi="Arial" w:cs="Arial"/>
                 <w:vanish/>
@@ -6316,10 +6971,12 @@
         <w:tc>
           <w:tcPr>
             <w:tcW w:w="851" w:type="dxa"/>
-          </w:tcPr>
-          <w:p>
-            <w:pPr>
-              <w:spacing w:line="259" w:lineRule="auto"/>
+            <w:vAlign w:val="center"/>
+          </w:tcPr>
+          <w:p>
+            <w:pPr>
+              <w:spacing w:line="259" w:lineRule="auto"/>
+              <w:jc w:val="center"/>
               <w:rPr>
                 <w:rFonts w:ascii="Arial" w:hAnsi="Arial" w:cs="Arial"/>
                 <w:vanish/>
@@ -6332,10 +6989,12 @@
         <w:tc>
           <w:tcPr>
             <w:tcW w:w="998" w:type="dxa"/>
-          </w:tcPr>
-          <w:p>
-            <w:pPr>
-              <w:spacing w:line="259" w:lineRule="auto"/>
+            <w:vAlign w:val="center"/>
+          </w:tcPr>
+          <w:p>
+            <w:pPr>
+              <w:spacing w:line="259" w:lineRule="auto"/>
+              <w:jc w:val="center"/>
               <w:rPr>
                 <w:rFonts w:ascii="Arial" w:hAnsi="Arial" w:cs="Arial"/>
                 <w:vanish/>
@@ -6348,10 +7007,12 @@
         <w:tc>
           <w:tcPr>
             <w:tcW w:w="992" w:type="dxa"/>
-          </w:tcPr>
-          <w:p>
-            <w:pPr>
-              <w:spacing w:line="259" w:lineRule="auto"/>
+            <w:vAlign w:val="center"/>
+          </w:tcPr>
+          <w:p>
+            <w:pPr>
+              <w:spacing w:line="259" w:lineRule="auto"/>
+              <w:jc w:val="center"/>
               <w:rPr>
                 <w:rFonts w:ascii="Arial" w:hAnsi="Arial" w:cs="Arial"/>
                 <w:vanish/>
@@ -6372,10 +7033,12 @@
         <w:tc>
           <w:tcPr>
             <w:tcW w:w="986" w:type="dxa"/>
-          </w:tcPr>
-          <w:p>
-            <w:pPr>
-              <w:spacing w:line="259" w:lineRule="auto"/>
+            <w:vAlign w:val="center"/>
+          </w:tcPr>
+          <w:p>
+            <w:pPr>
+              <w:spacing w:line="259" w:lineRule="auto"/>
+              <w:jc w:val="center"/>
               <w:rPr>
                 <w:rFonts w:ascii="Arial" w:hAnsi="Arial" w:cs="Arial"/>
                 <w:vanish/>
@@ -6390,6 +7053,7 @@
         <w:tc>
           <w:tcPr>
             <w:tcW w:w="3539" w:type="dxa"/>
+            <w:vAlign w:val="center"/>
           </w:tcPr>
           <w:p>
             <w:pPr>
@@ -6415,10 +7079,12 @@
         <w:tc>
           <w:tcPr>
             <w:tcW w:w="992" w:type="dxa"/>
-          </w:tcPr>
-          <w:p>
-            <w:pPr>
-              <w:spacing w:line="259" w:lineRule="auto"/>
+            <w:vAlign w:val="center"/>
+          </w:tcPr>
+          <w:p>
+            <w:pPr>
+              <w:spacing w:line="259" w:lineRule="auto"/>
+              <w:jc w:val="center"/>
               <w:rPr>
                 <w:rFonts w:ascii="Arial" w:hAnsi="Arial" w:cs="Arial"/>
                 <w:vanish/>
@@ -6439,10 +7105,12 @@
         <w:tc>
           <w:tcPr>
             <w:tcW w:w="1134" w:type="dxa"/>
-          </w:tcPr>
-          <w:p>
-            <w:pPr>
-              <w:spacing w:line="259" w:lineRule="auto"/>
+            <w:vAlign w:val="center"/>
+          </w:tcPr>
+          <w:p>
+            <w:pPr>
+              <w:spacing w:line="259" w:lineRule="auto"/>
+              <w:jc w:val="center"/>
               <w:rPr>
                 <w:rFonts w:ascii="Arial" w:hAnsi="Arial" w:cs="Arial"/>
                 <w:vanish/>
@@ -6479,10 +7147,12 @@
         <w:tc>
           <w:tcPr>
             <w:tcW w:w="850" w:type="dxa"/>
-          </w:tcPr>
-          <w:p>
-            <w:pPr>
-              <w:spacing w:line="259" w:lineRule="auto"/>
+            <w:vAlign w:val="center"/>
+          </w:tcPr>
+          <w:p>
+            <w:pPr>
+              <w:spacing w:line="259" w:lineRule="auto"/>
+              <w:jc w:val="center"/>
               <w:rPr>
                 <w:rFonts w:ascii="Arial" w:hAnsi="Arial" w:cs="Arial"/>
                 <w:vanish/>
@@ -6495,10 +7165,12 @@
         <w:tc>
           <w:tcPr>
             <w:tcW w:w="851" w:type="dxa"/>
-          </w:tcPr>
-          <w:p>
-            <w:pPr>
-              <w:spacing w:line="259" w:lineRule="auto"/>
+            <w:vAlign w:val="center"/>
+          </w:tcPr>
+          <w:p>
+            <w:pPr>
+              <w:spacing w:line="259" w:lineRule="auto"/>
+              <w:jc w:val="center"/>
               <w:rPr>
                 <w:rFonts w:ascii="Arial" w:hAnsi="Arial" w:cs="Arial"/>
                 <w:vanish/>
@@ -6511,10 +7183,12 @@
         <w:tc>
           <w:tcPr>
             <w:tcW w:w="998" w:type="dxa"/>
-          </w:tcPr>
-          <w:p>
-            <w:pPr>
-              <w:spacing w:line="259" w:lineRule="auto"/>
+            <w:vAlign w:val="center"/>
+          </w:tcPr>
+          <w:p>
+            <w:pPr>
+              <w:spacing w:line="259" w:lineRule="auto"/>
+              <w:jc w:val="center"/>
               <w:rPr>
                 <w:rFonts w:ascii="Arial" w:hAnsi="Arial" w:cs="Arial"/>
                 <w:vanish/>
@@ -6527,10 +7201,12 @@
         <w:tc>
           <w:tcPr>
             <w:tcW w:w="992" w:type="dxa"/>
-          </w:tcPr>
-          <w:p>
-            <w:pPr>
-              <w:spacing w:line="259" w:lineRule="auto"/>
+            <w:vAlign w:val="center"/>
+          </w:tcPr>
+          <w:p>
+            <w:pPr>
+              <w:spacing w:line="259" w:lineRule="auto"/>
+              <w:jc w:val="center"/>
               <w:rPr>
                 <w:rFonts w:ascii="Arial" w:hAnsi="Arial" w:cs="Arial"/>
                 <w:vanish/>
@@ -6551,10 +7227,12 @@
         <w:tc>
           <w:tcPr>
             <w:tcW w:w="986" w:type="dxa"/>
-          </w:tcPr>
-          <w:p>
-            <w:pPr>
-              <w:spacing w:line="259" w:lineRule="auto"/>
+            <w:vAlign w:val="center"/>
+          </w:tcPr>
+          <w:p>
+            <w:pPr>
+              <w:spacing w:line="259" w:lineRule="auto"/>
+              <w:jc w:val="center"/>
               <w:rPr>
                 <w:rFonts w:ascii="Arial" w:hAnsi="Arial" w:cs="Arial"/>
                 <w:vanish/>
@@ -6569,6 +7247,7 @@
         <w:tc>
           <w:tcPr>
             <w:tcW w:w="3539" w:type="dxa"/>
+            <w:vAlign w:val="center"/>
           </w:tcPr>
           <w:p>
             <w:pPr>
@@ -6594,10 +7273,12 @@
         <w:tc>
           <w:tcPr>
             <w:tcW w:w="992" w:type="dxa"/>
-          </w:tcPr>
-          <w:p>
-            <w:pPr>
-              <w:spacing w:line="259" w:lineRule="auto"/>
+            <w:vAlign w:val="center"/>
+          </w:tcPr>
+          <w:p>
+            <w:pPr>
+              <w:spacing w:line="259" w:lineRule="auto"/>
+              <w:jc w:val="center"/>
               <w:rPr>
                 <w:rFonts w:ascii="Arial" w:hAnsi="Arial" w:cs="Arial"/>
                 <w:vanish/>
@@ -6618,10 +7299,12 @@
         <w:tc>
           <w:tcPr>
             <w:tcW w:w="1134" w:type="dxa"/>
-          </w:tcPr>
-          <w:p>
-            <w:pPr>
-              <w:spacing w:line="259" w:lineRule="auto"/>
+            <w:vAlign w:val="center"/>
+          </w:tcPr>
+          <w:p>
+            <w:pPr>
+              <w:spacing w:line="259" w:lineRule="auto"/>
+              <w:jc w:val="center"/>
               <w:rPr>
                 <w:rFonts w:ascii="Arial" w:hAnsi="Arial" w:cs="Arial"/>
                 <w:vanish/>
@@ -6674,10 +7357,12 @@
         <w:tc>
           <w:tcPr>
             <w:tcW w:w="850" w:type="dxa"/>
-          </w:tcPr>
-          <w:p>
-            <w:pPr>
-              <w:spacing w:line="259" w:lineRule="auto"/>
+            <w:vAlign w:val="center"/>
+          </w:tcPr>
+          <w:p>
+            <w:pPr>
+              <w:spacing w:line="259" w:lineRule="auto"/>
+              <w:jc w:val="center"/>
               <w:rPr>
                 <w:rFonts w:ascii="Arial" w:hAnsi="Arial" w:cs="Arial"/>
                 <w:vanish/>
@@ -6690,10 +7375,12 @@
         <w:tc>
           <w:tcPr>
             <w:tcW w:w="851" w:type="dxa"/>
-          </w:tcPr>
-          <w:p>
-            <w:pPr>
-              <w:spacing w:line="259" w:lineRule="auto"/>
+            <w:vAlign w:val="center"/>
+          </w:tcPr>
+          <w:p>
+            <w:pPr>
+              <w:spacing w:line="259" w:lineRule="auto"/>
+              <w:jc w:val="center"/>
               <w:rPr>
                 <w:rFonts w:ascii="Arial" w:hAnsi="Arial" w:cs="Arial"/>
                 <w:vanish/>
@@ -6706,10 +7393,12 @@
         <w:tc>
           <w:tcPr>
             <w:tcW w:w="998" w:type="dxa"/>
-          </w:tcPr>
-          <w:p>
-            <w:pPr>
-              <w:spacing w:line="259" w:lineRule="auto"/>
+            <w:vAlign w:val="center"/>
+          </w:tcPr>
+          <w:p>
+            <w:pPr>
+              <w:spacing w:line="259" w:lineRule="auto"/>
+              <w:jc w:val="center"/>
               <w:rPr>
                 <w:rFonts w:ascii="Arial" w:hAnsi="Arial" w:cs="Arial"/>
                 <w:vanish/>
@@ -6722,10 +7411,12 @@
         <w:tc>
           <w:tcPr>
             <w:tcW w:w="992" w:type="dxa"/>
-          </w:tcPr>
-          <w:p>
-            <w:pPr>
-              <w:spacing w:line="259" w:lineRule="auto"/>
+            <w:vAlign w:val="center"/>
+          </w:tcPr>
+          <w:p>
+            <w:pPr>
+              <w:spacing w:line="259" w:lineRule="auto"/>
+              <w:jc w:val="center"/>
               <w:rPr>
                 <w:rFonts w:ascii="Arial" w:hAnsi="Arial" w:cs="Arial"/>
                 <w:vanish/>
@@ -6746,10 +7437,12 @@
         <w:tc>
           <w:tcPr>
             <w:tcW w:w="986" w:type="dxa"/>
-          </w:tcPr>
-          <w:p>
-            <w:pPr>
-              <w:spacing w:line="259" w:lineRule="auto"/>
+            <w:vAlign w:val="center"/>
+          </w:tcPr>
+          <w:p>
+            <w:pPr>
+              <w:spacing w:line="259" w:lineRule="auto"/>
+              <w:jc w:val="center"/>
               <w:rPr>
                 <w:rFonts w:ascii="Arial" w:hAnsi="Arial" w:cs="Arial"/>
                 <w:vanish/>
@@ -6764,6 +7457,7 @@
         <w:tc>
           <w:tcPr>
             <w:tcW w:w="3539" w:type="dxa"/>
+            <w:vAlign w:val="center"/>
           </w:tcPr>
           <w:p>
             <w:pPr>
@@ -6789,10 +7483,12 @@
         <w:tc>
           <w:tcPr>
             <w:tcW w:w="992" w:type="dxa"/>
-          </w:tcPr>
-          <w:p>
-            <w:pPr>
-              <w:spacing w:line="259" w:lineRule="auto"/>
+            <w:vAlign w:val="center"/>
+          </w:tcPr>
+          <w:p>
+            <w:pPr>
+              <w:spacing w:line="259" w:lineRule="auto"/>
+              <w:jc w:val="center"/>
               <w:rPr>
                 <w:rFonts w:ascii="Arial" w:hAnsi="Arial" w:cs="Arial"/>
                 <w:vanish/>
@@ -6813,10 +7509,12 @@
         <w:tc>
           <w:tcPr>
             <w:tcW w:w="1134" w:type="dxa"/>
-          </w:tcPr>
-          <w:p>
-            <w:pPr>
-              <w:spacing w:line="259" w:lineRule="auto"/>
+            <w:vAlign w:val="center"/>
+          </w:tcPr>
+          <w:p>
+            <w:pPr>
+              <w:spacing w:line="259" w:lineRule="auto"/>
+              <w:jc w:val="center"/>
               <w:rPr>
                 <w:rFonts w:ascii="Arial" w:hAnsi="Arial" w:cs="Arial"/>
                 <w:vanish/>
@@ -6853,10 +7551,12 @@
         <w:tc>
           <w:tcPr>
             <w:tcW w:w="850" w:type="dxa"/>
-          </w:tcPr>
-          <w:p>
-            <w:pPr>
-              <w:spacing w:line="259" w:lineRule="auto"/>
+            <w:vAlign w:val="center"/>
+          </w:tcPr>
+          <w:p>
+            <w:pPr>
+              <w:spacing w:line="259" w:lineRule="auto"/>
+              <w:jc w:val="center"/>
               <w:rPr>
                 <w:rFonts w:ascii="Arial" w:hAnsi="Arial" w:cs="Arial"/>
                 <w:vanish/>
@@ -6869,10 +7569,12 @@
         <w:tc>
           <w:tcPr>
             <w:tcW w:w="851" w:type="dxa"/>
-          </w:tcPr>
-          <w:p>
-            <w:pPr>
-              <w:spacing w:line="259" w:lineRule="auto"/>
+            <w:vAlign w:val="center"/>
+          </w:tcPr>
+          <w:p>
+            <w:pPr>
+              <w:spacing w:line="259" w:lineRule="auto"/>
+              <w:jc w:val="center"/>
               <w:rPr>
                 <w:rFonts w:ascii="Arial" w:hAnsi="Arial" w:cs="Arial"/>
                 <w:vanish/>
@@ -6885,10 +7587,12 @@
         <w:tc>
           <w:tcPr>
             <w:tcW w:w="998" w:type="dxa"/>
-          </w:tcPr>
-          <w:p>
-            <w:pPr>
-              <w:spacing w:line="259" w:lineRule="auto"/>
+            <w:vAlign w:val="center"/>
+          </w:tcPr>
+          <w:p>
+            <w:pPr>
+              <w:spacing w:line="259" w:lineRule="auto"/>
+              <w:jc w:val="center"/>
               <w:rPr>
                 <w:rFonts w:ascii="Arial" w:hAnsi="Arial" w:cs="Arial"/>
                 <w:vanish/>
@@ -6901,10 +7605,12 @@
         <w:tc>
           <w:tcPr>
             <w:tcW w:w="992" w:type="dxa"/>
-          </w:tcPr>
-          <w:p>
-            <w:pPr>
-              <w:spacing w:line="259" w:lineRule="auto"/>
+            <w:vAlign w:val="center"/>
+          </w:tcPr>
+          <w:p>
+            <w:pPr>
+              <w:spacing w:line="259" w:lineRule="auto"/>
+              <w:jc w:val="center"/>
               <w:rPr>
                 <w:rFonts w:ascii="Arial" w:hAnsi="Arial" w:cs="Arial"/>
                 <w:vanish/>
@@ -6925,10 +7631,12 @@
         <w:tc>
           <w:tcPr>
             <w:tcW w:w="986" w:type="dxa"/>
-          </w:tcPr>
-          <w:p>
-            <w:pPr>
-              <w:spacing w:line="259" w:lineRule="auto"/>
+            <w:vAlign w:val="center"/>
+          </w:tcPr>
+          <w:p>
+            <w:pPr>
+              <w:spacing w:line="259" w:lineRule="auto"/>
+              <w:jc w:val="center"/>
               <w:rPr>
                 <w:rFonts w:ascii="Arial" w:hAnsi="Arial" w:cs="Arial"/>
                 <w:vanish/>
@@ -6943,6 +7651,7 @@
         <w:tc>
           <w:tcPr>
             <w:tcW w:w="3539" w:type="dxa"/>
+            <w:vAlign w:val="center"/>
           </w:tcPr>
           <w:p>
             <w:pPr>
@@ -6967,10 +7676,12 @@
         <w:tc>
           <w:tcPr>
             <w:tcW w:w="992" w:type="dxa"/>
-          </w:tcPr>
-          <w:p>
-            <w:pPr>
-              <w:spacing w:line="259" w:lineRule="auto"/>
+            <w:vAlign w:val="center"/>
+          </w:tcPr>
+          <w:p>
+            <w:pPr>
+              <w:spacing w:line="259" w:lineRule="auto"/>
+              <w:jc w:val="center"/>
               <w:rPr>
                 <w:rFonts w:ascii="Arial" w:hAnsi="Arial" w:cs="Arial"/>
                 <w:vanish/>
@@ -6991,10 +7702,12 @@
         <w:tc>
           <w:tcPr>
             <w:tcW w:w="1134" w:type="dxa"/>
-          </w:tcPr>
-          <w:p>
-            <w:pPr>
-              <w:spacing w:line="259" w:lineRule="auto"/>
+            <w:vAlign w:val="center"/>
+          </w:tcPr>
+          <w:p>
+            <w:pPr>
+              <w:spacing w:line="259" w:lineRule="auto"/>
+              <w:jc w:val="center"/>
               <w:rPr>
                 <w:rFonts w:ascii="Arial" w:hAnsi="Arial" w:cs="Arial"/>
                 <w:vanish/>
@@ -7031,10 +7744,12 @@
         <w:tc>
           <w:tcPr>
             <w:tcW w:w="850" w:type="dxa"/>
-          </w:tcPr>
-          <w:p>
-            <w:pPr>
-              <w:spacing w:line="259" w:lineRule="auto"/>
+            <w:vAlign w:val="center"/>
+          </w:tcPr>
+          <w:p>
+            <w:pPr>
+              <w:spacing w:line="259" w:lineRule="auto"/>
+              <w:jc w:val="center"/>
               <w:rPr>
                 <w:rFonts w:ascii="Arial" w:hAnsi="Arial" w:cs="Arial"/>
                 <w:vanish/>
@@ -7127,10 +7842,12 @@
         <w:tc>
           <w:tcPr>
             <w:tcW w:w="851" w:type="dxa"/>
-          </w:tcPr>
-          <w:p>
-            <w:pPr>
-              <w:spacing w:line="259" w:lineRule="auto"/>
+            <w:vAlign w:val="center"/>
+          </w:tcPr>
+          <w:p>
+            <w:pPr>
+              <w:spacing w:line="259" w:lineRule="auto"/>
+              <w:jc w:val="center"/>
               <w:rPr>
                 <w:rFonts w:ascii="Arial" w:hAnsi="Arial" w:cs="Arial"/>
                 <w:vanish/>
@@ -7223,10 +7940,12 @@
         <w:tc>
           <w:tcPr>
             <w:tcW w:w="998" w:type="dxa"/>
-          </w:tcPr>
-          <w:p>
-            <w:pPr>
-              <w:spacing w:line="259" w:lineRule="auto"/>
+            <w:vAlign w:val="center"/>
+          </w:tcPr>
+          <w:p>
+            <w:pPr>
+              <w:spacing w:line="259" w:lineRule="auto"/>
+              <w:jc w:val="center"/>
               <w:rPr>
                 <w:rFonts w:ascii="Arial" w:hAnsi="Arial" w:cs="Arial"/>
                 <w:vanish/>
@@ -7239,10 +7958,12 @@
         <w:tc>
           <w:tcPr>
             <w:tcW w:w="992" w:type="dxa"/>
-          </w:tcPr>
-          <w:p>
-            <w:pPr>
-              <w:spacing w:line="259" w:lineRule="auto"/>
+            <w:vAlign w:val="center"/>
+          </w:tcPr>
+          <w:p>
+            <w:pPr>
+              <w:spacing w:line="259" w:lineRule="auto"/>
+              <w:jc w:val="center"/>
               <w:rPr>
                 <w:rFonts w:ascii="Arial" w:hAnsi="Arial" w:cs="Arial"/>
                 <w:vanish/>
@@ -7263,10 +7984,12 @@
         <w:tc>
           <w:tcPr>
             <w:tcW w:w="986" w:type="dxa"/>
-          </w:tcPr>
-          <w:p>
-            <w:pPr>
-              <w:spacing w:line="259" w:lineRule="auto"/>
+            <w:vAlign w:val="center"/>
+          </w:tcPr>
+          <w:p>
+            <w:pPr>
+              <w:spacing w:line="259" w:lineRule="auto"/>
+              <w:jc w:val="center"/>
               <w:rPr>
                 <w:rFonts w:ascii="Arial" w:hAnsi="Arial" w:cs="Arial"/>
                 <w:vanish/>
@@ -7281,6 +8004,7 @@
         <w:tc>
           <w:tcPr>
             <w:tcW w:w="3539" w:type="dxa"/>
+            <w:vAlign w:val="center"/>
           </w:tcPr>
           <w:p>
             <w:pPr>
@@ -7305,10 +8029,12 @@
         <w:tc>
           <w:tcPr>
             <w:tcW w:w="992" w:type="dxa"/>
-          </w:tcPr>
-          <w:p>
-            <w:pPr>
-              <w:spacing w:line="259" w:lineRule="auto"/>
+            <w:vAlign w:val="center"/>
+          </w:tcPr>
+          <w:p>
+            <w:pPr>
+              <w:spacing w:line="259" w:lineRule="auto"/>
+              <w:jc w:val="center"/>
               <w:rPr>
                 <w:rFonts w:ascii="Arial" w:hAnsi="Arial" w:cs="Arial"/>
                 <w:vanish/>
@@ -7329,10 +8055,12 @@
         <w:tc>
           <w:tcPr>
             <w:tcW w:w="1134" w:type="dxa"/>
-          </w:tcPr>
-          <w:p>
-            <w:pPr>
-              <w:spacing w:line="259" w:lineRule="auto"/>
+            <w:vAlign w:val="center"/>
+          </w:tcPr>
+          <w:p>
+            <w:pPr>
+              <w:spacing w:line="259" w:lineRule="auto"/>
+              <w:jc w:val="center"/>
               <w:rPr>
                 <w:rFonts w:ascii="Arial" w:hAnsi="Arial" w:cs="Arial"/>
                 <w:vanish/>
@@ -7369,10 +8097,12 @@
         <w:tc>
           <w:tcPr>
             <w:tcW w:w="850" w:type="dxa"/>
-          </w:tcPr>
-          <w:p>
-            <w:pPr>
-              <w:spacing w:line="259" w:lineRule="auto"/>
+            <w:vAlign w:val="center"/>
+          </w:tcPr>
+          <w:p>
+            <w:pPr>
+              <w:spacing w:line="259" w:lineRule="auto"/>
+              <w:jc w:val="center"/>
               <w:rPr>
                 <w:rFonts w:ascii="Arial" w:hAnsi="Arial" w:cs="Arial"/>
                 <w:sz w:val="16"/>
@@ -7426,10 +8156,12 @@
         <w:tc>
           <w:tcPr>
             <w:tcW w:w="851" w:type="dxa"/>
-          </w:tcPr>
-          <w:p>
-            <w:pPr>
-              <w:spacing w:line="259" w:lineRule="auto"/>
+            <w:vAlign w:val="center"/>
+          </w:tcPr>
+          <w:p>
+            <w:pPr>
+              <w:spacing w:line="259" w:lineRule="auto"/>
+              <w:jc w:val="center"/>
               <w:rPr>
                 <w:rFonts w:ascii="Arial" w:hAnsi="Arial" w:cs="Arial"/>
                 <w:vanish/>
@@ -7483,10 +8215,12 @@
         <w:tc>
           <w:tcPr>
             <w:tcW w:w="998" w:type="dxa"/>
-          </w:tcPr>
-          <w:p>
-            <w:pPr>
-              <w:spacing w:line="259" w:lineRule="auto"/>
+            <w:vAlign w:val="center"/>
+          </w:tcPr>
+          <w:p>
+            <w:pPr>
+              <w:spacing w:line="259" w:lineRule="auto"/>
+              <w:jc w:val="center"/>
               <w:rPr>
                 <w:rFonts w:ascii="Arial" w:hAnsi="Arial" w:cs="Arial"/>
                 <w:vanish/>
@@ -7499,10 +8233,12 @@
         <w:tc>
           <w:tcPr>
             <w:tcW w:w="992" w:type="dxa"/>
-          </w:tcPr>
-          <w:p>
-            <w:pPr>
-              <w:spacing w:line="259" w:lineRule="auto"/>
+            <w:vAlign w:val="center"/>
+          </w:tcPr>
+          <w:p>
+            <w:pPr>
+              <w:spacing w:line="259" w:lineRule="auto"/>
+              <w:jc w:val="center"/>
               <w:rPr>
                 <w:rFonts w:ascii="Arial" w:hAnsi="Arial" w:cs="Arial"/>
                 <w:vanish/>
@@ -7523,10 +8259,12 @@
         <w:tc>
           <w:tcPr>
             <w:tcW w:w="986" w:type="dxa"/>
-          </w:tcPr>
-          <w:p>
-            <w:pPr>
-              <w:spacing w:line="259" w:lineRule="auto"/>
+            <w:vAlign w:val="center"/>
+          </w:tcPr>
+          <w:p>
+            <w:pPr>
+              <w:spacing w:line="259" w:lineRule="auto"/>
+              <w:jc w:val="center"/>
               <w:rPr>
                 <w:rFonts w:ascii="Arial" w:hAnsi="Arial" w:cs="Arial"/>
                 <w:vanish/>
@@ -7541,6 +8279,7 @@
         <w:tc>
           <w:tcPr>
             <w:tcW w:w="3539" w:type="dxa"/>
+            <w:vAlign w:val="center"/>
           </w:tcPr>
           <w:p>
             <w:pPr>
@@ -7565,10 +8304,12 @@
         <w:tc>
           <w:tcPr>
             <w:tcW w:w="992" w:type="dxa"/>
-          </w:tcPr>
-          <w:p>
-            <w:pPr>
-              <w:spacing w:line="259" w:lineRule="auto"/>
+            <w:vAlign w:val="center"/>
+          </w:tcPr>
+          <w:p>
+            <w:pPr>
+              <w:spacing w:line="259" w:lineRule="auto"/>
+              <w:jc w:val="center"/>
               <w:rPr>
                 <w:rFonts w:ascii="Arial" w:hAnsi="Arial" w:cs="Arial"/>
                 <w:vanish/>
@@ -7589,10 +8330,12 @@
         <w:tc>
           <w:tcPr>
             <w:tcW w:w="1134" w:type="dxa"/>
-          </w:tcPr>
-          <w:p>
-            <w:pPr>
-              <w:spacing w:line="259" w:lineRule="auto"/>
+            <w:vAlign w:val="center"/>
+          </w:tcPr>
+          <w:p>
+            <w:pPr>
+              <w:spacing w:line="259" w:lineRule="auto"/>
+              <w:jc w:val="center"/>
               <w:rPr>
                 <w:rFonts w:ascii="Arial" w:hAnsi="Arial" w:cs="Arial"/>
                 <w:vanish/>
@@ -7645,10 +8388,12 @@
         <w:tc>
           <w:tcPr>
             <w:tcW w:w="850" w:type="dxa"/>
-          </w:tcPr>
-          <w:p>
-            <w:pPr>
-              <w:spacing w:line="259" w:lineRule="auto"/>
+            <w:vAlign w:val="center"/>
+          </w:tcPr>
+          <w:p>
+            <w:pPr>
+              <w:spacing w:line="259" w:lineRule="auto"/>
+              <w:jc w:val="center"/>
               <w:rPr>
                 <w:rFonts w:ascii="Arial" w:hAnsi="Arial" w:cs="Arial"/>
                 <w:vanish/>
@@ -7661,10 +8406,12 @@
         <w:tc>
           <w:tcPr>
             <w:tcW w:w="851" w:type="dxa"/>
-          </w:tcPr>
-          <w:p>
-            <w:pPr>
-              <w:spacing w:line="259" w:lineRule="auto"/>
+            <w:vAlign w:val="center"/>
+          </w:tcPr>
+          <w:p>
+            <w:pPr>
+              <w:spacing w:line="259" w:lineRule="auto"/>
+              <w:jc w:val="center"/>
               <w:rPr>
                 <w:rFonts w:ascii="Arial" w:hAnsi="Arial" w:cs="Arial"/>
                 <w:vanish/>
@@ -7677,10 +8424,12 @@
         <w:tc>
           <w:tcPr>
             <w:tcW w:w="998" w:type="dxa"/>
-          </w:tcPr>
-          <w:p>
-            <w:pPr>
-              <w:spacing w:line="259" w:lineRule="auto"/>
+            <w:vAlign w:val="center"/>
+          </w:tcPr>
+          <w:p>
+            <w:pPr>
+              <w:spacing w:line="259" w:lineRule="auto"/>
+              <w:jc w:val="center"/>
               <w:rPr>
                 <w:rFonts w:ascii="Arial" w:hAnsi="Arial" w:cs="Arial"/>
                 <w:vanish/>
@@ -7693,10 +8442,12 @@
         <w:tc>
           <w:tcPr>
             <w:tcW w:w="992" w:type="dxa"/>
-          </w:tcPr>
-          <w:p>
-            <w:pPr>
-              <w:spacing w:line="259" w:lineRule="auto"/>
+            <w:vAlign w:val="center"/>
+          </w:tcPr>
+          <w:p>
+            <w:pPr>
+              <w:spacing w:line="259" w:lineRule="auto"/>
+              <w:jc w:val="center"/>
               <w:rPr>
                 <w:rFonts w:ascii="Arial" w:hAnsi="Arial" w:cs="Arial"/>
                 <w:vanish/>
@@ -7717,10 +8468,12 @@
         <w:tc>
           <w:tcPr>
             <w:tcW w:w="986" w:type="dxa"/>
-          </w:tcPr>
-          <w:p>
-            <w:pPr>
-              <w:spacing w:line="259" w:lineRule="auto"/>
+            <w:vAlign w:val="center"/>
+          </w:tcPr>
+          <w:p>
+            <w:pPr>
+              <w:spacing w:line="259" w:lineRule="auto"/>
+              <w:jc w:val="center"/>
               <w:rPr>
                 <w:rFonts w:ascii="Arial" w:hAnsi="Arial" w:cs="Arial"/>
                 <w:vanish/>
@@ -7735,6 +8488,7 @@
         <w:tc>
           <w:tcPr>
             <w:tcW w:w="3539" w:type="dxa"/>
+            <w:vAlign w:val="center"/>
           </w:tcPr>
           <w:p>
             <w:pPr>
@@ -7759,10 +8513,12 @@
         <w:tc>
           <w:tcPr>
             <w:tcW w:w="992" w:type="dxa"/>
-          </w:tcPr>
-          <w:p>
-            <w:pPr>
-              <w:spacing w:line="259" w:lineRule="auto"/>
+            <w:vAlign w:val="center"/>
+          </w:tcPr>
+          <w:p>
+            <w:pPr>
+              <w:spacing w:line="259" w:lineRule="auto"/>
+              <w:jc w:val="center"/>
               <w:rPr>
                 <w:rFonts w:ascii="Arial" w:hAnsi="Arial" w:cs="Arial"/>
                 <w:vanish/>
@@ -7783,10 +8539,12 @@
         <w:tc>
           <w:tcPr>
             <w:tcW w:w="1134" w:type="dxa"/>
-          </w:tcPr>
-          <w:p>
-            <w:pPr>
-              <w:spacing w:line="259" w:lineRule="auto"/>
+            <w:vAlign w:val="center"/>
+          </w:tcPr>
+          <w:p>
+            <w:pPr>
+              <w:spacing w:line="259" w:lineRule="auto"/>
+              <w:jc w:val="center"/>
               <w:rPr>
                 <w:rFonts w:ascii="Arial" w:hAnsi="Arial" w:cs="Arial"/>
                 <w:vanish/>
@@ -7839,10 +8597,12 @@
         <w:tc>
           <w:tcPr>
             <w:tcW w:w="850" w:type="dxa"/>
-          </w:tcPr>
-          <w:p>
-            <w:pPr>
-              <w:spacing w:line="259" w:lineRule="auto"/>
+            <w:vAlign w:val="center"/>
+          </w:tcPr>
+          <w:p>
+            <w:pPr>
+              <w:spacing w:line="259" w:lineRule="auto"/>
+              <w:jc w:val="center"/>
               <w:rPr>
                 <w:rFonts w:ascii="Arial" w:hAnsi="Arial" w:cs="Arial"/>
                 <w:vanish/>
@@ -7855,10 +8615,12 @@
         <w:tc>
           <w:tcPr>
             <w:tcW w:w="851" w:type="dxa"/>
-          </w:tcPr>
-          <w:p>
-            <w:pPr>
-              <w:spacing w:line="259" w:lineRule="auto"/>
+            <w:vAlign w:val="center"/>
+          </w:tcPr>
+          <w:p>
+            <w:pPr>
+              <w:spacing w:line="259" w:lineRule="auto"/>
+              <w:jc w:val="center"/>
               <w:rPr>
                 <w:rFonts w:ascii="Arial" w:hAnsi="Arial" w:cs="Arial"/>
                 <w:vanish/>
@@ -7871,10 +8633,12 @@
         <w:tc>
           <w:tcPr>
             <w:tcW w:w="998" w:type="dxa"/>
-          </w:tcPr>
-          <w:p>
-            <w:pPr>
-              <w:spacing w:line="259" w:lineRule="auto"/>
+            <w:vAlign w:val="center"/>
+          </w:tcPr>
+          <w:p>
+            <w:pPr>
+              <w:spacing w:line="259" w:lineRule="auto"/>
+              <w:jc w:val="center"/>
               <w:rPr>
                 <w:rFonts w:ascii="Arial" w:hAnsi="Arial" w:cs="Arial"/>
                 <w:vanish/>
@@ -7887,10 +8651,12 @@
         <w:tc>
           <w:tcPr>
             <w:tcW w:w="992" w:type="dxa"/>
-          </w:tcPr>
-          <w:p>
-            <w:pPr>
-              <w:spacing w:line="259" w:lineRule="auto"/>
+            <w:vAlign w:val="center"/>
+          </w:tcPr>
+          <w:p>
+            <w:pPr>
+              <w:spacing w:line="259" w:lineRule="auto"/>
+              <w:jc w:val="center"/>
               <w:rPr>
                 <w:rFonts w:ascii="Arial" w:hAnsi="Arial" w:cs="Arial"/>
                 <w:vanish/>
@@ -7911,10 +8677,12 @@
         <w:tc>
           <w:tcPr>
             <w:tcW w:w="986" w:type="dxa"/>
-          </w:tcPr>
-          <w:p>
-            <w:pPr>
-              <w:spacing w:line="259" w:lineRule="auto"/>
+            <w:vAlign w:val="center"/>
+          </w:tcPr>
+          <w:p>
+            <w:pPr>
+              <w:spacing w:line="259" w:lineRule="auto"/>
+              <w:jc w:val="center"/>
               <w:rPr>
                 <w:rFonts w:ascii="Arial" w:hAnsi="Arial" w:cs="Arial"/>
                 <w:vanish/>
@@ -7929,6 +8697,7 @@
         <w:tc>
           <w:tcPr>
             <w:tcW w:w="3539" w:type="dxa"/>
+            <w:vAlign w:val="center"/>
           </w:tcPr>
           <w:p>
             <w:pPr>
@@ -7953,10 +8722,12 @@
         <w:tc>
           <w:tcPr>
             <w:tcW w:w="992" w:type="dxa"/>
-          </w:tcPr>
-          <w:p>
-            <w:pPr>
-              <w:spacing w:line="259" w:lineRule="auto"/>
+            <w:vAlign w:val="center"/>
+          </w:tcPr>
+          <w:p>
+            <w:pPr>
+              <w:spacing w:line="259" w:lineRule="auto"/>
+              <w:jc w:val="center"/>
               <w:rPr>
                 <w:rFonts w:ascii="Arial" w:hAnsi="Arial" w:cs="Arial"/>
                 <w:vanish/>
@@ -7977,10 +8748,12 @@
         <w:tc>
           <w:tcPr>
             <w:tcW w:w="1134" w:type="dxa"/>
-          </w:tcPr>
-          <w:p>
-            <w:pPr>
-              <w:spacing w:line="259" w:lineRule="auto"/>
+            <w:vAlign w:val="center"/>
+          </w:tcPr>
+          <w:p>
+            <w:pPr>
+              <w:spacing w:line="259" w:lineRule="auto"/>
+              <w:jc w:val="center"/>
               <w:rPr>
                 <w:rFonts w:ascii="Arial" w:hAnsi="Arial" w:cs="Arial"/>
                 <w:vanish/>
@@ -8033,10 +8806,12 @@
         <w:tc>
           <w:tcPr>
             <w:tcW w:w="850" w:type="dxa"/>
-          </w:tcPr>
-          <w:p>
-            <w:pPr>
-              <w:spacing w:line="259" w:lineRule="auto"/>
+            <w:vAlign w:val="center"/>
+          </w:tcPr>
+          <w:p>
+            <w:pPr>
+              <w:spacing w:line="259" w:lineRule="auto"/>
+              <w:jc w:val="center"/>
               <w:rPr>
                 <w:rFonts w:ascii="Arial" w:hAnsi="Arial" w:cs="Arial"/>
                 <w:vanish/>
@@ -8049,10 +8824,12 @@
         <w:tc>
           <w:tcPr>
             <w:tcW w:w="851" w:type="dxa"/>
-          </w:tcPr>
-          <w:p>
-            <w:pPr>
-              <w:spacing w:line="259" w:lineRule="auto"/>
+            <w:vAlign w:val="center"/>
+          </w:tcPr>
+          <w:p>
+            <w:pPr>
+              <w:spacing w:line="259" w:lineRule="auto"/>
+              <w:jc w:val="center"/>
               <w:rPr>
                 <w:rFonts w:ascii="Arial" w:hAnsi="Arial" w:cs="Arial"/>
                 <w:vanish/>
@@ -8065,10 +8842,12 @@
         <w:tc>
           <w:tcPr>
             <w:tcW w:w="998" w:type="dxa"/>
-          </w:tcPr>
-          <w:p>
-            <w:pPr>
-              <w:spacing w:line="259" w:lineRule="auto"/>
+            <w:vAlign w:val="center"/>
+          </w:tcPr>
+          <w:p>
+            <w:pPr>
+              <w:spacing w:line="259" w:lineRule="auto"/>
+              <w:jc w:val="center"/>
               <w:rPr>
                 <w:rFonts w:ascii="Arial" w:hAnsi="Arial" w:cs="Arial"/>
                 <w:vanish/>
@@ -8081,10 +8860,12 @@
         <w:tc>
           <w:tcPr>
             <w:tcW w:w="992" w:type="dxa"/>
-          </w:tcPr>
-          <w:p>
-            <w:pPr>
-              <w:spacing w:line="259" w:lineRule="auto"/>
+            <w:vAlign w:val="center"/>
+          </w:tcPr>
+          <w:p>
+            <w:pPr>
+              <w:spacing w:line="259" w:lineRule="auto"/>
+              <w:jc w:val="center"/>
               <w:rPr>
                 <w:rFonts w:ascii="Arial" w:hAnsi="Arial" w:cs="Arial"/>
                 <w:vanish/>
@@ -8105,10 +8886,12 @@
         <w:tc>
           <w:tcPr>
             <w:tcW w:w="986" w:type="dxa"/>
-          </w:tcPr>
-          <w:p>
-            <w:pPr>
-              <w:spacing w:line="259" w:lineRule="auto"/>
+            <w:vAlign w:val="center"/>
+          </w:tcPr>
+          <w:p>
+            <w:pPr>
+              <w:spacing w:line="259" w:lineRule="auto"/>
+              <w:jc w:val="center"/>
               <w:rPr>
                 <w:rFonts w:ascii="Arial" w:hAnsi="Arial" w:cs="Arial"/>
                 <w:vanish/>
@@ -8123,6 +8906,7 @@
         <w:tc>
           <w:tcPr>
             <w:tcW w:w="3539" w:type="dxa"/>
+            <w:vAlign w:val="center"/>
           </w:tcPr>
           <w:p>
             <w:pPr>
@@ -8140,7 +8924,6 @@
                 <w:sz w:val="16"/>
                 <w:szCs w:val="16"/>
               </w:rPr>
-              <w:lastRenderedPageBreak/>
               <w:t>16. Проверка правильности прокладки проводов в щитке</w:t>
             </w:r>
           </w:p>
@@ -8148,10 +8931,12 @@
         <w:tc>
           <w:tcPr>
             <w:tcW w:w="992" w:type="dxa"/>
-          </w:tcPr>
-          <w:p>
-            <w:pPr>
-              <w:spacing w:line="259" w:lineRule="auto"/>
+            <w:vAlign w:val="center"/>
+          </w:tcPr>
+          <w:p>
+            <w:pPr>
+              <w:spacing w:line="259" w:lineRule="auto"/>
+              <w:jc w:val="center"/>
               <w:rPr>
                 <w:rFonts w:ascii="Arial" w:hAnsi="Arial" w:cs="Arial"/>
                 <w:vanish/>
@@ -8172,10 +8957,12 @@
         <w:tc>
           <w:tcPr>
             <w:tcW w:w="1134" w:type="dxa"/>
-          </w:tcPr>
-          <w:p>
-            <w:pPr>
-              <w:spacing w:line="259" w:lineRule="auto"/>
+            <w:vAlign w:val="center"/>
+          </w:tcPr>
+          <w:p>
+            <w:pPr>
+              <w:spacing w:line="259" w:lineRule="auto"/>
+              <w:jc w:val="center"/>
               <w:rPr>
                 <w:rFonts w:ascii="Arial" w:hAnsi="Arial" w:cs="Arial"/>
                 <w:vanish/>
@@ -8228,44 +9015,38 @@
         <w:tc>
           <w:tcPr>
             <w:tcW w:w="850" w:type="dxa"/>
-          </w:tcPr>
-          <w:p>
-            <w:pPr>
-              <w:spacing w:line="259" w:lineRule="auto"/>
-              <w:rPr>
-                <w:rFonts w:ascii="Arial" w:hAnsi="Arial" w:cs="Arial"/>
-                <w:vanish/>
-                <w:sz w:val="16"/>
-                <w:szCs w:val="16"/>
-              </w:rPr>
-            </w:pPr>
-            <w:proofErr w:type="spellStart"/>
-            <w:r>
-              <w:rPr>
-                <w:rFonts w:ascii="Arial" w:hAnsi="Arial" w:cs="Arial"/>
-                <w:sz w:val="16"/>
-                <w:szCs w:val="16"/>
-              </w:rPr>
-              <w:t>Компл</w:t>
-            </w:r>
-            <w:proofErr w:type="spellEnd"/>
-            <w:r>
-              <w:rPr>
-                <w:rFonts w:ascii="Arial" w:hAnsi="Arial" w:cs="Arial"/>
-                <w:sz w:val="16"/>
-                <w:szCs w:val="16"/>
-              </w:rPr>
-              <w:t>. КД</w:t>
+            <w:vAlign w:val="center"/>
+          </w:tcPr>
+          <w:p>
+            <w:pPr>
+              <w:spacing w:line="259" w:lineRule="auto"/>
+              <w:jc w:val="center"/>
+              <w:rPr>
+                <w:rFonts w:ascii="Arial" w:hAnsi="Arial" w:cs="Arial"/>
+                <w:vanish/>
+                <w:sz w:val="16"/>
+                <w:szCs w:val="16"/>
+              </w:rPr>
+            </w:pPr>
+            <w:r>
+              <w:rPr>
+                <w:rFonts w:ascii="Arial" w:hAnsi="Arial" w:cs="Arial"/>
+                <w:sz w:val="16"/>
+                <w:szCs w:val="16"/>
+              </w:rPr>
+              <w:t>Компл. КД</w:t>
             </w:r>
           </w:p>
         </w:tc>
         <w:tc>
           <w:tcPr>
             <w:tcW w:w="851" w:type="dxa"/>
-          </w:tcPr>
-          <w:p>
-            <w:pPr>
-              <w:spacing w:line="259" w:lineRule="auto"/>
+            <w:vAlign w:val="center"/>
+          </w:tcPr>
+          <w:p>
+            <w:pPr>
+              <w:spacing w:line="259" w:lineRule="auto"/>
+              <w:jc w:val="center"/>
               <w:rPr>
                 <w:rFonts w:ascii="Arial" w:hAnsi="Arial" w:cs="Arial"/>
                 <w:vanish/>
@@ -8278,10 +9059,12 @@
         <w:tc>
           <w:tcPr>
             <w:tcW w:w="998" w:type="dxa"/>
-          </w:tcPr>
-          <w:p>
-            <w:pPr>
-              <w:spacing w:line="259" w:lineRule="auto"/>
+            <w:vAlign w:val="center"/>
+          </w:tcPr>
+          <w:p>
+            <w:pPr>
+              <w:spacing w:line="259" w:lineRule="auto"/>
+              <w:jc w:val="center"/>
               <w:rPr>
                 <w:rFonts w:ascii="Arial" w:hAnsi="Arial" w:cs="Arial"/>
                 <w:vanish/>
@@ -8294,10 +9077,12 @@
         <w:tc>
           <w:tcPr>
             <w:tcW w:w="992" w:type="dxa"/>
-          </w:tcPr>
-          <w:p>
-            <w:pPr>
-              <w:spacing w:line="259" w:lineRule="auto"/>
+            <w:vAlign w:val="center"/>
+          </w:tcPr>
+          <w:p>
+            <w:pPr>
+              <w:spacing w:line="259" w:lineRule="auto"/>
+              <w:jc w:val="center"/>
               <w:rPr>
                 <w:rFonts w:ascii="Arial" w:hAnsi="Arial" w:cs="Arial"/>
                 <w:vanish/>
@@ -8318,10 +9103,12 @@
         <w:tc>
           <w:tcPr>
             <w:tcW w:w="986" w:type="dxa"/>
-          </w:tcPr>
-          <w:p>
-            <w:pPr>
-              <w:spacing w:line="259" w:lineRule="auto"/>
+            <w:vAlign w:val="center"/>
+          </w:tcPr>
+          <w:p>
+            <w:pPr>
+              <w:spacing w:line="259" w:lineRule="auto"/>
+              <w:jc w:val="center"/>
               <w:rPr>
                 <w:rFonts w:ascii="Arial" w:hAnsi="Arial" w:cs="Arial"/>
                 <w:vanish/>
@@ -8336,6 +9123,7 @@
         <w:tc>
           <w:tcPr>
             <w:tcW w:w="3539" w:type="dxa"/>
+            <w:vAlign w:val="center"/>
           </w:tcPr>
           <w:p>
             <w:pPr>
@@ -8360,10 +9148,12 @@
         <w:tc>
           <w:tcPr>
             <w:tcW w:w="992" w:type="dxa"/>
-          </w:tcPr>
-          <w:p>
-            <w:pPr>
-              <w:spacing w:line="259" w:lineRule="auto"/>
+            <w:vAlign w:val="center"/>
+          </w:tcPr>
+          <w:p>
+            <w:pPr>
+              <w:spacing w:line="259" w:lineRule="auto"/>
+              <w:jc w:val="center"/>
               <w:rPr>
                 <w:rFonts w:ascii="Arial" w:hAnsi="Arial" w:cs="Arial"/>
                 <w:vanish/>
@@ -8384,10 +9174,12 @@
         <w:tc>
           <w:tcPr>
             <w:tcW w:w="1134" w:type="dxa"/>
-          </w:tcPr>
-          <w:p>
-            <w:pPr>
-              <w:spacing w:line="259" w:lineRule="auto"/>
+            <w:vAlign w:val="center"/>
+          </w:tcPr>
+          <w:p>
+            <w:pPr>
+              <w:spacing w:line="259" w:lineRule="auto"/>
+              <w:jc w:val="center"/>
               <w:rPr>
                 <w:rFonts w:ascii="Arial" w:hAnsi="Arial" w:cs="Arial"/>
                 <w:vanish/>
@@ -8440,10 +9232,12 @@
         <w:tc>
           <w:tcPr>
             <w:tcW w:w="850" w:type="dxa"/>
-          </w:tcPr>
-          <w:p>
-            <w:pPr>
-              <w:spacing w:line="259" w:lineRule="auto"/>
+            <w:vAlign w:val="center"/>
+          </w:tcPr>
+          <w:p>
+            <w:pPr>
+              <w:spacing w:line="259" w:lineRule="auto"/>
+              <w:jc w:val="center"/>
               <w:rPr>
                 <w:rFonts w:ascii="Arial" w:hAnsi="Arial" w:cs="Arial"/>
                 <w:vanish/>
@@ -8456,10 +9250,12 @@
         <w:tc>
           <w:tcPr>
             <w:tcW w:w="851" w:type="dxa"/>
-          </w:tcPr>
-          <w:p>
-            <w:pPr>
-              <w:spacing w:line="259" w:lineRule="auto"/>
+            <w:vAlign w:val="center"/>
+          </w:tcPr>
+          <w:p>
+            <w:pPr>
+              <w:spacing w:line="259" w:lineRule="auto"/>
+              <w:jc w:val="center"/>
               <w:rPr>
                 <w:rFonts w:ascii="Arial" w:hAnsi="Arial" w:cs="Arial"/>
                 <w:vanish/>
@@ -8472,10 +9268,12 @@
         <w:tc>
           <w:tcPr>
             <w:tcW w:w="998" w:type="dxa"/>
-          </w:tcPr>
-          <w:p>
-            <w:pPr>
-              <w:spacing w:line="259" w:lineRule="auto"/>
+            <w:vAlign w:val="center"/>
+          </w:tcPr>
+          <w:p>
+            <w:pPr>
+              <w:spacing w:line="259" w:lineRule="auto"/>
+              <w:jc w:val="center"/>
               <w:rPr>
                 <w:rFonts w:ascii="Arial" w:hAnsi="Arial" w:cs="Arial"/>
                 <w:vanish/>
@@ -8488,10 +9286,12 @@
         <w:tc>
           <w:tcPr>
             <w:tcW w:w="992" w:type="dxa"/>
-          </w:tcPr>
-          <w:p>
-            <w:pPr>
-              <w:spacing w:line="259" w:lineRule="auto"/>
+            <w:vAlign w:val="center"/>
+          </w:tcPr>
+          <w:p>
+            <w:pPr>
+              <w:spacing w:line="259" w:lineRule="auto"/>
+              <w:jc w:val="center"/>
               <w:rPr>
                 <w:rFonts w:ascii="Arial" w:hAnsi="Arial" w:cs="Arial"/>
                 <w:vanish/>
@@ -8512,10 +9312,12 @@
         <w:tc>
           <w:tcPr>
             <w:tcW w:w="986" w:type="dxa"/>
-          </w:tcPr>
-          <w:p>
-            <w:pPr>
-              <w:spacing w:line="259" w:lineRule="auto"/>
+            <w:vAlign w:val="center"/>
+          </w:tcPr>
+          <w:p>
+            <w:pPr>
+              <w:spacing w:line="259" w:lineRule="auto"/>
+              <w:jc w:val="center"/>
               <w:rPr>
                 <w:rFonts w:ascii="Arial" w:hAnsi="Arial" w:cs="Arial"/>
                 <w:vanish/>
@@ -8530,6 +9332,7 @@
         <w:tc>
           <w:tcPr>
             <w:tcW w:w="3539" w:type="dxa"/>
+            <w:vAlign w:val="center"/>
           </w:tcPr>
           <w:p>
             <w:pPr>
@@ -8547,6 +9350,7 @@
                 <w:sz w:val="16"/>
                 <w:szCs w:val="16"/>
               </w:rPr>
+              <w:lastRenderedPageBreak/>
               <w:t>18. Измерение сопротивления изоляции</w:t>
             </w:r>
           </w:p>
@@ -8554,10 +9358,12 @@
         <w:tc>
           <w:tcPr>
             <w:tcW w:w="992" w:type="dxa"/>
-          </w:tcPr>
-          <w:p>
-            <w:pPr>
-              <w:spacing w:line="259" w:lineRule="auto"/>
+            <w:vAlign w:val="center"/>
+          </w:tcPr>
+          <w:p>
+            <w:pPr>
+              <w:spacing w:line="259" w:lineRule="auto"/>
+              <w:jc w:val="center"/>
               <w:rPr>
                 <w:rFonts w:ascii="Arial" w:hAnsi="Arial" w:cs="Arial"/>
                 <w:vanish/>
@@ -8578,10 +9384,12 @@
         <w:tc>
           <w:tcPr>
             <w:tcW w:w="1134" w:type="dxa"/>
-          </w:tcPr>
-          <w:p>
-            <w:pPr>
-              <w:spacing w:line="259" w:lineRule="auto"/>
+            <w:vAlign w:val="center"/>
+          </w:tcPr>
+          <w:p>
+            <w:pPr>
+              <w:spacing w:line="259" w:lineRule="auto"/>
+              <w:jc w:val="center"/>
               <w:rPr>
                 <w:rFonts w:ascii="Arial" w:hAnsi="Arial" w:cs="Arial"/>
                 <w:vanish/>
@@ -8634,10 +9442,12 @@
         <w:tc>
           <w:tcPr>
             <w:tcW w:w="850" w:type="dxa"/>
-          </w:tcPr>
-          <w:p>
-            <w:pPr>
-              <w:spacing w:line="259" w:lineRule="auto"/>
+            <w:vAlign w:val="center"/>
+          </w:tcPr>
+          <w:p>
+            <w:pPr>
+              <w:spacing w:line="259" w:lineRule="auto"/>
+              <w:jc w:val="center"/>
               <w:rPr>
                 <w:rFonts w:ascii="Arial" w:hAnsi="Arial" w:cs="Arial"/>
                 <w:vanish/>
@@ -8658,10 +9468,12 @@
         <w:tc>
           <w:tcPr>
             <w:tcW w:w="851" w:type="dxa"/>
-          </w:tcPr>
-          <w:p>
-            <w:pPr>
-              <w:spacing w:line="259" w:lineRule="auto"/>
+            <w:vAlign w:val="center"/>
+          </w:tcPr>
+          <w:p>
+            <w:pPr>
+              <w:spacing w:line="259" w:lineRule="auto"/>
+              <w:jc w:val="center"/>
               <w:rPr>
                 <w:rFonts w:ascii="Arial" w:hAnsi="Arial" w:cs="Arial"/>
                 <w:vanish/>
@@ -8674,10 +9486,12 @@
         <w:tc>
           <w:tcPr>
             <w:tcW w:w="998" w:type="dxa"/>
-          </w:tcPr>
-          <w:p>
-            <w:pPr>
-              <w:spacing w:line="259" w:lineRule="auto"/>
+            <w:vAlign w:val="center"/>
+          </w:tcPr>
+          <w:p>
+            <w:pPr>
+              <w:spacing w:line="259" w:lineRule="auto"/>
+              <w:jc w:val="center"/>
               <w:rPr>
                 <w:rFonts w:ascii="Arial" w:hAnsi="Arial" w:cs="Arial"/>
                 <w:vanish/>
@@ -8690,10 +9504,12 @@
         <w:tc>
           <w:tcPr>
             <w:tcW w:w="992" w:type="dxa"/>
-          </w:tcPr>
-          <w:p>
-            <w:pPr>
-              <w:spacing w:line="259" w:lineRule="auto"/>
+            <w:vAlign w:val="center"/>
+          </w:tcPr>
+          <w:p>
+            <w:pPr>
+              <w:spacing w:line="259" w:lineRule="auto"/>
+              <w:jc w:val="center"/>
               <w:rPr>
                 <w:rFonts w:ascii="Arial" w:hAnsi="Arial" w:cs="Arial"/>
                 <w:vanish/>
@@ -8714,10 +9530,12 @@
         <w:tc>
           <w:tcPr>
             <w:tcW w:w="986" w:type="dxa"/>
-          </w:tcPr>
-          <w:p>
-            <w:pPr>
-              <w:spacing w:line="259" w:lineRule="auto"/>
+            <w:vAlign w:val="center"/>
+          </w:tcPr>
+          <w:p>
+            <w:pPr>
+              <w:spacing w:line="259" w:lineRule="auto"/>
+              <w:jc w:val="center"/>
               <w:rPr>
                 <w:rFonts w:ascii="Arial" w:hAnsi="Arial" w:cs="Arial"/>
                 <w:vanish/>
@@ -8732,6 +9550,7 @@
         <w:tc>
           <w:tcPr>
             <w:tcW w:w="3539" w:type="dxa"/>
+            <w:vAlign w:val="center"/>
           </w:tcPr>
           <w:p>
             <w:pPr>
@@ -8756,10 +9575,12 @@
         <w:tc>
           <w:tcPr>
             <w:tcW w:w="992" w:type="dxa"/>
-          </w:tcPr>
-          <w:p>
-            <w:pPr>
-              <w:spacing w:line="259" w:lineRule="auto"/>
+            <w:vAlign w:val="center"/>
+          </w:tcPr>
+          <w:p>
+            <w:pPr>
+              <w:spacing w:line="259" w:lineRule="auto"/>
+              <w:jc w:val="center"/>
               <w:rPr>
                 <w:rFonts w:ascii="Arial" w:hAnsi="Arial" w:cs="Arial"/>
                 <w:vanish/>
@@ -8780,10 +9601,12 @@
         <w:tc>
           <w:tcPr>
             <w:tcW w:w="1134" w:type="dxa"/>
-          </w:tcPr>
-          <w:p>
-            <w:pPr>
-              <w:spacing w:line="259" w:lineRule="auto"/>
+            <w:vAlign w:val="center"/>
+          </w:tcPr>
+          <w:p>
+            <w:pPr>
+              <w:spacing w:line="259" w:lineRule="auto"/>
+              <w:jc w:val="center"/>
               <w:rPr>
                 <w:rFonts w:ascii="Arial" w:hAnsi="Arial" w:cs="Arial"/>
                 <w:vanish/>
@@ -8836,44 +9659,38 @@
         <w:tc>
           <w:tcPr>
             <w:tcW w:w="850" w:type="dxa"/>
-          </w:tcPr>
-          <w:p>
-            <w:pPr>
-              <w:spacing w:line="259" w:lineRule="auto"/>
-              <w:rPr>
-                <w:rFonts w:ascii="Arial" w:hAnsi="Arial" w:cs="Arial"/>
-                <w:vanish/>
-                <w:sz w:val="16"/>
-                <w:szCs w:val="16"/>
-              </w:rPr>
-            </w:pPr>
-            <w:proofErr w:type="spellStart"/>
-            <w:r>
-              <w:rPr>
-                <w:rFonts w:ascii="Arial" w:hAnsi="Arial" w:cs="Arial"/>
-                <w:sz w:val="16"/>
-                <w:szCs w:val="16"/>
-              </w:rPr>
-              <w:t>Компл</w:t>
-            </w:r>
-            <w:proofErr w:type="spellEnd"/>
-            <w:r>
-              <w:rPr>
-                <w:rFonts w:ascii="Arial" w:hAnsi="Arial" w:cs="Arial"/>
-                <w:sz w:val="16"/>
-                <w:szCs w:val="16"/>
-              </w:rPr>
-              <w:t>. КД</w:t>
+            <w:vAlign w:val="center"/>
+          </w:tcPr>
+          <w:p>
+            <w:pPr>
+              <w:spacing w:line="259" w:lineRule="auto"/>
+              <w:jc w:val="center"/>
+              <w:rPr>
+                <w:rFonts w:ascii="Arial" w:hAnsi="Arial" w:cs="Arial"/>
+                <w:vanish/>
+                <w:sz w:val="16"/>
+                <w:szCs w:val="16"/>
+              </w:rPr>
+            </w:pPr>
+            <w:r>
+              <w:rPr>
+                <w:rFonts w:ascii="Arial" w:hAnsi="Arial" w:cs="Arial"/>
+                <w:sz w:val="16"/>
+                <w:szCs w:val="16"/>
+              </w:rPr>
+              <w:t>Компл. КД</w:t>
             </w:r>
           </w:p>
         </w:tc>
         <w:tc>
           <w:tcPr>
             <w:tcW w:w="851" w:type="dxa"/>
-          </w:tcPr>
-          <w:p>
-            <w:pPr>
-              <w:spacing w:line="259" w:lineRule="auto"/>
+            <w:vAlign w:val="center"/>
+          </w:tcPr>
+          <w:p>
+            <w:pPr>
+              <w:spacing w:line="259" w:lineRule="auto"/>
+              <w:jc w:val="center"/>
               <w:rPr>
                 <w:rFonts w:ascii="Arial" w:hAnsi="Arial" w:cs="Arial"/>
                 <w:vanish/>
@@ -8886,10 +9703,12 @@
         <w:tc>
           <w:tcPr>
             <w:tcW w:w="998" w:type="dxa"/>
-          </w:tcPr>
-          <w:p>
-            <w:pPr>
-              <w:spacing w:line="259" w:lineRule="auto"/>
+            <w:vAlign w:val="center"/>
+          </w:tcPr>
+          <w:p>
+            <w:pPr>
+              <w:spacing w:line="259" w:lineRule="auto"/>
+              <w:jc w:val="center"/>
               <w:rPr>
                 <w:rFonts w:ascii="Arial" w:hAnsi="Arial" w:cs="Arial"/>
                 <w:vanish/>
@@ -8902,10 +9721,12 @@
         <w:tc>
           <w:tcPr>
             <w:tcW w:w="992" w:type="dxa"/>
-          </w:tcPr>
-          <w:p>
-            <w:pPr>
-              <w:spacing w:line="259" w:lineRule="auto"/>
+            <w:vAlign w:val="center"/>
+          </w:tcPr>
+          <w:p>
+            <w:pPr>
+              <w:spacing w:line="259" w:lineRule="auto"/>
+              <w:jc w:val="center"/>
               <w:rPr>
                 <w:rFonts w:ascii="Arial" w:hAnsi="Arial" w:cs="Arial"/>
                 <w:vanish/>
@@ -8926,10 +9747,12 @@
         <w:tc>
           <w:tcPr>
             <w:tcW w:w="986" w:type="dxa"/>
-          </w:tcPr>
-          <w:p>
-            <w:pPr>
-              <w:spacing w:line="259" w:lineRule="auto"/>
+            <w:vAlign w:val="center"/>
+          </w:tcPr>
+          <w:p>
+            <w:pPr>
+              <w:spacing w:line="259" w:lineRule="auto"/>
+              <w:jc w:val="center"/>
               <w:rPr>
                 <w:rFonts w:ascii="Arial" w:hAnsi="Arial" w:cs="Arial"/>
                 <w:vanish/>
@@ -8944,6 +9767,7 @@
         <w:tc>
           <w:tcPr>
             <w:tcW w:w="3539" w:type="dxa"/>
+            <w:vAlign w:val="center"/>
           </w:tcPr>
           <w:p>
             <w:pPr>
@@ -8968,10 +9792,12 @@
         <w:tc>
           <w:tcPr>
             <w:tcW w:w="992" w:type="dxa"/>
-          </w:tcPr>
-          <w:p>
-            <w:pPr>
-              <w:spacing w:line="259" w:lineRule="auto"/>
+            <w:vAlign w:val="center"/>
+          </w:tcPr>
+          <w:p>
+            <w:pPr>
+              <w:spacing w:line="259" w:lineRule="auto"/>
+              <w:jc w:val="center"/>
               <w:rPr>
                 <w:rFonts w:ascii="Arial" w:hAnsi="Arial" w:cs="Arial"/>
                 <w:vanish/>
@@ -8992,10 +9818,12 @@
         <w:tc>
           <w:tcPr>
             <w:tcW w:w="1134" w:type="dxa"/>
-          </w:tcPr>
-          <w:p>
-            <w:pPr>
-              <w:spacing w:line="259" w:lineRule="auto"/>
+            <w:vAlign w:val="center"/>
+          </w:tcPr>
+          <w:p>
+            <w:pPr>
+              <w:spacing w:line="259" w:lineRule="auto"/>
+              <w:jc w:val="center"/>
               <w:rPr>
                 <w:rFonts w:ascii="Arial" w:hAnsi="Arial" w:cs="Arial"/>
                 <w:vanish/>
@@ -9048,10 +9876,12 @@
         <w:tc>
           <w:tcPr>
             <w:tcW w:w="850" w:type="dxa"/>
-          </w:tcPr>
-          <w:p>
-            <w:pPr>
-              <w:spacing w:line="259" w:lineRule="auto"/>
+            <w:vAlign w:val="center"/>
+          </w:tcPr>
+          <w:p>
+            <w:pPr>
+              <w:spacing w:line="259" w:lineRule="auto"/>
+              <w:jc w:val="center"/>
               <w:rPr>
                 <w:rFonts w:ascii="Arial" w:hAnsi="Arial" w:cs="Arial"/>
                 <w:vanish/>
@@ -9064,10 +9894,12 @@
         <w:tc>
           <w:tcPr>
             <w:tcW w:w="851" w:type="dxa"/>
-          </w:tcPr>
-          <w:p>
-            <w:pPr>
-              <w:spacing w:line="259" w:lineRule="auto"/>
+            <w:vAlign w:val="center"/>
+          </w:tcPr>
+          <w:p>
+            <w:pPr>
+              <w:spacing w:line="259" w:lineRule="auto"/>
+              <w:jc w:val="center"/>
               <w:rPr>
                 <w:rFonts w:ascii="Arial" w:hAnsi="Arial" w:cs="Arial"/>
                 <w:vanish/>
@@ -9080,10 +9912,12 @@
         <w:tc>
           <w:tcPr>
             <w:tcW w:w="998" w:type="dxa"/>
-          </w:tcPr>
-          <w:p>
-            <w:pPr>
-              <w:spacing w:line="259" w:lineRule="auto"/>
+            <w:vAlign w:val="center"/>
+          </w:tcPr>
+          <w:p>
+            <w:pPr>
+              <w:spacing w:line="259" w:lineRule="auto"/>
+              <w:jc w:val="center"/>
               <w:rPr>
                 <w:rFonts w:ascii="Arial" w:hAnsi="Arial" w:cs="Arial"/>
                 <w:vanish/>
@@ -9096,10 +9930,12 @@
         <w:tc>
           <w:tcPr>
             <w:tcW w:w="992" w:type="dxa"/>
-          </w:tcPr>
-          <w:p>
-            <w:pPr>
-              <w:spacing w:line="259" w:lineRule="auto"/>
+            <w:vAlign w:val="center"/>
+          </w:tcPr>
+          <w:p>
+            <w:pPr>
+              <w:spacing w:line="259" w:lineRule="auto"/>
+              <w:jc w:val="center"/>
               <w:rPr>
                 <w:rFonts w:ascii="Arial" w:hAnsi="Arial" w:cs="Arial"/>
                 <w:vanish/>
@@ -9120,10 +9956,12 @@
         <w:tc>
           <w:tcPr>
             <w:tcW w:w="986" w:type="dxa"/>
-          </w:tcPr>
-          <w:p>
-            <w:pPr>
-              <w:spacing w:line="259" w:lineRule="auto"/>
+            <w:vAlign w:val="center"/>
+          </w:tcPr>
+          <w:p>
+            <w:pPr>
+              <w:spacing w:line="259" w:lineRule="auto"/>
+              <w:jc w:val="center"/>
               <w:rPr>
                 <w:rFonts w:ascii="Arial" w:hAnsi="Arial" w:cs="Arial"/>
                 <w:vanish/>
@@ -9138,6 +9976,7 @@
         <w:tc>
           <w:tcPr>
             <w:tcW w:w="3539" w:type="dxa"/>
+            <w:vAlign w:val="center"/>
           </w:tcPr>
           <w:p>
             <w:pPr>
@@ -9162,10 +10001,12 @@
         <w:tc>
           <w:tcPr>
             <w:tcW w:w="992" w:type="dxa"/>
-          </w:tcPr>
-          <w:p>
-            <w:pPr>
-              <w:spacing w:line="259" w:lineRule="auto"/>
+            <w:vAlign w:val="center"/>
+          </w:tcPr>
+          <w:p>
+            <w:pPr>
+              <w:spacing w:line="259" w:lineRule="auto"/>
+              <w:jc w:val="center"/>
               <w:rPr>
                 <w:rFonts w:ascii="Arial" w:hAnsi="Arial" w:cs="Arial"/>
                 <w:vanish/>
@@ -9186,10 +10027,12 @@
         <w:tc>
           <w:tcPr>
             <w:tcW w:w="1134" w:type="dxa"/>
-          </w:tcPr>
-          <w:p>
-            <w:pPr>
-              <w:spacing w:line="259" w:lineRule="auto"/>
+            <w:vAlign w:val="center"/>
+          </w:tcPr>
+          <w:p>
+            <w:pPr>
+              <w:spacing w:line="259" w:lineRule="auto"/>
+              <w:jc w:val="center"/>
               <w:rPr>
                 <w:rFonts w:ascii="Arial" w:hAnsi="Arial" w:cs="Arial"/>
                 <w:vanish/>
@@ -9242,10 +10085,12 @@
         <w:tc>
           <w:tcPr>
             <w:tcW w:w="850" w:type="dxa"/>
-          </w:tcPr>
-          <w:p>
-            <w:pPr>
-              <w:spacing w:line="259" w:lineRule="auto"/>
+            <w:vAlign w:val="center"/>
+          </w:tcPr>
+          <w:p>
+            <w:pPr>
+              <w:spacing w:line="259" w:lineRule="auto"/>
+              <w:jc w:val="center"/>
               <w:rPr>
                 <w:rFonts w:ascii="Arial" w:hAnsi="Arial" w:cs="Arial"/>
                 <w:vanish/>
@@ -9258,10 +10103,12 @@
         <w:tc>
           <w:tcPr>
             <w:tcW w:w="851" w:type="dxa"/>
-          </w:tcPr>
-          <w:p>
-            <w:pPr>
-              <w:spacing w:line="259" w:lineRule="auto"/>
+            <w:vAlign w:val="center"/>
+          </w:tcPr>
+          <w:p>
+            <w:pPr>
+              <w:spacing w:line="259" w:lineRule="auto"/>
+              <w:jc w:val="center"/>
               <w:rPr>
                 <w:rFonts w:ascii="Arial" w:hAnsi="Arial" w:cs="Arial"/>
                 <w:vanish/>
@@ -9274,10 +10121,12 @@
         <w:tc>
           <w:tcPr>
             <w:tcW w:w="998" w:type="dxa"/>
-          </w:tcPr>
-          <w:p>
-            <w:pPr>
-              <w:spacing w:line="259" w:lineRule="auto"/>
+            <w:vAlign w:val="center"/>
+          </w:tcPr>
+          <w:p>
+            <w:pPr>
+              <w:spacing w:line="259" w:lineRule="auto"/>
+              <w:jc w:val="center"/>
               <w:rPr>
                 <w:rFonts w:ascii="Arial" w:hAnsi="Arial" w:cs="Arial"/>
                 <w:vanish/>
@@ -9290,10 +10139,12 @@
         <w:tc>
           <w:tcPr>
             <w:tcW w:w="992" w:type="dxa"/>
-          </w:tcPr>
-          <w:p>
-            <w:pPr>
-              <w:spacing w:line="259" w:lineRule="auto"/>
+            <w:vAlign w:val="center"/>
+          </w:tcPr>
+          <w:p>
+            <w:pPr>
+              <w:spacing w:line="259" w:lineRule="auto"/>
+              <w:jc w:val="center"/>
               <w:rPr>
                 <w:rFonts w:ascii="Arial" w:hAnsi="Arial" w:cs="Arial"/>
                 <w:vanish/>
@@ -9314,10 +10165,12 @@
         <w:tc>
           <w:tcPr>
             <w:tcW w:w="986" w:type="dxa"/>
-          </w:tcPr>
-          <w:p>
-            <w:pPr>
-              <w:spacing w:line="259" w:lineRule="auto"/>
+            <w:vAlign w:val="center"/>
+          </w:tcPr>
+          <w:p>
+            <w:pPr>
+              <w:spacing w:line="259" w:lineRule="auto"/>
+              <w:jc w:val="center"/>
               <w:rPr>
                 <w:rFonts w:ascii="Arial" w:hAnsi="Arial" w:cs="Arial"/>
                 <w:vanish/>
@@ -9332,6 +10185,7 @@
         <w:tc>
           <w:tcPr>
             <w:tcW w:w="3539" w:type="dxa"/>
+            <w:vAlign w:val="center"/>
           </w:tcPr>
           <w:p>
             <w:pPr>
@@ -9356,10 +10210,12 @@
         <w:tc>
           <w:tcPr>
             <w:tcW w:w="992" w:type="dxa"/>
-          </w:tcPr>
-          <w:p>
-            <w:pPr>
-              <w:spacing w:line="259" w:lineRule="auto"/>
+            <w:vAlign w:val="center"/>
+          </w:tcPr>
+          <w:p>
+            <w:pPr>
+              <w:spacing w:line="259" w:lineRule="auto"/>
+              <w:jc w:val="center"/>
               <w:rPr>
                 <w:rFonts w:ascii="Arial" w:hAnsi="Arial" w:cs="Arial"/>
                 <w:vanish/>
@@ -9380,10 +10236,12 @@
         <w:tc>
           <w:tcPr>
             <w:tcW w:w="1134" w:type="dxa"/>
-          </w:tcPr>
-          <w:p>
-            <w:pPr>
-              <w:spacing w:line="259" w:lineRule="auto"/>
+            <w:vAlign w:val="center"/>
+          </w:tcPr>
+          <w:p>
+            <w:pPr>
+              <w:spacing w:line="259" w:lineRule="auto"/>
+              <w:jc w:val="center"/>
               <w:rPr>
                 <w:rFonts w:ascii="Arial" w:hAnsi="Arial" w:cs="Arial"/>
                 <w:vanish/>
@@ -9420,10 +10278,12 @@
         <w:tc>
           <w:tcPr>
             <w:tcW w:w="850" w:type="dxa"/>
-          </w:tcPr>
-          <w:p>
-            <w:pPr>
-              <w:spacing w:line="259" w:lineRule="auto"/>
+            <w:vAlign w:val="center"/>
+          </w:tcPr>
+          <w:p>
+            <w:pPr>
+              <w:spacing w:line="259" w:lineRule="auto"/>
+              <w:jc w:val="center"/>
               <w:rPr>
                 <w:rFonts w:ascii="Arial" w:hAnsi="Arial" w:cs="Arial"/>
                 <w:vanish/>
@@ -9436,10 +10296,12 @@
         <w:tc>
           <w:tcPr>
             <w:tcW w:w="851" w:type="dxa"/>
-          </w:tcPr>
-          <w:p>
-            <w:pPr>
-              <w:spacing w:line="259" w:lineRule="auto"/>
+            <w:vAlign w:val="center"/>
+          </w:tcPr>
+          <w:p>
+            <w:pPr>
+              <w:spacing w:line="259" w:lineRule="auto"/>
+              <w:jc w:val="center"/>
               <w:rPr>
                 <w:rFonts w:ascii="Arial" w:hAnsi="Arial" w:cs="Arial"/>
                 <w:vanish/>
@@ -9452,10 +10314,12 @@
         <w:tc>
           <w:tcPr>
             <w:tcW w:w="998" w:type="dxa"/>
-          </w:tcPr>
-          <w:p>
-            <w:pPr>
-              <w:spacing w:line="259" w:lineRule="auto"/>
+            <w:vAlign w:val="center"/>
+          </w:tcPr>
+          <w:p>
+            <w:pPr>
+              <w:spacing w:line="259" w:lineRule="auto"/>
+              <w:jc w:val="center"/>
               <w:rPr>
                 <w:rFonts w:ascii="Arial" w:hAnsi="Arial" w:cs="Arial"/>
                 <w:vanish/>
@@ -9468,10 +10332,12 @@
         <w:tc>
           <w:tcPr>
             <w:tcW w:w="992" w:type="dxa"/>
-          </w:tcPr>
-          <w:p>
-            <w:pPr>
-              <w:spacing w:line="259" w:lineRule="auto"/>
+            <w:vAlign w:val="center"/>
+          </w:tcPr>
+          <w:p>
+            <w:pPr>
+              <w:spacing w:line="259" w:lineRule="auto"/>
+              <w:jc w:val="center"/>
               <w:rPr>
                 <w:rFonts w:ascii="Arial" w:hAnsi="Arial" w:cs="Arial"/>
                 <w:vanish/>
@@ -9492,10 +10358,12 @@
         <w:tc>
           <w:tcPr>
             <w:tcW w:w="986" w:type="dxa"/>
-          </w:tcPr>
-          <w:p>
-            <w:pPr>
-              <w:spacing w:line="259" w:lineRule="auto"/>
+            <w:vAlign w:val="center"/>
+          </w:tcPr>
+          <w:p>
+            <w:pPr>
+              <w:spacing w:line="259" w:lineRule="auto"/>
+              <w:jc w:val="center"/>
               <w:rPr>
                 <w:rFonts w:ascii="Arial" w:hAnsi="Arial" w:cs="Arial"/>
                 <w:vanish/>
@@ -9510,6 +10378,7 @@
         <w:tc>
           <w:tcPr>
             <w:tcW w:w="3539" w:type="dxa"/>
+            <w:vAlign w:val="center"/>
           </w:tcPr>
           <w:p>
             <w:pPr>
@@ -9534,10 +10403,12 @@
         <w:tc>
           <w:tcPr>
             <w:tcW w:w="992" w:type="dxa"/>
-          </w:tcPr>
-          <w:p>
-            <w:pPr>
-              <w:spacing w:line="259" w:lineRule="auto"/>
+            <w:vAlign w:val="center"/>
+          </w:tcPr>
+          <w:p>
+            <w:pPr>
+              <w:spacing w:line="259" w:lineRule="auto"/>
+              <w:jc w:val="center"/>
               <w:rPr>
                 <w:rFonts w:ascii="Arial" w:hAnsi="Arial" w:cs="Arial"/>
                 <w:vanish/>
@@ -9558,10 +10429,12 @@
         <w:tc>
           <w:tcPr>
             <w:tcW w:w="1134" w:type="dxa"/>
-          </w:tcPr>
-          <w:p>
-            <w:pPr>
-              <w:spacing w:line="259" w:lineRule="auto"/>
+            <w:vAlign w:val="center"/>
+          </w:tcPr>
+          <w:p>
+            <w:pPr>
+              <w:spacing w:line="259" w:lineRule="auto"/>
+              <w:jc w:val="center"/>
               <w:rPr>
                 <w:rFonts w:ascii="Arial" w:hAnsi="Arial" w:cs="Arial"/>
                 <w:vanish/>
@@ -9598,10 +10471,12 @@
         <w:tc>
           <w:tcPr>
             <w:tcW w:w="850" w:type="dxa"/>
-          </w:tcPr>
-          <w:p>
-            <w:pPr>
-              <w:spacing w:line="259" w:lineRule="auto"/>
+            <w:vAlign w:val="center"/>
+          </w:tcPr>
+          <w:p>
+            <w:pPr>
+              <w:spacing w:line="259" w:lineRule="auto"/>
+              <w:jc w:val="center"/>
               <w:rPr>
                 <w:rFonts w:ascii="Arial" w:hAnsi="Arial" w:cs="Arial"/>
                 <w:vanish/>
@@ -9614,10 +10489,12 @@
         <w:tc>
           <w:tcPr>
             <w:tcW w:w="851" w:type="dxa"/>
-          </w:tcPr>
-          <w:p>
-            <w:pPr>
-              <w:spacing w:line="259" w:lineRule="auto"/>
+            <w:vAlign w:val="center"/>
+          </w:tcPr>
+          <w:p>
+            <w:pPr>
+              <w:spacing w:line="259" w:lineRule="auto"/>
+              <w:jc w:val="center"/>
               <w:rPr>
                 <w:rFonts w:ascii="Arial" w:hAnsi="Arial" w:cs="Arial"/>
                 <w:vanish/>
@@ -9630,10 +10507,12 @@
         <w:tc>
           <w:tcPr>
             <w:tcW w:w="998" w:type="dxa"/>
-          </w:tcPr>
-          <w:p>
-            <w:pPr>
-              <w:spacing w:line="259" w:lineRule="auto"/>
+            <w:vAlign w:val="center"/>
+          </w:tcPr>
+          <w:p>
+            <w:pPr>
+              <w:spacing w:line="259" w:lineRule="auto"/>
+              <w:jc w:val="center"/>
               <w:rPr>
                 <w:rFonts w:ascii="Arial" w:hAnsi="Arial" w:cs="Arial"/>
                 <w:vanish/>
@@ -9646,10 +10525,12 @@
         <w:tc>
           <w:tcPr>
             <w:tcW w:w="992" w:type="dxa"/>
-          </w:tcPr>
-          <w:p>
-            <w:pPr>
-              <w:spacing w:line="259" w:lineRule="auto"/>
+            <w:vAlign w:val="center"/>
+          </w:tcPr>
+          <w:p>
+            <w:pPr>
+              <w:spacing w:line="259" w:lineRule="auto"/>
+              <w:jc w:val="center"/>
               <w:rPr>
                 <w:rFonts w:ascii="Arial" w:hAnsi="Arial" w:cs="Arial"/>
                 <w:vanish/>
@@ -9670,10 +10551,12 @@
         <w:tc>
           <w:tcPr>
             <w:tcW w:w="986" w:type="dxa"/>
-          </w:tcPr>
-          <w:p>
-            <w:pPr>
-              <w:spacing w:line="259" w:lineRule="auto"/>
+            <w:vAlign w:val="center"/>
+          </w:tcPr>
+          <w:p>
+            <w:pPr>
+              <w:spacing w:line="259" w:lineRule="auto"/>
+              <w:jc w:val="center"/>
               <w:rPr>
                 <w:rFonts w:ascii="Arial" w:hAnsi="Arial" w:cs="Arial"/>
                 <w:vanish/>
@@ -9688,6 +10571,7 @@
         <w:tc>
           <w:tcPr>
             <w:tcW w:w="3539" w:type="dxa"/>
+            <w:vAlign w:val="center"/>
           </w:tcPr>
           <w:p>
             <w:pPr>
@@ -9712,10 +10596,12 @@
         <w:tc>
           <w:tcPr>
             <w:tcW w:w="992" w:type="dxa"/>
-          </w:tcPr>
-          <w:p>
-            <w:pPr>
-              <w:spacing w:line="259" w:lineRule="auto"/>
+            <w:vAlign w:val="center"/>
+          </w:tcPr>
+          <w:p>
+            <w:pPr>
+              <w:spacing w:line="259" w:lineRule="auto"/>
+              <w:jc w:val="center"/>
               <w:rPr>
                 <w:rFonts w:ascii="Arial" w:hAnsi="Arial" w:cs="Arial"/>
                 <w:vanish/>
@@ -9736,10 +10622,12 @@
         <w:tc>
           <w:tcPr>
             <w:tcW w:w="1134" w:type="dxa"/>
-          </w:tcPr>
-          <w:p>
-            <w:pPr>
-              <w:spacing w:line="259" w:lineRule="auto"/>
+            <w:vAlign w:val="center"/>
+          </w:tcPr>
+          <w:p>
+            <w:pPr>
+              <w:spacing w:line="259" w:lineRule="auto"/>
+              <w:jc w:val="center"/>
               <w:rPr>
                 <w:rFonts w:ascii="Arial" w:hAnsi="Arial" w:cs="Arial"/>
                 <w:vanish/>
@@ -9792,10 +10680,12 @@
         <w:tc>
           <w:tcPr>
             <w:tcW w:w="850" w:type="dxa"/>
-          </w:tcPr>
-          <w:p>
-            <w:pPr>
-              <w:spacing w:line="259" w:lineRule="auto"/>
+            <w:vAlign w:val="center"/>
+          </w:tcPr>
+          <w:p>
+            <w:pPr>
+              <w:spacing w:line="259" w:lineRule="auto"/>
+              <w:jc w:val="center"/>
               <w:rPr>
                 <w:rFonts w:ascii="Arial" w:hAnsi="Arial" w:cs="Arial"/>
                 <w:vanish/>
@@ -9808,10 +10698,12 @@
         <w:tc>
           <w:tcPr>
             <w:tcW w:w="851" w:type="dxa"/>
-          </w:tcPr>
-          <w:p>
-            <w:pPr>
-              <w:spacing w:line="259" w:lineRule="auto"/>
+            <w:vAlign w:val="center"/>
+          </w:tcPr>
+          <w:p>
+            <w:pPr>
+              <w:spacing w:line="259" w:lineRule="auto"/>
+              <w:jc w:val="center"/>
               <w:rPr>
                 <w:rFonts w:ascii="Arial" w:hAnsi="Arial" w:cs="Arial"/>
                 <w:vanish/>
@@ -9824,10 +10716,12 @@
         <w:tc>
           <w:tcPr>
             <w:tcW w:w="998" w:type="dxa"/>
-          </w:tcPr>
-          <w:p>
-            <w:pPr>
-              <w:spacing w:line="259" w:lineRule="auto"/>
+            <w:vAlign w:val="center"/>
+          </w:tcPr>
+          <w:p>
+            <w:pPr>
+              <w:spacing w:line="259" w:lineRule="auto"/>
+              <w:jc w:val="center"/>
               <w:rPr>
                 <w:rFonts w:ascii="Arial" w:hAnsi="Arial" w:cs="Arial"/>
                 <w:vanish/>
@@ -9840,10 +10734,12 @@
         <w:tc>
           <w:tcPr>
             <w:tcW w:w="992" w:type="dxa"/>
-          </w:tcPr>
-          <w:p>
-            <w:pPr>
-              <w:spacing w:line="259" w:lineRule="auto"/>
+            <w:vAlign w:val="center"/>
+          </w:tcPr>
+          <w:p>
+            <w:pPr>
+              <w:spacing w:line="259" w:lineRule="auto"/>
+              <w:jc w:val="center"/>
               <w:rPr>
                 <w:rFonts w:ascii="Arial" w:hAnsi="Arial" w:cs="Arial"/>
                 <w:vanish/>
@@ -9864,10 +10760,12 @@
         <w:tc>
           <w:tcPr>
             <w:tcW w:w="986" w:type="dxa"/>
-          </w:tcPr>
-          <w:p>
-            <w:pPr>
-              <w:spacing w:line="259" w:lineRule="auto"/>
+            <w:vAlign w:val="center"/>
+          </w:tcPr>
+          <w:p>
+            <w:pPr>
+              <w:spacing w:line="259" w:lineRule="auto"/>
+              <w:jc w:val="center"/>
               <w:rPr>
                 <w:rFonts w:ascii="Arial" w:hAnsi="Arial" w:cs="Arial"/>
                 <w:vanish/>
@@ -9882,6 +10780,7 @@
         <w:tc>
           <w:tcPr>
             <w:tcW w:w="3539" w:type="dxa"/>
+            <w:vAlign w:val="center"/>
           </w:tcPr>
           <w:p>
             <w:pPr>
@@ -9906,10 +10805,12 @@
         <w:tc>
           <w:tcPr>
             <w:tcW w:w="992" w:type="dxa"/>
-          </w:tcPr>
-          <w:p>
-            <w:pPr>
-              <w:spacing w:line="259" w:lineRule="auto"/>
+            <w:vAlign w:val="center"/>
+          </w:tcPr>
+          <w:p>
+            <w:pPr>
+              <w:spacing w:line="259" w:lineRule="auto"/>
+              <w:jc w:val="center"/>
               <w:rPr>
                 <w:rFonts w:ascii="Arial" w:hAnsi="Arial" w:cs="Arial"/>
                 <w:vanish/>
@@ -9930,10 +10831,12 @@
         <w:tc>
           <w:tcPr>
             <w:tcW w:w="1134" w:type="dxa"/>
-          </w:tcPr>
-          <w:p>
-            <w:pPr>
-              <w:spacing w:line="259" w:lineRule="auto"/>
+            <w:vAlign w:val="center"/>
+          </w:tcPr>
+          <w:p>
+            <w:pPr>
+              <w:spacing w:line="259" w:lineRule="auto"/>
+              <w:jc w:val="center"/>
               <w:rPr>
                 <w:rFonts w:ascii="Arial" w:hAnsi="Arial" w:cs="Arial"/>
                 <w:vanish/>
@@ -9970,10 +10873,12 @@
         <w:tc>
           <w:tcPr>
             <w:tcW w:w="850" w:type="dxa"/>
-          </w:tcPr>
-          <w:p>
-            <w:pPr>
-              <w:spacing w:line="259" w:lineRule="auto"/>
+            <w:vAlign w:val="center"/>
+          </w:tcPr>
+          <w:p>
+            <w:pPr>
+              <w:spacing w:line="259" w:lineRule="auto"/>
+              <w:jc w:val="center"/>
               <w:rPr>
                 <w:rFonts w:ascii="Arial" w:hAnsi="Arial" w:cs="Arial"/>
                 <w:vanish/>
@@ -9986,10 +10891,12 @@
         <w:tc>
           <w:tcPr>
             <w:tcW w:w="851" w:type="dxa"/>
-          </w:tcPr>
-          <w:p>
-            <w:pPr>
-              <w:spacing w:line="259" w:lineRule="auto"/>
+            <w:vAlign w:val="center"/>
+          </w:tcPr>
+          <w:p>
+            <w:pPr>
+              <w:spacing w:line="259" w:lineRule="auto"/>
+              <w:jc w:val="center"/>
               <w:rPr>
                 <w:rFonts w:ascii="Arial" w:hAnsi="Arial" w:cs="Arial"/>
                 <w:vanish/>
@@ -10002,10 +10909,12 @@
         <w:tc>
           <w:tcPr>
             <w:tcW w:w="998" w:type="dxa"/>
-          </w:tcPr>
-          <w:p>
-            <w:pPr>
-              <w:spacing w:line="259" w:lineRule="auto"/>
+            <w:vAlign w:val="center"/>
+          </w:tcPr>
+          <w:p>
+            <w:pPr>
+              <w:spacing w:line="259" w:lineRule="auto"/>
+              <w:jc w:val="center"/>
               <w:rPr>
                 <w:rFonts w:ascii="Arial" w:hAnsi="Arial" w:cs="Arial"/>
                 <w:vanish/>
@@ -10018,10 +10927,12 @@
         <w:tc>
           <w:tcPr>
             <w:tcW w:w="992" w:type="dxa"/>
-          </w:tcPr>
-          <w:p>
-            <w:pPr>
-              <w:spacing w:line="259" w:lineRule="auto"/>
+            <w:vAlign w:val="center"/>
+          </w:tcPr>
+          <w:p>
+            <w:pPr>
+              <w:spacing w:line="259" w:lineRule="auto"/>
+              <w:jc w:val="center"/>
               <w:rPr>
                 <w:rFonts w:ascii="Arial" w:hAnsi="Arial" w:cs="Arial"/>
                 <w:vanish/>
@@ -10042,10 +10953,12 @@
         <w:tc>
           <w:tcPr>
             <w:tcW w:w="986" w:type="dxa"/>
-          </w:tcPr>
-          <w:p>
-            <w:pPr>
-              <w:spacing w:line="259" w:lineRule="auto"/>
+            <w:vAlign w:val="center"/>
+          </w:tcPr>
+          <w:p>
+            <w:pPr>
+              <w:spacing w:line="259" w:lineRule="auto"/>
+              <w:jc w:val="center"/>
               <w:rPr>
                 <w:rFonts w:ascii="Arial" w:hAnsi="Arial" w:cs="Arial"/>
                 <w:vanish/>
@@ -10060,6 +10973,7 @@
         <w:tc>
           <w:tcPr>
             <w:tcW w:w="3539" w:type="dxa"/>
+            <w:vAlign w:val="center"/>
           </w:tcPr>
           <w:p>
             <w:pPr>
@@ -10084,10 +10998,12 @@
         <w:tc>
           <w:tcPr>
             <w:tcW w:w="992" w:type="dxa"/>
-          </w:tcPr>
-          <w:p>
-            <w:pPr>
-              <w:spacing w:line="259" w:lineRule="auto"/>
+            <w:vAlign w:val="center"/>
+          </w:tcPr>
+          <w:p>
+            <w:pPr>
+              <w:spacing w:line="259" w:lineRule="auto"/>
+              <w:jc w:val="center"/>
               <w:rPr>
                 <w:rFonts w:ascii="Arial" w:hAnsi="Arial" w:cs="Arial"/>
                 <w:vanish/>
@@ -10108,10 +11024,12 @@
         <w:tc>
           <w:tcPr>
             <w:tcW w:w="1134" w:type="dxa"/>
-          </w:tcPr>
-          <w:p>
-            <w:pPr>
-              <w:spacing w:line="259" w:lineRule="auto"/>
+            <w:vAlign w:val="center"/>
+          </w:tcPr>
+          <w:p>
+            <w:pPr>
+              <w:spacing w:line="259" w:lineRule="auto"/>
+              <w:jc w:val="center"/>
               <w:rPr>
                 <w:rFonts w:ascii="Arial" w:hAnsi="Arial" w:cs="Arial"/>
                 <w:vanish/>
@@ -10164,10 +11082,12 @@
         <w:tc>
           <w:tcPr>
             <w:tcW w:w="850" w:type="dxa"/>
-          </w:tcPr>
-          <w:p>
-            <w:pPr>
-              <w:spacing w:line="259" w:lineRule="auto"/>
+            <w:vAlign w:val="center"/>
+          </w:tcPr>
+          <w:p>
+            <w:pPr>
+              <w:spacing w:line="259" w:lineRule="auto"/>
+              <w:jc w:val="center"/>
               <w:rPr>
                 <w:rFonts w:ascii="Arial" w:hAnsi="Arial" w:cs="Arial"/>
                 <w:vanish/>
@@ -10180,10 +11100,12 @@
         <w:tc>
           <w:tcPr>
             <w:tcW w:w="851" w:type="dxa"/>
-          </w:tcPr>
-          <w:p>
-            <w:pPr>
-              <w:spacing w:line="259" w:lineRule="auto"/>
+            <w:vAlign w:val="center"/>
+          </w:tcPr>
+          <w:p>
+            <w:pPr>
+              <w:spacing w:line="259" w:lineRule="auto"/>
+              <w:jc w:val="center"/>
               <w:rPr>
                 <w:rFonts w:ascii="Arial" w:hAnsi="Arial" w:cs="Arial"/>
                 <w:vanish/>
@@ -10196,10 +11118,12 @@
         <w:tc>
           <w:tcPr>
             <w:tcW w:w="998" w:type="dxa"/>
-          </w:tcPr>
-          <w:p>
-            <w:pPr>
-              <w:spacing w:line="259" w:lineRule="auto"/>
+            <w:vAlign w:val="center"/>
+          </w:tcPr>
+          <w:p>
+            <w:pPr>
+              <w:spacing w:line="259" w:lineRule="auto"/>
+              <w:jc w:val="center"/>
               <w:rPr>
                 <w:rFonts w:ascii="Arial" w:hAnsi="Arial" w:cs="Arial"/>
                 <w:vanish/>
@@ -10212,10 +11136,12 @@
         <w:tc>
           <w:tcPr>
             <w:tcW w:w="992" w:type="dxa"/>
-          </w:tcPr>
-          <w:p>
-            <w:pPr>
-              <w:spacing w:line="259" w:lineRule="auto"/>
+            <w:vAlign w:val="center"/>
+          </w:tcPr>
+          <w:p>
+            <w:pPr>
+              <w:spacing w:line="259" w:lineRule="auto"/>
+              <w:jc w:val="center"/>
               <w:rPr>
                 <w:rFonts w:ascii="Arial" w:hAnsi="Arial" w:cs="Arial"/>
                 <w:vanish/>
@@ -10236,10 +11162,12 @@
         <w:tc>
           <w:tcPr>
             <w:tcW w:w="986" w:type="dxa"/>
-          </w:tcPr>
-          <w:p>
-            <w:pPr>
-              <w:spacing w:line="259" w:lineRule="auto"/>
+            <w:vAlign w:val="center"/>
+          </w:tcPr>
+          <w:p>
+            <w:pPr>
+              <w:spacing w:line="259" w:lineRule="auto"/>
+              <w:jc w:val="center"/>
               <w:rPr>
                 <w:rFonts w:ascii="Arial" w:hAnsi="Arial" w:cs="Arial"/>
                 <w:vanish/>
@@ -10254,6 +11182,7 @@
         <w:tc>
           <w:tcPr>
             <w:tcW w:w="3539" w:type="dxa"/>
+            <w:vAlign w:val="center"/>
           </w:tcPr>
           <w:p>
             <w:pPr>
@@ -10278,10 +11207,12 @@
         <w:tc>
           <w:tcPr>
             <w:tcW w:w="992" w:type="dxa"/>
-          </w:tcPr>
-          <w:p>
-            <w:pPr>
-              <w:spacing w:line="259" w:lineRule="auto"/>
+            <w:vAlign w:val="center"/>
+          </w:tcPr>
+          <w:p>
+            <w:pPr>
+              <w:spacing w:line="259" w:lineRule="auto"/>
+              <w:jc w:val="center"/>
               <w:rPr>
                 <w:rFonts w:ascii="Arial" w:hAnsi="Arial" w:cs="Arial"/>
                 <w:vanish/>
@@ -10302,10 +11233,12 @@
         <w:tc>
           <w:tcPr>
             <w:tcW w:w="1134" w:type="dxa"/>
-          </w:tcPr>
-          <w:p>
-            <w:pPr>
-              <w:spacing w:line="259" w:lineRule="auto"/>
+            <w:vAlign w:val="center"/>
+          </w:tcPr>
+          <w:p>
+            <w:pPr>
+              <w:spacing w:line="259" w:lineRule="auto"/>
+              <w:jc w:val="center"/>
               <w:rPr>
                 <w:rFonts w:ascii="Arial" w:hAnsi="Arial" w:cs="Arial"/>
                 <w:vanish/>
@@ -10358,10 +11291,12 @@
         <w:tc>
           <w:tcPr>
             <w:tcW w:w="850" w:type="dxa"/>
-          </w:tcPr>
-          <w:p>
-            <w:pPr>
-              <w:spacing w:line="259" w:lineRule="auto"/>
+            <w:vAlign w:val="center"/>
+          </w:tcPr>
+          <w:p>
+            <w:pPr>
+              <w:spacing w:line="259" w:lineRule="auto"/>
+              <w:jc w:val="center"/>
               <w:rPr>
                 <w:rFonts w:ascii="Arial" w:hAnsi="Arial" w:cs="Arial"/>
                 <w:vanish/>
@@ -10374,10 +11309,12 @@
         <w:tc>
           <w:tcPr>
             <w:tcW w:w="851" w:type="dxa"/>
-          </w:tcPr>
-          <w:p>
-            <w:pPr>
-              <w:spacing w:line="259" w:lineRule="auto"/>
+            <w:vAlign w:val="center"/>
+          </w:tcPr>
+          <w:p>
+            <w:pPr>
+              <w:spacing w:line="259" w:lineRule="auto"/>
+              <w:jc w:val="center"/>
               <w:rPr>
                 <w:rFonts w:ascii="Arial" w:hAnsi="Arial" w:cs="Arial"/>
                 <w:vanish/>
@@ -10390,10 +11327,12 @@
         <w:tc>
           <w:tcPr>
             <w:tcW w:w="998" w:type="dxa"/>
-          </w:tcPr>
-          <w:p>
-            <w:pPr>
-              <w:spacing w:line="259" w:lineRule="auto"/>
+            <w:vAlign w:val="center"/>
+          </w:tcPr>
+          <w:p>
+            <w:pPr>
+              <w:spacing w:line="259" w:lineRule="auto"/>
+              <w:jc w:val="center"/>
               <w:rPr>
                 <w:rFonts w:ascii="Arial" w:hAnsi="Arial" w:cs="Arial"/>
                 <w:vanish/>
@@ -10406,10 +11345,12 @@
         <w:tc>
           <w:tcPr>
             <w:tcW w:w="992" w:type="dxa"/>
-          </w:tcPr>
-          <w:p>
-            <w:pPr>
-              <w:spacing w:line="259" w:lineRule="auto"/>
+            <w:vAlign w:val="center"/>
+          </w:tcPr>
+          <w:p>
+            <w:pPr>
+              <w:spacing w:line="259" w:lineRule="auto"/>
+              <w:jc w:val="center"/>
               <w:rPr>
                 <w:rFonts w:ascii="Arial" w:hAnsi="Arial" w:cs="Arial"/>
                 <w:vanish/>
@@ -10430,10 +11371,12 @@
         <w:tc>
           <w:tcPr>
             <w:tcW w:w="986" w:type="dxa"/>
-          </w:tcPr>
-          <w:p>
-            <w:pPr>
-              <w:spacing w:line="259" w:lineRule="auto"/>
+            <w:vAlign w:val="center"/>
+          </w:tcPr>
+          <w:p>
+            <w:pPr>
+              <w:spacing w:line="259" w:lineRule="auto"/>
+              <w:jc w:val="center"/>
               <w:rPr>
                 <w:rFonts w:ascii="Arial" w:hAnsi="Arial" w:cs="Arial"/>
                 <w:vanish/>
@@ -10451,6 +11394,7 @@
             <w:tcBorders>
               <w:bottom w:val="single" w:sz="4" w:space="0" w:color="auto"/>
             </w:tcBorders>
+            <w:vAlign w:val="center"/>
           </w:tcPr>
           <w:p>
             <w:pPr>
@@ -10478,10 +11422,12 @@
             <w:tcBorders>
               <w:bottom w:val="single" w:sz="4" w:space="0" w:color="auto"/>
             </w:tcBorders>
-          </w:tcPr>
-          <w:p>
-            <w:pPr>
-              <w:spacing w:line="259" w:lineRule="auto"/>
+            <w:vAlign w:val="center"/>
+          </w:tcPr>
+          <w:p>
+            <w:pPr>
+              <w:spacing w:line="259" w:lineRule="auto"/>
+              <w:jc w:val="center"/>
               <w:rPr>
                 <w:rFonts w:ascii="Arial" w:hAnsi="Arial" w:cs="Arial"/>
                 <w:vanish/>
@@ -10505,10 +11451,12 @@
             <w:tcBorders>
               <w:bottom w:val="single" w:sz="4" w:space="0" w:color="auto"/>
             </w:tcBorders>
-          </w:tcPr>
-          <w:p>
-            <w:pPr>
-              <w:spacing w:line="259" w:lineRule="auto"/>
+            <w:vAlign w:val="center"/>
+          </w:tcPr>
+          <w:p>
+            <w:pPr>
+              <w:spacing w:line="259" w:lineRule="auto"/>
+              <w:jc w:val="center"/>
               <w:rPr>
                 <w:rFonts w:ascii="Arial" w:hAnsi="Arial" w:cs="Arial"/>
                 <w:vanish/>
@@ -10548,10 +11496,12 @@
             <w:tcBorders>
               <w:bottom w:val="single" w:sz="4" w:space="0" w:color="auto"/>
             </w:tcBorders>
-          </w:tcPr>
-          <w:p>
-            <w:pPr>
-              <w:spacing w:line="259" w:lineRule="auto"/>
+            <w:vAlign w:val="center"/>
+          </w:tcPr>
+          <w:p>
+            <w:pPr>
+              <w:spacing w:line="259" w:lineRule="auto"/>
+              <w:jc w:val="center"/>
               <w:rPr>
                 <w:rFonts w:ascii="Arial" w:hAnsi="Arial" w:cs="Arial"/>
                 <w:vanish/>
@@ -10567,10 +11517,12 @@
             <w:tcBorders>
               <w:bottom w:val="single" w:sz="4" w:space="0" w:color="auto"/>
             </w:tcBorders>
-          </w:tcPr>
-          <w:p>
-            <w:pPr>
-              <w:spacing w:line="259" w:lineRule="auto"/>
+            <w:vAlign w:val="center"/>
+          </w:tcPr>
+          <w:p>
+            <w:pPr>
+              <w:spacing w:line="259" w:lineRule="auto"/>
+              <w:jc w:val="center"/>
               <w:rPr>
                 <w:rFonts w:ascii="Arial" w:hAnsi="Arial" w:cs="Arial"/>
                 <w:vanish/>
@@ -10586,10 +11538,12 @@
             <w:tcBorders>
               <w:bottom w:val="single" w:sz="4" w:space="0" w:color="auto"/>
             </w:tcBorders>
-          </w:tcPr>
-          <w:p>
-            <w:pPr>
-              <w:spacing w:line="259" w:lineRule="auto"/>
+            <w:vAlign w:val="center"/>
+          </w:tcPr>
+          <w:p>
+            <w:pPr>
+              <w:spacing w:line="259" w:lineRule="auto"/>
+              <w:jc w:val="center"/>
               <w:rPr>
                 <w:rFonts w:ascii="Arial" w:hAnsi="Arial" w:cs="Arial"/>
                 <w:vanish/>
@@ -10605,10 +11559,12 @@
             <w:tcBorders>
               <w:bottom w:val="single" w:sz="4" w:space="0" w:color="auto"/>
             </w:tcBorders>
-          </w:tcPr>
-          <w:p>
-            <w:pPr>
-              <w:spacing w:line="259" w:lineRule="auto"/>
+            <w:vAlign w:val="center"/>
+          </w:tcPr>
+          <w:p>
+            <w:pPr>
+              <w:spacing w:line="259" w:lineRule="auto"/>
+              <w:jc w:val="center"/>
               <w:rPr>
                 <w:rFonts w:ascii="Arial" w:hAnsi="Arial" w:cs="Arial"/>
                 <w:vanish/>
@@ -10632,10 +11588,12 @@
             <w:tcBorders>
               <w:bottom w:val="single" w:sz="4" w:space="0" w:color="auto"/>
             </w:tcBorders>
-          </w:tcPr>
-          <w:p>
-            <w:pPr>
-              <w:spacing w:line="259" w:lineRule="auto"/>
+            <w:vAlign w:val="center"/>
+          </w:tcPr>
+          <w:p>
+            <w:pPr>
+              <w:spacing w:line="259" w:lineRule="auto"/>
+              <w:jc w:val="center"/>
               <w:rPr>
                 <w:rFonts w:ascii="Arial" w:hAnsi="Arial" w:cs="Arial"/>
                 <w:vanish/>
@@ -10650,6 +11608,7 @@
         <w:tc>
           <w:tcPr>
             <w:tcW w:w="3539" w:type="dxa"/>
+            <w:vAlign w:val="center"/>
           </w:tcPr>
           <w:p>
             <w:pPr>
@@ -10674,10 +11633,12 @@
         <w:tc>
           <w:tcPr>
             <w:tcW w:w="992" w:type="dxa"/>
-          </w:tcPr>
-          <w:p>
-            <w:pPr>
-              <w:spacing w:line="259" w:lineRule="auto"/>
+            <w:vAlign w:val="center"/>
+          </w:tcPr>
+          <w:p>
+            <w:pPr>
+              <w:spacing w:line="259" w:lineRule="auto"/>
+              <w:jc w:val="center"/>
               <w:rPr>
                 <w:rFonts w:ascii="Arial" w:hAnsi="Arial" w:cs="Arial"/>
                 <w:vanish/>
@@ -10698,10 +11659,12 @@
         <w:tc>
           <w:tcPr>
             <w:tcW w:w="1134" w:type="dxa"/>
-          </w:tcPr>
-          <w:p>
-            <w:pPr>
-              <w:spacing w:line="259" w:lineRule="auto"/>
+            <w:vAlign w:val="center"/>
+          </w:tcPr>
+          <w:p>
+            <w:pPr>
+              <w:spacing w:line="259" w:lineRule="auto"/>
+              <w:jc w:val="center"/>
               <w:rPr>
                 <w:rFonts w:ascii="Arial" w:hAnsi="Arial" w:cs="Arial"/>
                 <w:vanish/>
@@ -10738,10 +11701,12 @@
         <w:tc>
           <w:tcPr>
             <w:tcW w:w="850" w:type="dxa"/>
-          </w:tcPr>
-          <w:p>
-            <w:pPr>
-              <w:spacing w:line="259" w:lineRule="auto"/>
+            <w:vAlign w:val="center"/>
+          </w:tcPr>
+          <w:p>
+            <w:pPr>
+              <w:spacing w:line="259" w:lineRule="auto"/>
+              <w:jc w:val="center"/>
               <w:rPr>
                 <w:rFonts w:ascii="Arial" w:hAnsi="Arial" w:cs="Arial"/>
                 <w:vanish/>
@@ -10754,10 +11719,12 @@
         <w:tc>
           <w:tcPr>
             <w:tcW w:w="851" w:type="dxa"/>
-          </w:tcPr>
-          <w:p>
-            <w:pPr>
-              <w:spacing w:line="259" w:lineRule="auto"/>
+            <w:vAlign w:val="center"/>
+          </w:tcPr>
+          <w:p>
+            <w:pPr>
+              <w:spacing w:line="259" w:lineRule="auto"/>
+              <w:jc w:val="center"/>
               <w:rPr>
                 <w:rFonts w:ascii="Arial" w:hAnsi="Arial" w:cs="Arial"/>
                 <w:vanish/>
@@ -10770,10 +11737,12 @@
         <w:tc>
           <w:tcPr>
             <w:tcW w:w="998" w:type="dxa"/>
-          </w:tcPr>
-          <w:p>
-            <w:pPr>
-              <w:spacing w:line="259" w:lineRule="auto"/>
+            <w:vAlign w:val="center"/>
+          </w:tcPr>
+          <w:p>
+            <w:pPr>
+              <w:spacing w:line="259" w:lineRule="auto"/>
+              <w:jc w:val="center"/>
               <w:rPr>
                 <w:rFonts w:ascii="Arial" w:hAnsi="Arial" w:cs="Arial"/>
                 <w:vanish/>
@@ -10786,10 +11755,12 @@
         <w:tc>
           <w:tcPr>
             <w:tcW w:w="992" w:type="dxa"/>
-          </w:tcPr>
-          <w:p>
-            <w:pPr>
-              <w:spacing w:line="259" w:lineRule="auto"/>
+            <w:vAlign w:val="center"/>
+          </w:tcPr>
+          <w:p>
+            <w:pPr>
+              <w:spacing w:line="259" w:lineRule="auto"/>
+              <w:jc w:val="center"/>
               <w:rPr>
                 <w:rFonts w:ascii="Arial" w:hAnsi="Arial" w:cs="Arial"/>
                 <w:vanish/>
@@ -10810,10 +11781,12 @@
         <w:tc>
           <w:tcPr>
             <w:tcW w:w="986" w:type="dxa"/>
-          </w:tcPr>
-          <w:p>
-            <w:pPr>
-              <w:spacing w:line="259" w:lineRule="auto"/>
+            <w:vAlign w:val="center"/>
+          </w:tcPr>
+          <w:p>
+            <w:pPr>
+              <w:spacing w:line="259" w:lineRule="auto"/>
+              <w:jc w:val="center"/>
               <w:rPr>
                 <w:rFonts w:ascii="Arial" w:hAnsi="Arial" w:cs="Arial"/>
                 <w:vanish/>
@@ -10831,6 +11804,7 @@
             <w:tcBorders>
               <w:bottom w:val="single" w:sz="4" w:space="0" w:color="auto"/>
             </w:tcBorders>
+            <w:vAlign w:val="center"/>
           </w:tcPr>
           <w:p>
             <w:pPr>
@@ -10858,10 +11832,12 @@
             <w:tcBorders>
               <w:bottom w:val="single" w:sz="4" w:space="0" w:color="auto"/>
             </w:tcBorders>
-          </w:tcPr>
-          <w:p>
-            <w:pPr>
-              <w:spacing w:line="259" w:lineRule="auto"/>
+            <w:vAlign w:val="center"/>
+          </w:tcPr>
+          <w:p>
+            <w:pPr>
+              <w:spacing w:line="259" w:lineRule="auto"/>
+              <w:jc w:val="center"/>
               <w:rPr>
                 <w:rFonts w:ascii="Arial" w:hAnsi="Arial" w:cs="Arial"/>
                 <w:vanish/>
@@ -10885,10 +11861,12 @@
             <w:tcBorders>
               <w:bottom w:val="single" w:sz="4" w:space="0" w:color="auto"/>
             </w:tcBorders>
-          </w:tcPr>
-          <w:p>
-            <w:pPr>
-              <w:spacing w:line="259" w:lineRule="auto"/>
+            <w:vAlign w:val="center"/>
+          </w:tcPr>
+          <w:p>
+            <w:pPr>
+              <w:spacing w:line="259" w:lineRule="auto"/>
+              <w:jc w:val="center"/>
               <w:rPr>
                 <w:rFonts w:ascii="Arial" w:hAnsi="Arial" w:cs="Arial"/>
                 <w:vanish/>
@@ -10944,10 +11922,12 @@
             <w:tcBorders>
               <w:bottom w:val="single" w:sz="4" w:space="0" w:color="auto"/>
             </w:tcBorders>
-          </w:tcPr>
-          <w:p>
-            <w:pPr>
-              <w:spacing w:line="259" w:lineRule="auto"/>
+            <w:vAlign w:val="center"/>
+          </w:tcPr>
+          <w:p>
+            <w:pPr>
+              <w:spacing w:line="259" w:lineRule="auto"/>
+              <w:jc w:val="center"/>
               <w:rPr>
                 <w:rFonts w:ascii="Arial" w:hAnsi="Arial" w:cs="Arial"/>
                 <w:vanish/>
@@ -10963,10 +11943,12 @@
             <w:tcBorders>
               <w:bottom w:val="single" w:sz="4" w:space="0" w:color="auto"/>
             </w:tcBorders>
-          </w:tcPr>
-          <w:p>
-            <w:pPr>
-              <w:spacing w:line="259" w:lineRule="auto"/>
+            <w:vAlign w:val="center"/>
+          </w:tcPr>
+          <w:p>
+            <w:pPr>
+              <w:spacing w:line="259" w:lineRule="auto"/>
+              <w:jc w:val="center"/>
               <w:rPr>
                 <w:rFonts w:ascii="Arial" w:hAnsi="Arial" w:cs="Arial"/>
                 <w:vanish/>
@@ -10982,10 +11964,12 @@
             <w:tcBorders>
               <w:bottom w:val="single" w:sz="4" w:space="0" w:color="auto"/>
             </w:tcBorders>
-          </w:tcPr>
-          <w:p>
-            <w:pPr>
-              <w:spacing w:line="259" w:lineRule="auto"/>
+            <w:vAlign w:val="center"/>
+          </w:tcPr>
+          <w:p>
+            <w:pPr>
+              <w:spacing w:line="259" w:lineRule="auto"/>
+              <w:jc w:val="center"/>
               <w:rPr>
                 <w:rFonts w:ascii="Arial" w:hAnsi="Arial" w:cs="Arial"/>
                 <w:vanish/>
@@ -11001,10 +11985,12 @@
             <w:tcBorders>
               <w:bottom w:val="single" w:sz="4" w:space="0" w:color="auto"/>
             </w:tcBorders>
-          </w:tcPr>
-          <w:p>
-            <w:pPr>
-              <w:spacing w:line="259" w:lineRule="auto"/>
+            <w:vAlign w:val="center"/>
+          </w:tcPr>
+          <w:p>
+            <w:pPr>
+              <w:spacing w:line="259" w:lineRule="auto"/>
+              <w:jc w:val="center"/>
               <w:rPr>
                 <w:rFonts w:ascii="Arial" w:hAnsi="Arial" w:cs="Arial"/>
                 <w:vanish/>
@@ -11028,10 +12014,12 @@
             <w:tcBorders>
               <w:bottom w:val="single" w:sz="4" w:space="0" w:color="auto"/>
             </w:tcBorders>
-          </w:tcPr>
-          <w:p>
-            <w:pPr>
-              <w:spacing w:line="259" w:lineRule="auto"/>
+            <w:vAlign w:val="center"/>
+          </w:tcPr>
+          <w:p>
+            <w:pPr>
+              <w:spacing w:line="259" w:lineRule="auto"/>
+              <w:jc w:val="center"/>
               <w:rPr>
                 <w:rFonts w:ascii="Arial" w:hAnsi="Arial" w:cs="Arial"/>
                 <w:vanish/>
@@ -11220,8 +12208,8 @@
       <w:tr>
         <w:tc>
           <w:tcPr>
-            <w:tcW w:w="8364" w:type="dxa"/>
-            <w:gridSpan w:val="6"/>
+            <w:tcW w:w="10342" w:type="dxa"/>
+            <w:gridSpan w:val="8"/>
             <w:tcBorders>
               <w:top w:val="nil"/>
               <w:left w:val="nil"/>
@@ -11280,52 +12268,18 @@
                 <w:sz w:val="16"/>
                 <w:szCs w:val="16"/>
               </w:rPr>
-              <w:t>соответствует техническим условиям #ТУ, и признан годным для эксплуатации</w:t>
-            </w:r>
-          </w:p>
-        </w:tc>
-        <w:tc>
-          <w:tcPr>
-            <w:tcW w:w="992" w:type="dxa"/>
-            <w:tcBorders>
-              <w:top w:val="nil"/>
-              <w:left w:val="nil"/>
-              <w:bottom w:val="nil"/>
-              <w:right w:val="nil"/>
-            </w:tcBorders>
-          </w:tcPr>
-          <w:p>
-            <w:pPr>
-              <w:spacing w:line="259" w:lineRule="auto"/>
-              <w:rPr>
-                <w:rFonts w:ascii="Arial" w:hAnsi="Arial" w:cs="Arial"/>
-                <w:vanish/>
-                <w:sz w:val="16"/>
-                <w:szCs w:val="16"/>
-              </w:rPr>
-            </w:pPr>
-          </w:p>
-        </w:tc>
-        <w:tc>
-          <w:tcPr>
-            <w:tcW w:w="986" w:type="dxa"/>
-            <w:tcBorders>
-              <w:top w:val="nil"/>
-              <w:left w:val="nil"/>
-              <w:bottom w:val="nil"/>
-              <w:right w:val="nil"/>
-            </w:tcBorders>
-          </w:tcPr>
-          <w:p>
-            <w:pPr>
-              <w:spacing w:line="259" w:lineRule="auto"/>
-              <w:rPr>
-                <w:rFonts w:ascii="Arial" w:hAnsi="Arial" w:cs="Arial"/>
-                <w:vanish/>
-                <w:sz w:val="16"/>
-                <w:szCs w:val="16"/>
-              </w:rPr>
-            </w:pPr>
+              <w:t>соответствует техническим условиям #ТУ и признан годным для эксплуатации</w:t>
+            </w:r>
+            <w:r>
+              <w:rPr>
+                <w:rFonts w:ascii="Arial" w:hAnsi="Arial" w:cs="Arial"/>
+                <w:b/>
+                <w:bCs/>
+                <w:sz w:val="16"/>
+                <w:szCs w:val="16"/>
+              </w:rPr>
+              <w:t>.</w:t>
+            </w:r>
           </w:p>
         </w:tc>
       </w:tr>
@@ -11758,25 +12712,7 @@
                 <w:sz w:val="16"/>
                 <w:szCs w:val="16"/>
               </w:rPr>
-              <w:t>________________________</w:t>
-            </w:r>
-            <w:proofErr w:type="gramStart"/>
-            <w:r>
-              <w:rPr>
-                <w:rFonts w:ascii="Arial" w:hAnsi="Arial" w:cs="Arial"/>
-                <w:sz w:val="16"/>
-                <w:szCs w:val="16"/>
-              </w:rPr>
-              <w:t>_  (</w:t>
-            </w:r>
-            <w:proofErr w:type="gramEnd"/>
-            <w:r>
-              <w:rPr>
-                <w:rFonts w:ascii="Arial" w:hAnsi="Arial" w:cs="Arial"/>
-                <w:sz w:val="16"/>
-                <w:szCs w:val="16"/>
-              </w:rPr>
-              <w:t>Подпись / ФИО)</w:t>
+              <w:t>_________________________  (Подпись / ФИО)</w:t>
             </w:r>
           </w:p>
         </w:tc>
@@ -12035,25 +12971,7 @@
                 <w:sz w:val="16"/>
                 <w:szCs w:val="16"/>
               </w:rPr>
-              <w:t>________________________</w:t>
-            </w:r>
-            <w:proofErr w:type="gramStart"/>
-            <w:r>
-              <w:rPr>
-                <w:rFonts w:ascii="Arial" w:hAnsi="Arial" w:cs="Arial"/>
-                <w:sz w:val="16"/>
-                <w:szCs w:val="16"/>
-              </w:rPr>
-              <w:t>_  (</w:t>
-            </w:r>
-            <w:proofErr w:type="gramEnd"/>
-            <w:r>
-              <w:rPr>
-                <w:rFonts w:ascii="Arial" w:hAnsi="Arial" w:cs="Arial"/>
-                <w:sz w:val="16"/>
-                <w:szCs w:val="16"/>
-              </w:rPr>
-              <w:t>Подпись / ФИО)</w:t>
+              <w:t>_________________________  (Подпись / ФИО)</w:t>
             </w:r>
           </w:p>
         </w:tc>
@@ -12312,25 +13230,7 @@
                 <w:sz w:val="16"/>
                 <w:szCs w:val="16"/>
               </w:rPr>
-              <w:t>________________________</w:t>
-            </w:r>
-            <w:proofErr w:type="gramStart"/>
-            <w:r>
-              <w:rPr>
-                <w:rFonts w:ascii="Arial" w:hAnsi="Arial" w:cs="Arial"/>
-                <w:sz w:val="16"/>
-                <w:szCs w:val="16"/>
-              </w:rPr>
-              <w:t>_  (</w:t>
-            </w:r>
-            <w:proofErr w:type="gramEnd"/>
-            <w:r>
-              <w:rPr>
-                <w:rFonts w:ascii="Arial" w:hAnsi="Arial" w:cs="Arial"/>
-                <w:sz w:val="16"/>
-                <w:szCs w:val="16"/>
-              </w:rPr>
-              <w:t>Подпись / ФИО)</w:t>
+              <w:t>_________________________  (Подпись / ФИО)</w:t>
             </w:r>
           </w:p>
         </w:tc>
@@ -12346,9 +13246,9 @@
       </w:pPr>
     </w:p>
     <w:sectPr>
-      <w:footerReference w:type="default" r:id="rId10"/>
+      <w:footerReference w:type="default" r:id="rId11"/>
       <w:pgSz w:w="11906" w:h="16838"/>
-      <w:pgMar w:top="1134" w:right="851" w:bottom="1134" w:left="993" w:header="709" w:footer="709" w:gutter="0"/>
+      <w:pgMar w:top="567" w:right="567" w:bottom="567" w:left="1134" w:header="709" w:footer="709" w:gutter="0"/>
       <w:cols w:space="708"/>
       <w:docGrid w:linePitch="360"/>
     </w:sectPr>
@@ -12357,7 +13257,7 @@
 </file>
 
 <file path=word/endnotes.xml><?xml version="1.0" encoding="utf-8"?>
-<w:endnotes xmlns:wpc="http://schemas.microsoft.com/office/word/2010/wordprocessingCanvas" xmlns:cx="http://schemas.microsoft.com/office/drawing/2014/chartex" xmlns:cx1="http://schemas.microsoft.com/office/drawing/2015/9/8/chartex" xmlns:cx2="http://schemas.microsoft.com/office/drawing/2015/10/21/chartex" xmlns:cx3="http://schemas.microsoft.com/office/drawing/2016/5/9/chartex" xmlns:cx4="http://schemas.microsoft.com/office/drawing/2016/5/10/chartex" xmlns:cx5="http://schemas.microsoft.com/office/drawing/2016/5/11/chartex" xmlns:cx6="http://schemas.microsoft.com/office/drawing/2016/5/12/chartex" xmlns:cx7="http://schemas.microsoft.com/office/drawing/2016/5/13/chartex" xmlns:cx8="http://schemas.microsoft.com/office/drawing/2016/5/14/chartex" xmlns:mc="http://schemas.openxmlformats.org/markup-compatibility/2006" xmlns:aink="http://schemas.microsoft.com/office/drawing/2016/ink" xmlns:am3d="http://schemas.microsoft.com/office/drawing/2017/model3d" xmlns:o="urn:schemas-microsoft-com:office:office" xmlns:r="http://schemas.openxmlformats.org/officeDocument/2006/relationships" xmlns:m="http://schemas.openxmlformats.org/officeDocument/2006/math" xmlns:v="urn:schemas-microsoft-com:vml" xmlns:wp14="http://schemas.microsoft.com/office/word/2010/wordprocessingDrawing" xmlns:wp="http://schemas.openxmlformats.org/drawingml/2006/wordprocessingDrawing" xmlns:w10="urn:schemas-microsoft-com:office:word" xmlns:w="http://schemas.openxmlformats.org/wordprocessingml/2006/main" xmlns:w14="http://schemas.microsoft.com/office/word/2010/wordml" xmlns:w15="http://schemas.microsoft.com/office/word/2012/wordml" xmlns:w16cex="http://schemas.microsoft.com/office/word/2018/wordml/cex" xmlns:w16cid="http://schemas.microsoft.com/office/word/2016/wordml/cid" xmlns:w16="http://schemas.microsoft.com/office/word/2018/wordml" xmlns:w16sdtdh="http://schemas.microsoft.com/office/word/2020/wordml/sdtdatahash" xmlns:w16se="http://schemas.microsoft.com/office/word/2015/wordml/symex" xmlns:wpg="http://schemas.microsoft.com/office/word/2010/wordprocessingGroup" xmlns:wpi="http://schemas.microsoft.com/office/word/2010/wordprocessingInk" xmlns:wne="http://schemas.microsoft.com/office/word/2006/wordml" xmlns:wps="http://schemas.microsoft.com/office/word/2010/wordprocessingShape" mc:Ignorable="w14 w15 w16se w16cid w16 w16cex w16sdtdh wp14">
+<w:endnotes xmlns:wpc="http://schemas.microsoft.com/office/word/2010/wordprocessingCanvas" xmlns:cx="http://schemas.microsoft.com/office/drawing/2014/chartex" xmlns:cx1="http://schemas.microsoft.com/office/drawing/2015/9/8/chartex" xmlns:cx2="http://schemas.microsoft.com/office/drawing/2015/10/21/chartex" xmlns:cx3="http://schemas.microsoft.com/office/drawing/2016/5/9/chartex" xmlns:cx4="http://schemas.microsoft.com/office/drawing/2016/5/10/chartex" xmlns:cx5="http://schemas.microsoft.com/office/drawing/2016/5/11/chartex" xmlns:cx6="http://schemas.microsoft.com/office/drawing/2016/5/12/chartex" xmlns:cx7="http://schemas.microsoft.com/office/drawing/2016/5/13/chartex" xmlns:cx8="http://schemas.microsoft.com/office/drawing/2016/5/14/chartex" xmlns:mc="http://schemas.openxmlformats.org/markup-compatibility/2006" xmlns:aink="http://schemas.microsoft.com/office/drawing/2016/ink" xmlns:am3d="http://schemas.microsoft.com/office/drawing/2017/model3d" xmlns:o="urn:schemas-microsoft-com:office:office" xmlns:oel="http://schemas.microsoft.com/office/2019/extlst" xmlns:r="http://schemas.openxmlformats.org/officeDocument/2006/relationships" xmlns:m="http://schemas.openxmlformats.org/officeDocument/2006/math" xmlns:v="urn:schemas-microsoft-com:vml" xmlns:wp14="http://schemas.microsoft.com/office/word/2010/wordprocessingDrawing" xmlns:wp="http://schemas.openxmlformats.org/drawingml/2006/wordprocessingDrawing" xmlns:w10="urn:schemas-microsoft-com:office:word" xmlns:w="http://schemas.openxmlformats.org/wordprocessingml/2006/main" xmlns:w14="http://schemas.microsoft.com/office/word/2010/wordml" xmlns:w15="http://schemas.microsoft.com/office/word/2012/wordml" xmlns:w16cex="http://schemas.microsoft.com/office/word/2018/wordml/cex" xmlns:w16cid="http://schemas.microsoft.com/office/word/2016/wordml/cid" xmlns:w16="http://schemas.microsoft.com/office/word/2018/wordml" xmlns:w16du="http://schemas.microsoft.com/office/word/2023/wordml/word16du" xmlns:w16sdtdh="http://schemas.microsoft.com/office/word/2020/wordml/sdtdatahash" xmlns:w16sdtfl="http://schemas.microsoft.com/office/word/2024/wordml/sdtformatlock" xmlns:w16se="http://schemas.microsoft.com/office/word/2015/wordml/symex" xmlns:wpg="http://schemas.microsoft.com/office/word/2010/wordprocessingGroup" xmlns:wpi="http://schemas.microsoft.com/office/word/2010/wordprocessingInk" xmlns:wne="http://schemas.microsoft.com/office/word/2006/wordml" xmlns:wps="http://schemas.microsoft.com/office/word/2010/wordprocessingShape" mc:Ignorable="w14 w15 w16se w16cid w16 w16cex w16sdtdh w16sdtfl w16du wp14">
   <w:endnote w:type="separator" w:id="-1">
     <w:p>
       <w:r>
@@ -12376,38 +13276,64 @@
 </file>
 
 <file path=word/footer1.xml><?xml version="1.0" encoding="utf-8"?>
-<w:ftr xmlns:wpc="http://schemas.microsoft.com/office/word/2010/wordprocessingCanvas" xmlns:cx="http://schemas.microsoft.com/office/drawing/2014/chartex" xmlns:cx1="http://schemas.microsoft.com/office/drawing/2015/9/8/chartex" xmlns:cx2="http://schemas.microsoft.com/office/drawing/2015/10/21/chartex" xmlns:cx3="http://schemas.microsoft.com/office/drawing/2016/5/9/chartex" xmlns:cx4="http://schemas.microsoft.com/office/drawing/2016/5/10/chartex" xmlns:cx5="http://schemas.microsoft.com/office/drawing/2016/5/11/chartex" xmlns:cx6="http://schemas.microsoft.com/office/drawing/2016/5/12/chartex" xmlns:cx7="http://schemas.microsoft.com/office/drawing/2016/5/13/chartex" xmlns:cx8="http://schemas.microsoft.com/office/drawing/2016/5/14/chartex" xmlns:mc="http://schemas.openxmlformats.org/markup-compatibility/2006" xmlns:aink="http://schemas.microsoft.com/office/drawing/2016/ink" xmlns:am3d="http://schemas.microsoft.com/office/drawing/2017/model3d" xmlns:o="urn:schemas-microsoft-com:office:office" xmlns:r="http://schemas.openxmlformats.org/officeDocument/2006/relationships" xmlns:m="http://schemas.openxmlformats.org/officeDocument/2006/math" xmlns:v="urn:schemas-microsoft-com:vml" xmlns:wp14="http://schemas.microsoft.com/office/word/2010/wordprocessingDrawing" xmlns:wp="http://schemas.openxmlformats.org/drawingml/2006/wordprocessingDrawing" xmlns:w10="urn:schemas-microsoft-com:office:word" xmlns:w="http://schemas.openxmlformats.org/wordprocessingml/2006/main" xmlns:w14="http://schemas.microsoft.com/office/word/2010/wordml" xmlns:w15="http://schemas.microsoft.com/office/word/2012/wordml" xmlns:w16cex="http://schemas.microsoft.com/office/word/2018/wordml/cex" xmlns:w16cid="http://schemas.microsoft.com/office/word/2016/wordml/cid" xmlns:w16="http://schemas.microsoft.com/office/word/2018/wordml" xmlns:w16sdtdh="http://schemas.microsoft.com/office/word/2020/wordml/sdtdatahash" xmlns:w16se="http://schemas.microsoft.com/office/word/2015/wordml/symex" xmlns:wpg="http://schemas.microsoft.com/office/word/2010/wordprocessingGroup" xmlns:wpi="http://schemas.microsoft.com/office/word/2010/wordprocessingInk" xmlns:wne="http://schemas.microsoft.com/office/word/2006/wordml" xmlns:wps="http://schemas.microsoft.com/office/word/2010/wordprocessingShape" mc:Ignorable="w14 w15 w16se w16cid w16 w16cex w16sdtdh wp14">
+<w:ftr xmlns:wpc="http://schemas.microsoft.com/office/word/2010/wordprocessingCanvas" xmlns:cx="http://schemas.microsoft.com/office/drawing/2014/chartex" xmlns:cx1="http://schemas.microsoft.com/office/drawing/2015/9/8/chartex" xmlns:cx2="http://schemas.microsoft.com/office/drawing/2015/10/21/chartex" xmlns:cx3="http://schemas.microsoft.com/office/drawing/2016/5/9/chartex" xmlns:cx4="http://schemas.microsoft.com/office/drawing/2016/5/10/chartex" xmlns:cx5="http://schemas.microsoft.com/office/drawing/2016/5/11/chartex" xmlns:cx6="http://schemas.microsoft.com/office/drawing/2016/5/12/chartex" xmlns:cx7="http://schemas.microsoft.com/office/drawing/2016/5/13/chartex" xmlns:cx8="http://schemas.microsoft.com/office/drawing/2016/5/14/chartex" xmlns:mc="http://schemas.openxmlformats.org/markup-compatibility/2006" xmlns:aink="http://schemas.microsoft.com/office/drawing/2016/ink" xmlns:am3d="http://schemas.microsoft.com/office/drawing/2017/model3d" xmlns:o="urn:schemas-microsoft-com:office:office" xmlns:oel="http://schemas.microsoft.com/office/2019/extlst" xmlns:r="http://schemas.openxmlformats.org/officeDocument/2006/relationships" xmlns:m="http://schemas.openxmlformats.org/officeDocument/2006/math" xmlns:v="urn:schemas-microsoft-com:vml" xmlns:wp14="http://schemas.microsoft.com/office/word/2010/wordprocessingDrawing" xmlns:wp="http://schemas.openxmlformats.org/drawingml/2006/wordprocessingDrawing" xmlns:w10="urn:schemas-microsoft-com:office:word" xmlns:w="http://schemas.openxmlformats.org/wordprocessingml/2006/main" xmlns:w14="http://schemas.microsoft.com/office/word/2010/wordml" xmlns:w15="http://schemas.microsoft.com/office/word/2012/wordml" xmlns:w16cex="http://schemas.microsoft.com/office/word/2018/wordml/cex" xmlns:w16cid="http://schemas.microsoft.com/office/word/2016/wordml/cid" xmlns:w16="http://schemas.microsoft.com/office/word/2018/wordml" xmlns:w16du="http://schemas.microsoft.com/office/word/2023/wordml/word16du" xmlns:w16sdtdh="http://schemas.microsoft.com/office/word/2020/wordml/sdtdatahash" xmlns:w16sdtfl="http://schemas.microsoft.com/office/word/2024/wordml/sdtformatlock" xmlns:w16se="http://schemas.microsoft.com/office/word/2015/wordml/symex" xmlns:wpg="http://schemas.microsoft.com/office/word/2010/wordprocessingGroup" xmlns:wpi="http://schemas.microsoft.com/office/word/2010/wordprocessingInk" xmlns:wne="http://schemas.microsoft.com/office/word/2006/wordml" xmlns:wps="http://schemas.microsoft.com/office/word/2010/wordprocessingShape" mc:Ignorable="w14 w15 w16se w16cid w16 w16cex w16sdtdh w16sdtfl w16du wp14">
   <w:sdt>
     <w:sdtPr>
-      <w:id w:val="312843907"/>
+      <w:id w:val="1224418466"/>
       <w:docPartObj>
         <w:docPartGallery w:val="Page Numbers (Bottom of Page)"/>
         <w:docPartUnique/>
       </w:docPartObj>
     </w:sdtPr>
-    <w:sdtEndPr/>
+    <w:sdtEndPr>
+      <w:rPr>
+        <w:sz w:val="20"/>
+        <w:szCs w:val="20"/>
+      </w:rPr>
+    </w:sdtEndPr>
     <w:sdtContent>
       <w:p>
         <w:pPr>
           <w:pStyle w:val="a7"/>
           <w:jc w:val="center"/>
+          <w:rPr>
+            <w:sz w:val="20"/>
+            <w:szCs w:val="20"/>
+          </w:rPr>
         </w:pPr>
         <w:r>
+          <w:rPr>
+            <w:sz w:val="20"/>
+            <w:szCs w:val="20"/>
+          </w:rPr>
           <w:fldChar w:fldCharType="begin"/>
         </w:r>
         <w:r>
+          <w:rPr>
+            <w:sz w:val="20"/>
+            <w:szCs w:val="20"/>
+          </w:rPr>
           <w:instrText>PAGE   \* MERGEFORMAT</w:instrText>
         </w:r>
         <w:r>
+          <w:rPr>
+            <w:sz w:val="20"/>
+            <w:szCs w:val="20"/>
+          </w:rPr>
           <w:fldChar w:fldCharType="separate"/>
         </w:r>
         <w:r>
           <w:rPr>
-            <w:noProof/>
+            <w:sz w:val="20"/>
+            <w:szCs w:val="20"/>
           </w:rPr>
-          <w:t>4</w:t>
+          <w:t>2</w:t>
         </w:r>
         <w:r>
+          <w:rPr>
+            <w:sz w:val="20"/>
+            <w:szCs w:val="20"/>
+          </w:rPr>
           <w:fldChar w:fldCharType="end"/>
         </w:r>
       </w:p>
@@ -12421,8 +13347,24 @@
 </w:ftr>
 </file>
 
+<file path=word/footer2.xml><?xml version="1.0" encoding="utf-8"?>
+<w:ftr xmlns:wpc="http://schemas.microsoft.com/office/word/2010/wordprocessingCanvas" xmlns:cx="http://schemas.microsoft.com/office/drawing/2014/chartex" xmlns:cx1="http://schemas.microsoft.com/office/drawing/2015/9/8/chartex" xmlns:cx2="http://schemas.microsoft.com/office/drawing/2015/10/21/chartex" xmlns:cx3="http://schemas.microsoft.com/office/drawing/2016/5/9/chartex" xmlns:cx4="http://schemas.microsoft.com/office/drawing/2016/5/10/chartex" xmlns:cx5="http://schemas.microsoft.com/office/drawing/2016/5/11/chartex" xmlns:cx6="http://schemas.microsoft.com/office/drawing/2016/5/12/chartex" xmlns:cx7="http://schemas.microsoft.com/office/drawing/2016/5/13/chartex" xmlns:cx8="http://schemas.microsoft.com/office/drawing/2016/5/14/chartex" xmlns:mc="http://schemas.openxmlformats.org/markup-compatibility/2006" xmlns:aink="http://schemas.microsoft.com/office/drawing/2016/ink" xmlns:am3d="http://schemas.microsoft.com/office/drawing/2017/model3d" xmlns:o="urn:schemas-microsoft-com:office:office" xmlns:oel="http://schemas.microsoft.com/office/2019/extlst" xmlns:r="http://schemas.openxmlformats.org/officeDocument/2006/relationships" xmlns:m="http://schemas.openxmlformats.org/officeDocument/2006/math" xmlns:v="urn:schemas-microsoft-com:vml" xmlns:wp14="http://schemas.microsoft.com/office/word/2010/wordprocessingDrawing" xmlns:wp="http://schemas.openxmlformats.org/drawingml/2006/wordprocessingDrawing" xmlns:w10="urn:schemas-microsoft-com:office:word" xmlns:w="http://schemas.openxmlformats.org/wordprocessingml/2006/main" xmlns:w14="http://schemas.microsoft.com/office/word/2010/wordml" xmlns:w15="http://schemas.microsoft.com/office/word/2012/wordml" xmlns:w16cex="http://schemas.microsoft.com/office/word/2018/wordml/cex" xmlns:w16cid="http://schemas.microsoft.com/office/word/2016/wordml/cid" xmlns:w16="http://schemas.microsoft.com/office/word/2018/wordml" xmlns:w16du="http://schemas.microsoft.com/office/word/2023/wordml/word16du" xmlns:w16sdtdh="http://schemas.microsoft.com/office/word/2020/wordml/sdtdatahash" xmlns:w16sdtfl="http://schemas.microsoft.com/office/word/2024/wordml/sdtformatlock" xmlns:w16se="http://schemas.microsoft.com/office/word/2015/wordml/symex" xmlns:wpg="http://schemas.microsoft.com/office/word/2010/wordprocessingGroup" xmlns:wpi="http://schemas.microsoft.com/office/word/2010/wordprocessingInk" xmlns:wne="http://schemas.microsoft.com/office/word/2006/wordml" xmlns:wps="http://schemas.microsoft.com/office/word/2010/wordprocessingShape" mc:Ignorable="w14 w15 w16se w16cid w16 w16cex w16sdtdh w16sdtfl w16du wp14">
+  <w:p>
+    <w:pPr>
+      <w:pStyle w:val="a7"/>
+      <w:jc w:val="center"/>
+    </w:pPr>
+  </w:p>
+  <w:p>
+    <w:pPr>
+      <w:pStyle w:val="a7"/>
+    </w:pPr>
+  </w:p>
+</w:ftr>
+</file>
+
 <file path=word/footnotes.xml><?xml version="1.0" encoding="utf-8"?>
-<w:footnotes xmlns:wpc="http://schemas.microsoft.com/office/word/2010/wordprocessingCanvas" xmlns:cx="http://schemas.microsoft.com/office/drawing/2014/chartex" xmlns:cx1="http://schemas.microsoft.com/office/drawing/2015/9/8/chartex" xmlns:cx2="http://schemas.microsoft.com/office/drawing/2015/10/21/chartex" xmlns:cx3="http://schemas.microsoft.com/office/drawing/2016/5/9/chartex" xmlns:cx4="http://schemas.microsoft.com/office/drawing/2016/5/10/chartex" xmlns:cx5="http://schemas.microsoft.com/office/drawing/2016/5/11/chartex" xmlns:cx6="http://schemas.microsoft.com/office/drawing/2016/5/12/chartex" xmlns:cx7="http://schemas.microsoft.com/office/drawing/2016/5/13/chartex" xmlns:cx8="http://schemas.microsoft.com/office/drawing/2016/5/14/chartex" xmlns:mc="http://schemas.openxmlformats.org/markup-compatibility/2006" xmlns:aink="http://schemas.microsoft.com/office/drawing/2016/ink" xmlns:am3d="http://schemas.microsoft.com/office/drawing/2017/model3d" xmlns:o="urn:schemas-microsoft-com:office:office" xmlns:r="http://schemas.openxmlformats.org/officeDocument/2006/relationships" xmlns:m="http://schemas.openxmlformats.org/officeDocument/2006/math" xmlns:v="urn:schemas-microsoft-com:vml" xmlns:wp14="http://schemas.microsoft.com/office/word/2010/wordprocessingDrawing" xmlns:wp="http://schemas.openxmlformats.org/drawingml/2006/wordprocessingDrawing" xmlns:w10="urn:schemas-microsoft-com:office:word" xmlns:w="http://schemas.openxmlformats.org/wordprocessingml/2006/main" xmlns:w14="http://schemas.microsoft.com/office/word/2010/wordml" xmlns:w15="http://schemas.microsoft.com/office/word/2012/wordml" xmlns:w16cex="http://schemas.microsoft.com/office/word/2018/wordml/cex" xmlns:w16cid="http://schemas.microsoft.com/office/word/2016/wordml/cid" xmlns:w16="http://schemas.microsoft.com/office/word/2018/wordml" xmlns:w16sdtdh="http://schemas.microsoft.com/office/word/2020/wordml/sdtdatahash" xmlns:w16se="http://schemas.microsoft.com/office/word/2015/wordml/symex" xmlns:wpg="http://schemas.microsoft.com/office/word/2010/wordprocessingGroup" xmlns:wpi="http://schemas.microsoft.com/office/word/2010/wordprocessingInk" xmlns:wne="http://schemas.microsoft.com/office/word/2006/wordml" xmlns:wps="http://schemas.microsoft.com/office/word/2010/wordprocessingShape" mc:Ignorable="w14 w15 w16se w16cid w16 w16cex w16sdtdh wp14">
+<w:footnotes xmlns:wpc="http://schemas.microsoft.com/office/word/2010/wordprocessingCanvas" xmlns:cx="http://schemas.microsoft.com/office/drawing/2014/chartex" xmlns:cx1="http://schemas.microsoft.com/office/drawing/2015/9/8/chartex" xmlns:cx2="http://schemas.microsoft.com/office/drawing/2015/10/21/chartex" xmlns:cx3="http://schemas.microsoft.com/office/drawing/2016/5/9/chartex" xmlns:cx4="http://schemas.microsoft.com/office/drawing/2016/5/10/chartex" xmlns:cx5="http://schemas.microsoft.com/office/drawing/2016/5/11/chartex" xmlns:cx6="http://schemas.microsoft.com/office/drawing/2016/5/12/chartex" xmlns:cx7="http://schemas.microsoft.com/office/drawing/2016/5/13/chartex" xmlns:cx8="http://schemas.microsoft.com/office/drawing/2016/5/14/chartex" xmlns:mc="http://schemas.openxmlformats.org/markup-compatibility/2006" xmlns:aink="http://schemas.microsoft.com/office/drawing/2016/ink" xmlns:am3d="http://schemas.microsoft.com/office/drawing/2017/model3d" xmlns:o="urn:schemas-microsoft-com:office:office" xmlns:oel="http://schemas.microsoft.com/office/2019/extlst" xmlns:r="http://schemas.openxmlformats.org/officeDocument/2006/relationships" xmlns:m="http://schemas.openxmlformats.org/officeDocument/2006/math" xmlns:v="urn:schemas-microsoft-com:vml" xmlns:wp14="http://schemas.microsoft.com/office/word/2010/wordprocessingDrawing" xmlns:wp="http://schemas.openxmlformats.org/drawingml/2006/wordprocessingDrawing" xmlns:w10="urn:schemas-microsoft-com:office:word" xmlns:w="http://schemas.openxmlformats.org/wordprocessingml/2006/main" xmlns:w14="http://schemas.microsoft.com/office/word/2010/wordml" xmlns:w15="http://schemas.microsoft.com/office/word/2012/wordml" xmlns:w16cex="http://schemas.microsoft.com/office/word/2018/wordml/cex" xmlns:w16cid="http://schemas.microsoft.com/office/word/2016/wordml/cid" xmlns:w16="http://schemas.microsoft.com/office/word/2018/wordml" xmlns:w16du="http://schemas.microsoft.com/office/word/2023/wordml/word16du" xmlns:w16sdtdh="http://schemas.microsoft.com/office/word/2020/wordml/sdtdatahash" xmlns:w16sdtfl="http://schemas.microsoft.com/office/word/2024/wordml/sdtformatlock" xmlns:w16se="http://schemas.microsoft.com/office/word/2015/wordml/symex" xmlns:wpg="http://schemas.microsoft.com/office/word/2010/wordprocessingGroup" xmlns:wpi="http://schemas.microsoft.com/office/word/2010/wordprocessingInk" xmlns:wne="http://schemas.microsoft.com/office/word/2006/wordml" xmlns:wps="http://schemas.microsoft.com/office/word/2010/wordprocessingShape" mc:Ignorable="w14 w15 w16se w16cid w16 w16cex w16sdtdh w16sdtfl w16du wp14">
   <w:footnote w:type="separator" w:id="-1">
     <w:p>
       <w:r>
@@ -12441,7 +13383,7 @@
 </file>
 
 <file path=word/numbering.xml><?xml version="1.0" encoding="utf-8"?>
-<w:numbering xmlns:wpc="http://schemas.microsoft.com/office/word/2010/wordprocessingCanvas" xmlns:cx="http://schemas.microsoft.com/office/drawing/2014/chartex" xmlns:cx1="http://schemas.microsoft.com/office/drawing/2015/9/8/chartex" xmlns:cx2="http://schemas.microsoft.com/office/drawing/2015/10/21/chartex" xmlns:cx3="http://schemas.microsoft.com/office/drawing/2016/5/9/chartex" xmlns:cx4="http://schemas.microsoft.com/office/drawing/2016/5/10/chartex" xmlns:cx5="http://schemas.microsoft.com/office/drawing/2016/5/11/chartex" xmlns:cx6="http://schemas.microsoft.com/office/drawing/2016/5/12/chartex" xmlns:cx7="http://schemas.microsoft.com/office/drawing/2016/5/13/chartex" xmlns:cx8="http://schemas.microsoft.com/office/drawing/2016/5/14/chartex" xmlns:mc="http://schemas.openxmlformats.org/markup-compatibility/2006" xmlns:aink="http://schemas.microsoft.com/office/drawing/2016/ink" xmlns:am3d="http://schemas.microsoft.com/office/drawing/2017/model3d" xmlns:o="urn:schemas-microsoft-com:office:office" xmlns:r="http://schemas.openxmlformats.org/officeDocument/2006/relationships" xmlns:m="http://schemas.openxmlformats.org/officeDocument/2006/math" xmlns:v="urn:schemas-microsoft-com:vml" xmlns:wp14="http://schemas.microsoft.com/office/word/2010/wordprocessingDrawing" xmlns:wp="http://schemas.openxmlformats.org/drawingml/2006/wordprocessingDrawing" xmlns:w10="urn:schemas-microsoft-com:office:word" xmlns:w="http://schemas.openxmlformats.org/wordprocessingml/2006/main" xmlns:w14="http://schemas.microsoft.com/office/word/2010/wordml" xmlns:w15="http://schemas.microsoft.com/office/word/2012/wordml" xmlns:w16cex="http://schemas.microsoft.com/office/word/2018/wordml/cex" xmlns:w16cid="http://schemas.microsoft.com/office/word/2016/wordml/cid" xmlns:w16="http://schemas.microsoft.com/office/word/2018/wordml" xmlns:w16sdtdh="http://schemas.microsoft.com/office/word/2020/wordml/sdtdatahash" xmlns:w16se="http://schemas.microsoft.com/office/word/2015/wordml/symex" xmlns:wpg="http://schemas.microsoft.com/office/word/2010/wordprocessingGroup" xmlns:wpi="http://schemas.microsoft.com/office/word/2010/wordprocessingInk" xmlns:wne="http://schemas.microsoft.com/office/word/2006/wordml" xmlns:wps="http://schemas.microsoft.com/office/word/2010/wordprocessingShape" mc:Ignorable="w14 w15 w16se w16cid w16 w16cex w16sdtdh wp14">
+<w:numbering xmlns:wpc="http://schemas.microsoft.com/office/word/2010/wordprocessingCanvas" xmlns:cx="http://schemas.microsoft.com/office/drawing/2014/chartex" xmlns:cx1="http://schemas.microsoft.com/office/drawing/2015/9/8/chartex" xmlns:cx2="http://schemas.microsoft.com/office/drawing/2015/10/21/chartex" xmlns:cx3="http://schemas.microsoft.com/office/drawing/2016/5/9/chartex" xmlns:cx4="http://schemas.microsoft.com/office/drawing/2016/5/10/chartex" xmlns:cx5="http://schemas.microsoft.com/office/drawing/2016/5/11/chartex" xmlns:cx6="http://schemas.microsoft.com/office/drawing/2016/5/12/chartex" xmlns:cx7="http://schemas.microsoft.com/office/drawing/2016/5/13/chartex" xmlns:cx8="http://schemas.microsoft.com/office/drawing/2016/5/14/chartex" xmlns:mc="http://schemas.openxmlformats.org/markup-compatibility/2006" xmlns:aink="http://schemas.microsoft.com/office/drawing/2016/ink" xmlns:am3d="http://schemas.microsoft.com/office/drawing/2017/model3d" xmlns:o="urn:schemas-microsoft-com:office:office" xmlns:oel="http://schemas.microsoft.com/office/2019/extlst" xmlns:r="http://schemas.openxmlformats.org/officeDocument/2006/relationships" xmlns:m="http://schemas.openxmlformats.org/officeDocument/2006/math" xmlns:v="urn:schemas-microsoft-com:vml" xmlns:wp14="http://schemas.microsoft.com/office/word/2010/wordprocessingDrawing" xmlns:wp="http://schemas.openxmlformats.org/drawingml/2006/wordprocessingDrawing" xmlns:w10="urn:schemas-microsoft-com:office:word" xmlns:w="http://schemas.openxmlformats.org/wordprocessingml/2006/main" xmlns:w14="http://schemas.microsoft.com/office/word/2010/wordml" xmlns:w15="http://schemas.microsoft.com/office/word/2012/wordml" xmlns:w16cex="http://schemas.microsoft.com/office/word/2018/wordml/cex" xmlns:w16cid="http://schemas.microsoft.com/office/word/2016/wordml/cid" xmlns:w16="http://schemas.microsoft.com/office/word/2018/wordml" xmlns:w16du="http://schemas.microsoft.com/office/word/2023/wordml/word16du" xmlns:w16sdtdh="http://schemas.microsoft.com/office/word/2020/wordml/sdtdatahash" xmlns:w16sdtfl="http://schemas.microsoft.com/office/word/2024/wordml/sdtformatlock" xmlns:w16se="http://schemas.microsoft.com/office/word/2015/wordml/symex" xmlns:wpg="http://schemas.microsoft.com/office/word/2010/wordprocessingGroup" xmlns:wpi="http://schemas.microsoft.com/office/word/2010/wordprocessingInk" xmlns:wne="http://schemas.microsoft.com/office/word/2006/wordml" xmlns:wps="http://schemas.microsoft.com/office/word/2010/wordprocessingShape" mc:Ignorable="w14 w15 w16se w16cid w16 w16cex w16sdtdh w16sdtfl w16du wp14">
   <w:abstractNum w:abstractNumId="0" w15:restartNumberingAfterBreak="0">
     <w:nsid w:val="00725248"/>
     <w:multiLevelType w:val="multilevel"/>
@@ -17191,58 +18133,58 @@
       </w:rPr>
     </w:lvl>
   </w:abstractNum>
-  <w:num w:numId="1">
+  <w:num w:numId="1" w16cid:durableId="2099131483">
     <w:abstractNumId w:val="21"/>
   </w:num>
-  <w:num w:numId="2">
+  <w:num w:numId="2" w16cid:durableId="1967619725">
     <w:abstractNumId w:val="12"/>
   </w:num>
-  <w:num w:numId="3">
+  <w:num w:numId="3" w16cid:durableId="2075662956">
     <w:abstractNumId w:val="6"/>
   </w:num>
-  <w:num w:numId="4">
+  <w:num w:numId="4" w16cid:durableId="1299412697">
     <w:abstractNumId w:val="30"/>
   </w:num>
-  <w:num w:numId="5">
+  <w:num w:numId="5" w16cid:durableId="1863783433">
     <w:abstractNumId w:val="26"/>
   </w:num>
-  <w:num w:numId="6">
+  <w:num w:numId="6" w16cid:durableId="353924996">
     <w:abstractNumId w:val="5"/>
   </w:num>
-  <w:num w:numId="7">
+  <w:num w:numId="7" w16cid:durableId="102922174">
     <w:abstractNumId w:val="13"/>
   </w:num>
-  <w:num w:numId="8">
+  <w:num w:numId="8" w16cid:durableId="1582789681">
     <w:abstractNumId w:val="40"/>
   </w:num>
-  <w:num w:numId="9">
+  <w:num w:numId="9" w16cid:durableId="1813907549">
     <w:abstractNumId w:val="7"/>
   </w:num>
-  <w:num w:numId="10">
+  <w:num w:numId="10" w16cid:durableId="872226107">
     <w:abstractNumId w:val="34"/>
   </w:num>
-  <w:num w:numId="11">
+  <w:num w:numId="11" w16cid:durableId="753090967">
     <w:abstractNumId w:val="4"/>
   </w:num>
-  <w:num w:numId="12">
+  <w:num w:numId="12" w16cid:durableId="1551915485">
     <w:abstractNumId w:val="20"/>
   </w:num>
-  <w:num w:numId="13">
+  <w:num w:numId="13" w16cid:durableId="146480700">
     <w:abstractNumId w:val="37"/>
   </w:num>
-  <w:num w:numId="14">
+  <w:num w:numId="14" w16cid:durableId="850143651">
     <w:abstractNumId w:val="22"/>
   </w:num>
-  <w:num w:numId="15">
+  <w:num w:numId="15" w16cid:durableId="681786619">
     <w:abstractNumId w:val="0"/>
   </w:num>
-  <w:num w:numId="16">
+  <w:num w:numId="16" w16cid:durableId="118040107">
     <w:abstractNumId w:val="38"/>
   </w:num>
-  <w:num w:numId="17">
+  <w:num w:numId="17" w16cid:durableId="2044016189">
     <w:abstractNumId w:val="29"/>
   </w:num>
-  <w:num w:numId="18">
+  <w:num w:numId="18" w16cid:durableId="919602777">
     <w:abstractNumId w:val="4"/>
     <w:lvlOverride w:ilvl="0">
       <w:lvl w:ilvl="0">
@@ -17379,86 +18321,86 @@
       </w:lvl>
     </w:lvlOverride>
   </w:num>
-  <w:num w:numId="19">
+  <w:num w:numId="19" w16cid:durableId="1712343597">
     <w:abstractNumId w:val="39"/>
   </w:num>
-  <w:num w:numId="20">
+  <w:num w:numId="20" w16cid:durableId="1703944557">
     <w:abstractNumId w:val="10"/>
   </w:num>
-  <w:num w:numId="21">
+  <w:num w:numId="21" w16cid:durableId="2082212463">
     <w:abstractNumId w:val="2"/>
   </w:num>
-  <w:num w:numId="22">
+  <w:num w:numId="22" w16cid:durableId="1920822284">
     <w:abstractNumId w:val="32"/>
   </w:num>
-  <w:num w:numId="23">
+  <w:num w:numId="23" w16cid:durableId="279411950">
     <w:abstractNumId w:val="31"/>
   </w:num>
-  <w:num w:numId="24">
+  <w:num w:numId="24" w16cid:durableId="473644235">
     <w:abstractNumId w:val="23"/>
   </w:num>
-  <w:num w:numId="25">
+  <w:num w:numId="25" w16cid:durableId="1787965396">
     <w:abstractNumId w:val="11"/>
   </w:num>
-  <w:num w:numId="26">
+  <w:num w:numId="26" w16cid:durableId="541285111">
     <w:abstractNumId w:val="19"/>
   </w:num>
-  <w:num w:numId="27">
+  <w:num w:numId="27" w16cid:durableId="297271579">
     <w:abstractNumId w:val="8"/>
   </w:num>
-  <w:num w:numId="28">
+  <w:num w:numId="28" w16cid:durableId="1696617228">
     <w:abstractNumId w:val="17"/>
   </w:num>
-  <w:num w:numId="29">
+  <w:num w:numId="29" w16cid:durableId="1200626759">
     <w:abstractNumId w:val="41"/>
   </w:num>
-  <w:num w:numId="30">
+  <w:num w:numId="30" w16cid:durableId="1386681795">
     <w:abstractNumId w:val="33"/>
   </w:num>
-  <w:num w:numId="31">
+  <w:num w:numId="31" w16cid:durableId="430856933">
     <w:abstractNumId w:val="25"/>
   </w:num>
-  <w:num w:numId="32">
+  <w:num w:numId="32" w16cid:durableId="1170755960">
     <w:abstractNumId w:val="28"/>
   </w:num>
-  <w:num w:numId="33">
+  <w:num w:numId="33" w16cid:durableId="915939667">
     <w:abstractNumId w:val="14"/>
   </w:num>
-  <w:num w:numId="34">
+  <w:num w:numId="34" w16cid:durableId="1737779900">
     <w:abstractNumId w:val="18"/>
   </w:num>
-  <w:num w:numId="35">
+  <w:num w:numId="35" w16cid:durableId="1007438219">
     <w:abstractNumId w:val="16"/>
   </w:num>
-  <w:num w:numId="36">
+  <w:num w:numId="36" w16cid:durableId="131097253">
     <w:abstractNumId w:val="15"/>
   </w:num>
-  <w:num w:numId="37">
+  <w:num w:numId="37" w16cid:durableId="415202077">
     <w:abstractNumId w:val="35"/>
   </w:num>
-  <w:num w:numId="38">
+  <w:num w:numId="38" w16cid:durableId="1299216922">
     <w:abstractNumId w:val="27"/>
   </w:num>
-  <w:num w:numId="39">
+  <w:num w:numId="39" w16cid:durableId="1338728897">
     <w:abstractNumId w:val="9"/>
   </w:num>
-  <w:num w:numId="40">
+  <w:num w:numId="40" w16cid:durableId="1476293368">
     <w:abstractNumId w:val="36"/>
   </w:num>
-  <w:num w:numId="41">
+  <w:num w:numId="41" w16cid:durableId="112210579">
     <w:abstractNumId w:val="1"/>
   </w:num>
-  <w:num w:numId="42">
+  <w:num w:numId="42" w16cid:durableId="1192110664">
     <w:abstractNumId w:val="3"/>
   </w:num>
-  <w:num w:numId="43">
+  <w:num w:numId="43" w16cid:durableId="2138571426">
     <w:abstractNumId w:val="24"/>
   </w:num>
 </w:numbering>
 </file>
 
 <file path=word/styles.xml><?xml version="1.0" encoding="utf-8"?>
-<w:styles xmlns:mc="http://schemas.openxmlformats.org/markup-compatibility/2006" xmlns:r="http://schemas.openxmlformats.org/officeDocument/2006/relationships" xmlns:w="http://schemas.openxmlformats.org/wordprocessingml/2006/main" xmlns:w14="http://schemas.microsoft.com/office/word/2010/wordml" xmlns:w15="http://schemas.microsoft.com/office/word/2012/wordml" xmlns:w16cex="http://schemas.microsoft.com/office/word/2018/wordml/cex" xmlns:w16cid="http://schemas.microsoft.com/office/word/2016/wordml/cid" xmlns:w16="http://schemas.microsoft.com/office/word/2018/wordml" xmlns:w16sdtdh="http://schemas.microsoft.com/office/word/2020/wordml/sdtdatahash" xmlns:w16se="http://schemas.microsoft.com/office/word/2015/wordml/symex" mc:Ignorable="w14 w15 w16se w16cid w16 w16cex w16sdtdh">
+<w:styles xmlns:mc="http://schemas.openxmlformats.org/markup-compatibility/2006" xmlns:r="http://schemas.openxmlformats.org/officeDocument/2006/relationships" xmlns:w="http://schemas.openxmlformats.org/wordprocessingml/2006/main" xmlns:w14="http://schemas.microsoft.com/office/word/2010/wordml" xmlns:w15="http://schemas.microsoft.com/office/word/2012/wordml" xmlns:w16cex="http://schemas.microsoft.com/office/word/2018/wordml/cex" xmlns:w16cid="http://schemas.microsoft.com/office/word/2016/wordml/cid" xmlns:w16="http://schemas.microsoft.com/office/word/2018/wordml" xmlns:w16du="http://schemas.microsoft.com/office/word/2023/wordml/word16du" xmlns:w16sdtdh="http://schemas.microsoft.com/office/word/2020/wordml/sdtdatahash" xmlns:w16sdtfl="http://schemas.microsoft.com/office/word/2024/wordml/sdtformatlock" xmlns:w16se="http://schemas.microsoft.com/office/word/2015/wordml/symex" mc:Ignorable="w14 w15 w16se w16cid w16 w16cex w16sdtdh w16sdtfl w16du">
   <w:docDefaults>
     <w:rPrDefault>
       <w:rPr>
